--- a/templates/modul-ajar-sma-v1.docx
+++ b/templates/modul-ajar-sma-v1.docx
@@ -1603,50 +1603,6 @@
             <w:vAlign w:val="center"/>
           </w:tcPr>
           <w:p>
-            <w:pPr/>
-            <w:r>
-              <w:rPr/>
-              <w:t xml:space="preserve">{{Topik_Pembelajaran}}</w:t>
-            </w:r>
-          </w:p>
-        </w:tc>
-        <w:tc>
-          <w:tcPr>
-            <w:gridSpan w:val="8"/>
-          </w:tcPr>
-          <w:p>
-            <w:pPr>
-              <w:spacing w:after="0" w:line="240" w:lineRule="auto"/>
-              <w:rPr>
-                <w:rFonts w:ascii="Times New Roman" w:cs="Times New Roman" w:eastAsia="Times New Roman" w:hAnsi="Times New Roman"/>
-                <w:sz w:val="24"/>
-                <w:szCs w:val="24"/>
-              </w:rPr>
-            </w:pPr>
-            <w:r>
-              <w:rPr>
-                <w:rFonts w:ascii="Times New Roman" w:cs="Times New Roman" w:eastAsia="Times New Roman" w:hAnsi="Times New Roman"/>
-                <w:sz w:val="24"/>
-                <w:szCs w:val="24"/>
-                <w:rtl w:val="0"/>
-              </w:rPr>
-              <w:t xml:space="preserve">Discovering Wonderful Places in Indonesia through Descriptive Text</w:t>
-            </w:r>
-          </w:p>
-        </w:tc>
-      </w:tr>
-      <w:tr>
-        <w:trPr>
-          <w:cantSplit w:val="0"/>
-          <w:tblHeader w:val="0"/>
-        </w:trPr>
-        <w:tc>
-          <w:tcPr>
-            <w:vMerge w:val="continue"/>
-            <w:shd w:fill="c5e0b3" w:val="clear"/>
-            <w:vAlign w:val="center"/>
-          </w:tcPr>
-          <w:p>
             <w:pPr>
               <w:keepNext w:val="0"/>
               <w:keepLines w:val="0"/>
@@ -1665,27 +1621,6 @@
               <w:jc w:val="left"/>
               <w:rPr>
                 <w:rFonts w:ascii="Times New Roman" w:cs="Times New Roman" w:eastAsia="Times New Roman" w:hAnsi="Times New Roman"/>
-                <w:sz w:val="24"/>
-                <w:szCs w:val="24"/>
-              </w:rPr>
-            </w:pPr>
-            <w:r>
-              <w:rPr>
-                <w:rtl w:val="0"/>
-              </w:rPr>
-            </w:r>
-          </w:p>
-        </w:tc>
-        <w:tc>
-          <w:tcPr>
-            <w:gridSpan w:val="8"/>
-            <w:shd w:fill="c5e0b3" w:val="clear"/>
-          </w:tcPr>
-          <w:p>
-            <w:pPr>
-              <w:spacing w:after="0" w:line="240" w:lineRule="auto"/>
-              <w:rPr>
-                <w:rFonts w:ascii="Times New Roman" w:cs="Times New Roman" w:eastAsia="Times New Roman" w:hAnsi="Times New Roman"/>
                 <w:b w:val="1"/>
                 <w:bCs w:val="1"/>
                 <w:sz w:val="24"/>
@@ -1694,66 +1629,8 @@
             </w:pPr>
             <w:r>
               <w:rPr>
-                <w:rFonts w:ascii="Times New Roman" w:cs="Times New Roman" w:eastAsia="Times New Roman" w:hAnsi="Times New Roman"/>
-                <w:b w:val="1"/>
-                <w:bCs w:val="1"/>
-                <w:sz w:val="24"/>
-                <w:szCs w:val="24"/>
                 <w:rtl w:val="0"/>
               </w:rPr>
-              <w:t xml:space="preserve">Praktik Pedagogis</w:t>
-            </w:r>
-          </w:p>
-        </w:tc>
-      </w:tr>
-      <w:tr>
-        <w:trPr>
-          <w:cantSplit w:val="0"/>
-          <w:tblHeader w:val="0"/>
-        </w:trPr>
-        <w:tc>
-          <w:tcPr>
-            <w:vMerge w:val="continue"/>
-            <w:shd w:fill="c5e0b3" w:val="clear"/>
-            <w:vAlign w:val="center"/>
-          </w:tcPr>
-          <w:p>
-            <w:pPr/>
-            <w:r>
-              <w:rPr>
-                <w:b/>
-              </w:rPr>
-              <w:t xml:space="preserve">Model Pembelajaran: </w:t>
-            </w:r>
-            <w:r>
-              <w:rPr/>
-              <w:t xml:space="preserve">{{Model_Pembelajaran}}</w:t>
-            </w:r>
-          </w:p>
-          <w:p>
-            <w:pPr/>
-            <w:r>
-              <w:rPr>
-                <w:b/>
-              </w:rPr>
-              <w:t xml:space="preserve">Strategi Pembelajaran: </w:t>
-            </w:r>
-            <w:r>
-              <w:rPr/>
-              <w:t xml:space="preserve">{{Strategi}}</w:t>
-            </w:r>
-          </w:p>
-          <w:p>
-            <w:pPr/>
-            <w:r>
-              <w:rPr>
-                <w:b/>
-              </w:rPr>
-              <w:t xml:space="preserve">Metode Pembelajaran: </w:t>
-            </w:r>
-            <w:r>
-              <w:rPr/>
-              <w:t xml:space="preserve">{{Metode}}</w:t>
             </w:r>
           </w:p>
         </w:tc>
@@ -1762,265 +1639,10 @@
             <w:gridSpan w:val="8"/>
           </w:tcPr>
           <w:p>
-            <w:pPr>
-              <w:keepNext w:val="0"/>
-              <w:keepLines w:val="0"/>
-              <w:pageBreakBefore w:val="0"/>
-              <w:widowControl w:val="1"/>
-              <w:numPr>
-                <w:ilvl w:val="0"/>
-                <w:numId w:val="35"/>
-              </w:numPr>
-              <w:pBdr>
-                <w:top w:space="0" w:sz="0" w:val="nil"/>
-                <w:left w:space="0" w:sz="0" w:val="nil"/>
-                <w:bottom w:space="0" w:sz="0" w:val="nil"/>
-                <w:right w:space="0" w:sz="0" w:val="nil"/>
-                <w:between w:space="0" w:sz="0" w:val="nil"/>
-              </w:pBdr>
-              <w:shd w:fill="auto" w:val="clear"/>
-              <w:spacing w:after="0" w:before="0" w:line="276" w:lineRule="auto"/>
-              <w:ind w:left="360" w:right="0" w:hanging="360"/>
-              <w:jc w:val="left"/>
-              <w:rPr>
-                <w:rFonts w:ascii="Times New Roman" w:cs="Times New Roman" w:eastAsia="Times New Roman" w:hAnsi="Times New Roman"/>
-                <w:b w:val="0"/>
-                <w:bCs w:val="0"/>
-                <w:i w:val="0"/>
-                <w:iCs w:val="0"/>
-                <w:smallCaps w:val="0"/>
-                <w:strike w:val="0"/>
-                <w:color w:val="000000"/>
-                <w:sz w:val="24"/>
-                <w:szCs w:val="24"/>
-                <w:u w:val="none"/>
-                <w:shd w:fill="auto" w:val="clear"/>
-                <w:vertAlign w:val="baseline"/>
-              </w:rPr>
-            </w:pPr>
-            <w:r>
-              <w:rPr>
-                <w:rFonts w:ascii="Times New Roman" w:cs="Times New Roman" w:eastAsia="Times New Roman" w:hAnsi="Times New Roman"/>
-                <w:b w:val="1"/>
-                <w:bCs w:val="1"/>
-                <w:i w:val="0"/>
-                <w:iCs w:val="0"/>
-                <w:smallCaps w:val="0"/>
-                <w:strike w:val="0"/>
-                <w:color w:val="000000"/>
-                <w:sz w:val="24"/>
-                <w:szCs w:val="24"/>
-                <w:u w:val="none"/>
-                <w:shd w:fill="auto" w:val="clear"/>
-                <w:vertAlign w:val="baseline"/>
-                <w:rtl w:val="0"/>
-              </w:rPr>
-              <w:t xml:space="preserve">Model Pembelajaran: </w:t>
-            </w:r>
-            <w:r>
-              <w:rPr>
-                <w:rFonts w:ascii="Times New Roman" w:cs="Times New Roman" w:eastAsia="Times New Roman" w:hAnsi="Times New Roman"/>
-                <w:b w:val="0"/>
-                <w:bCs w:val="0"/>
-                <w:i w:val="0"/>
-                <w:iCs w:val="0"/>
-                <w:smallCaps w:val="0"/>
-                <w:strike w:val="0"/>
-                <w:color w:val="000000"/>
-                <w:sz w:val="24"/>
-                <w:szCs w:val="24"/>
-                <w:u w:val="none"/>
-                <w:shd w:fill="auto" w:val="clear"/>
-                <w:vertAlign w:val="baseline"/>
-                <w:rtl w:val="0"/>
-              </w:rPr>
-              <w:t xml:space="preserve">Genre-Based Learning berbasis Deep Learning</w:t>
-            </w:r>
-            <w:r>
-              <w:rPr>
-                <w:rFonts w:ascii="Times New Roman" w:cs="Times New Roman" w:eastAsia="Times New Roman" w:hAnsi="Times New Roman"/>
-                <w:b w:val="1"/>
-                <w:bCs w:val="1"/>
-                <w:i w:val="0"/>
-                <w:iCs w:val="0"/>
-                <w:smallCaps w:val="0"/>
-                <w:strike w:val="0"/>
-                <w:color w:val="000000"/>
-                <w:sz w:val="24"/>
-                <w:szCs w:val="24"/>
-                <w:u w:val="none"/>
-                <w:shd w:fill="auto" w:val="clear"/>
-                <w:vertAlign w:val="baseline"/>
-                <w:rtl w:val="0"/>
-              </w:rPr>
-              <w:t xml:space="preserve"> </w:t>
-            </w:r>
-            <w:r>
-              <w:rPr>
-                <w:rtl w:val="0"/>
-              </w:rPr>
-            </w:r>
-          </w:p>
-          <w:p>
-            <w:pPr>
-              <w:keepNext w:val="0"/>
-              <w:keepLines w:val="0"/>
-              <w:pageBreakBefore w:val="0"/>
-              <w:widowControl w:val="1"/>
-              <w:numPr>
-                <w:ilvl w:val="0"/>
-                <w:numId w:val="35"/>
-              </w:numPr>
-              <w:pBdr>
-                <w:top w:space="0" w:sz="0" w:val="nil"/>
-                <w:left w:space="0" w:sz="0" w:val="nil"/>
-                <w:bottom w:space="0" w:sz="0" w:val="nil"/>
-                <w:right w:space="0" w:sz="0" w:val="nil"/>
-                <w:between w:space="0" w:sz="0" w:val="nil"/>
-              </w:pBdr>
-              <w:shd w:fill="auto" w:val="clear"/>
-              <w:spacing w:after="0" w:before="0" w:line="276" w:lineRule="auto"/>
-              <w:ind w:left="360" w:right="0" w:hanging="360"/>
-              <w:jc w:val="left"/>
-              <w:rPr>
-                <w:rFonts w:ascii="Times New Roman" w:cs="Times New Roman" w:eastAsia="Times New Roman" w:hAnsi="Times New Roman"/>
-                <w:b w:val="1"/>
-                <w:bCs w:val="1"/>
-                <w:i w:val="0"/>
-                <w:iCs w:val="0"/>
-                <w:smallCaps w:val="0"/>
-                <w:strike w:val="0"/>
-                <w:color w:val="000000"/>
-                <w:sz w:val="24"/>
-                <w:szCs w:val="24"/>
-                <w:u w:val="none"/>
-                <w:shd w:fill="auto" w:val="clear"/>
-                <w:vertAlign w:val="baseline"/>
-              </w:rPr>
-            </w:pPr>
-            <w:r>
-              <w:rPr>
-                <w:rFonts w:ascii="Times New Roman" w:cs="Times New Roman" w:eastAsia="Times New Roman" w:hAnsi="Times New Roman"/>
-                <w:b w:val="1"/>
-                <w:bCs w:val="1"/>
-                <w:i w:val="0"/>
-                <w:iCs w:val="0"/>
-                <w:smallCaps w:val="0"/>
-                <w:strike w:val="0"/>
-                <w:color w:val="000000"/>
-                <w:sz w:val="24"/>
-                <w:szCs w:val="24"/>
-                <w:u w:val="none"/>
-                <w:shd w:fill="auto" w:val="clear"/>
-                <w:vertAlign w:val="baseline"/>
-                <w:rtl w:val="0"/>
-              </w:rPr>
-              <w:t xml:space="preserve">Strategi Pembelajaran: </w:t>
-            </w:r>
-            <w:r>
-              <w:rPr>
-                <w:rFonts w:ascii="Times New Roman" w:cs="Times New Roman" w:eastAsia="Times New Roman" w:hAnsi="Times New Roman"/>
-                <w:b w:val="0"/>
-                <w:bCs w:val="0"/>
-                <w:i w:val="0"/>
-                <w:iCs w:val="0"/>
-                <w:smallCaps w:val="0"/>
-                <w:strike w:val="0"/>
-                <w:color w:val="000000"/>
-                <w:sz w:val="24"/>
-                <w:szCs w:val="24"/>
-                <w:u w:val="none"/>
-                <w:shd w:fill="auto" w:val="clear"/>
-                <w:vertAlign w:val="baseline"/>
-                <w:rtl w:val="0"/>
-              </w:rPr>
-              <w:t xml:space="preserve">Collaborative Learning</w:t>
-            </w:r>
-            <w:r>
-              <w:rPr>
-                <w:rtl w:val="0"/>
-              </w:rPr>
-            </w:r>
-          </w:p>
-          <w:p>
-            <w:pPr>
-              <w:keepNext w:val="0"/>
-              <w:keepLines w:val="0"/>
-              <w:pageBreakBefore w:val="0"/>
-              <w:widowControl w:val="1"/>
-              <w:numPr>
-                <w:ilvl w:val="0"/>
-                <w:numId w:val="35"/>
-              </w:numPr>
-              <w:pBdr>
-                <w:top w:space="0" w:sz="0" w:val="nil"/>
-                <w:left w:space="0" w:sz="0" w:val="nil"/>
-                <w:bottom w:space="0" w:sz="0" w:val="nil"/>
-                <w:right w:space="0" w:sz="0" w:val="nil"/>
-                <w:between w:space="0" w:sz="0" w:val="nil"/>
-              </w:pBdr>
-              <w:shd w:fill="auto" w:val="clear"/>
-              <w:spacing w:after="0" w:before="0" w:line="276" w:lineRule="auto"/>
-              <w:ind w:left="360" w:right="0" w:hanging="360"/>
-              <w:jc w:val="left"/>
-              <w:rPr>
-                <w:rFonts w:ascii="Times New Roman" w:cs="Times New Roman" w:eastAsia="Times New Roman" w:hAnsi="Times New Roman"/>
-                <w:b w:val="1"/>
-                <w:bCs w:val="1"/>
-                <w:i w:val="0"/>
-                <w:iCs w:val="0"/>
-                <w:smallCaps w:val="0"/>
-                <w:strike w:val="0"/>
-                <w:color w:val="000000"/>
-                <w:sz w:val="24"/>
-                <w:szCs w:val="24"/>
-                <w:u w:val="none"/>
-                <w:shd w:fill="auto" w:val="clear"/>
-                <w:vertAlign w:val="baseline"/>
-              </w:rPr>
-            </w:pPr>
-            <w:r>
-              <w:rPr>
-                <w:rFonts w:ascii="Times New Roman" w:cs="Times New Roman" w:eastAsia="Times New Roman" w:hAnsi="Times New Roman"/>
-                <w:b w:val="1"/>
-                <w:bCs w:val="1"/>
-                <w:i w:val="0"/>
-                <w:iCs w:val="0"/>
-                <w:smallCaps w:val="0"/>
-                <w:strike w:val="0"/>
-                <w:color w:val="000000"/>
-                <w:sz w:val="24"/>
-                <w:szCs w:val="24"/>
-                <w:u w:val="none"/>
-                <w:shd w:fill="auto" w:val="clear"/>
-                <w:vertAlign w:val="baseline"/>
-                <w:rtl w:val="0"/>
-              </w:rPr>
-              <w:t xml:space="preserve">Metode Pembelajaran: </w:t>
-            </w:r>
-            <w:r>
-              <w:rPr>
-                <w:rFonts w:ascii="Times New Roman" w:cs="Times New Roman" w:eastAsia="Times New Roman" w:hAnsi="Times New Roman"/>
-                <w:b w:val="0"/>
-                <w:bCs w:val="0"/>
-                <w:i w:val="0"/>
-                <w:iCs w:val="0"/>
-                <w:smallCaps w:val="0"/>
-                <w:strike w:val="0"/>
-                <w:color w:val="000000"/>
-                <w:sz w:val="24"/>
-                <w:szCs w:val="24"/>
-                <w:u w:val="none"/>
-                <w:shd w:fill="auto" w:val="clear"/>
-                <w:vertAlign w:val="baseline"/>
-                <w:rtl w:val="0"/>
-              </w:rPr>
-              <w:t xml:space="preserve">Discussion, Presentation, Gallery Walk, Think Pair Share</w:t>
-            </w:r>
-            <w:r>
-              <w:rPr>
-                <w:rtl w:val="0"/>
-              </w:rPr>
+            <w:pPr/>
+            <w:r>
+              <w:rPr/>
+              <w:t xml:space="preserve">{{Topik_Pembelajaran}}</w:t>
             </w:r>
           </w:p>
         </w:tc>
@@ -2055,18 +1677,8 @@
               <w:jc w:val="left"/>
               <w:rPr>
                 <w:rFonts w:ascii="Times New Roman" w:cs="Times New Roman" w:eastAsia="Times New Roman" w:hAnsi="Times New Roman"/>
-                <w:b w:val="1"/>
-                <w:bCs w:val="1"/>
-                <w:i w:val="0"/>
-                <w:iCs w:val="0"/>
-                <w:smallCaps w:val="0"/>
-                <w:strike w:val="0"/>
-                <w:color w:val="000000"/>
-                <w:sz w:val="24"/>
-                <w:szCs w:val="24"/>
-                <w:u w:val="none"/>
-                <w:shd w:fill="auto" w:val="clear"/>
-                <w:vertAlign w:val="baseline"/>
+                <w:sz w:val="24"/>
+                <w:szCs w:val="24"/>
               </w:rPr>
             </w:pPr>
             <w:r>
@@ -2101,324 +1713,7 @@
                 <w:szCs w:val="24"/>
                 <w:rtl w:val="0"/>
               </w:rPr>
-              <w:t xml:space="preserve">Kemitraan Pembelajaran</w:t>
-            </w:r>
-          </w:p>
-        </w:tc>
-      </w:tr>
-      <w:tr>
-        <w:trPr>
-          <w:cantSplit w:val="0"/>
-          <w:tblHeader w:val="0"/>
-        </w:trPr>
-        <w:tc>
-          <w:tcPr>
-            <w:vMerge w:val="continue"/>
-            <w:shd w:fill="c5e0b3" w:val="clear"/>
-            <w:vAlign w:val="center"/>
-          </w:tcPr>
-          <w:p>
-            <w:pPr/>
-            <w:r>
-              <w:rPr/>
-              <w:t xml:space="preserve">{{Kemitraan}}</w:t>
-            </w:r>
-          </w:p>
-        </w:tc>
-        <w:tc>
-          <w:tcPr>
-            <w:gridSpan w:val="8"/>
-          </w:tcPr>
-          <w:p>
-            <w:pPr>
-              <w:keepNext w:val="0"/>
-              <w:keepLines w:val="0"/>
-              <w:pageBreakBefore w:val="0"/>
-              <w:widowControl w:val="1"/>
-              <w:numPr>
-                <w:ilvl w:val="0"/>
-                <w:numId w:val="35"/>
-              </w:numPr>
-              <w:pBdr>
-                <w:top w:space="0" w:sz="0" w:val="nil"/>
-                <w:left w:space="0" w:sz="0" w:val="nil"/>
-                <w:bottom w:space="0" w:sz="0" w:val="nil"/>
-                <w:right w:space="0" w:sz="0" w:val="nil"/>
-                <w:between w:space="0" w:sz="0" w:val="nil"/>
-              </w:pBdr>
-              <w:shd w:fill="auto" w:val="clear"/>
-              <w:spacing w:after="0" w:before="0" w:line="240" w:lineRule="auto"/>
-              <w:ind w:left="360" w:right="0" w:hanging="360"/>
-              <w:jc w:val="left"/>
-              <w:rPr>
-                <w:rFonts w:ascii="Times New Roman" w:cs="Times New Roman" w:eastAsia="Times New Roman" w:hAnsi="Times New Roman"/>
-                <w:b w:val="0"/>
-                <w:bCs w:val="0"/>
-                <w:i w:val="0"/>
-                <w:iCs w:val="0"/>
-                <w:smallCaps w:val="0"/>
-                <w:strike w:val="0"/>
-                <w:color w:val="000000"/>
-                <w:sz w:val="24"/>
-                <w:szCs w:val="24"/>
-                <w:u w:val="none"/>
-                <w:shd w:fill="auto" w:val="clear"/>
-                <w:vertAlign w:val="baseline"/>
-              </w:rPr>
-            </w:pPr>
-            <w:r>
-              <w:rPr>
-                <w:rFonts w:ascii="Times New Roman" w:cs="Times New Roman" w:eastAsia="Times New Roman" w:hAnsi="Times New Roman"/>
-                <w:b w:val="0"/>
-                <w:bCs w:val="0"/>
-                <w:i w:val="0"/>
-                <w:iCs w:val="0"/>
-                <w:smallCaps w:val="0"/>
-                <w:strike w:val="0"/>
-                <w:color w:val="000000"/>
-                <w:sz w:val="24"/>
-                <w:szCs w:val="24"/>
-                <w:u w:val="none"/>
-                <w:shd w:fill="auto" w:val="clear"/>
-                <w:vertAlign w:val="baseline"/>
-                <w:rtl w:val="0"/>
-              </w:rPr>
-              <w:t xml:space="preserve">Murid–Murid </w:t>
-            </w:r>
-          </w:p>
-          <w:p>
-            <w:pPr>
-              <w:keepNext w:val="0"/>
-              <w:keepLines w:val="0"/>
-              <w:pageBreakBefore w:val="0"/>
-              <w:widowControl w:val="1"/>
-              <w:numPr>
-                <w:ilvl w:val="0"/>
-                <w:numId w:val="35"/>
-              </w:numPr>
-              <w:pBdr>
-                <w:top w:space="0" w:sz="0" w:val="nil"/>
-                <w:left w:space="0" w:sz="0" w:val="nil"/>
-                <w:bottom w:space="0" w:sz="0" w:val="nil"/>
-                <w:right w:space="0" w:sz="0" w:val="nil"/>
-                <w:between w:space="0" w:sz="0" w:val="nil"/>
-              </w:pBdr>
-              <w:shd w:fill="auto" w:val="clear"/>
-              <w:spacing w:after="0" w:before="0" w:line="240" w:lineRule="auto"/>
-              <w:ind w:left="360" w:right="0" w:hanging="360"/>
-              <w:jc w:val="left"/>
-              <w:rPr>
-                <w:rFonts w:ascii="Times New Roman" w:cs="Times New Roman" w:eastAsia="Times New Roman" w:hAnsi="Times New Roman"/>
-                <w:b w:val="0"/>
-                <w:bCs w:val="0"/>
-                <w:i w:val="0"/>
-                <w:iCs w:val="0"/>
-                <w:smallCaps w:val="0"/>
-                <w:strike w:val="0"/>
-                <w:color w:val="000000"/>
-                <w:sz w:val="24"/>
-                <w:szCs w:val="24"/>
-                <w:u w:val="none"/>
-                <w:shd w:fill="auto" w:val="clear"/>
-                <w:vertAlign w:val="baseline"/>
-              </w:rPr>
-            </w:pPr>
-            <w:r>
-              <w:rPr>
-                <w:rFonts w:ascii="Times New Roman" w:cs="Times New Roman" w:eastAsia="Times New Roman" w:hAnsi="Times New Roman"/>
-                <w:b w:val="0"/>
-                <w:bCs w:val="0"/>
-                <w:i w:val="0"/>
-                <w:iCs w:val="0"/>
-                <w:smallCaps w:val="0"/>
-                <w:strike w:val="0"/>
-                <w:color w:val="000000"/>
-                <w:sz w:val="24"/>
-                <w:szCs w:val="24"/>
-                <w:u w:val="none"/>
-                <w:shd w:fill="auto" w:val="clear"/>
-                <w:vertAlign w:val="baseline"/>
-                <w:rtl w:val="0"/>
-              </w:rPr>
-              <w:t xml:space="preserve">Murid–</w:t>
-            </w:r>
-            <w:sdt>
-              <w:sdtPr>
-                <w:id w:val="-389174572"/>
-                <w:tag w:val="goog_rdk_4"/>
-              </w:sdtPr>
-              <w:sdtContent/>
-            </w:sdt>
-            <w:r>
-              <w:rPr>
-                <w:rFonts w:ascii="Times New Roman" w:cs="Times New Roman" w:eastAsia="Times New Roman" w:hAnsi="Times New Roman"/>
-                <w:b w:val="0"/>
-                <w:bCs w:val="0"/>
-                <w:i w:val="0"/>
-                <w:iCs w:val="0"/>
-                <w:smallCaps w:val="0"/>
-                <w:strike w:val="0"/>
-                <w:color w:val="000000"/>
-                <w:sz w:val="24"/>
-                <w:szCs w:val="24"/>
-                <w:u w:val="none"/>
-                <w:shd w:fill="auto" w:val="clear"/>
-                <w:vertAlign w:val="baseline"/>
-                <w:rtl w:val="0"/>
-              </w:rPr>
-              <w:t xml:space="preserve">Guru </w:t>
-            </w:r>
-            <w:r/>
-            <w:r>
-              <w:rPr>
-                <w:rtl w:val="0"/>
-              </w:rPr>
-            </w:r>
-          </w:p>
-          <w:p>
-            <w:pPr>
-              <w:keepNext w:val="0"/>
-              <w:keepLines w:val="0"/>
-              <w:pageBreakBefore w:val="0"/>
-              <w:widowControl w:val="1"/>
-              <w:numPr>
-                <w:ilvl w:val="0"/>
-                <w:numId w:val="35"/>
-              </w:numPr>
-              <w:pBdr>
-                <w:top w:space="0" w:sz="0" w:val="nil"/>
-                <w:left w:space="0" w:sz="0" w:val="nil"/>
-                <w:bottom w:space="0" w:sz="0" w:val="nil"/>
-                <w:right w:space="0" w:sz="0" w:val="nil"/>
-                <w:between w:space="0" w:sz="0" w:val="nil"/>
-              </w:pBdr>
-              <w:shd w:fill="auto" w:val="clear"/>
-              <w:spacing w:after="0" w:before="0" w:line="240" w:lineRule="auto"/>
-              <w:ind w:left="360" w:right="0" w:hanging="360"/>
-              <w:jc w:val="left"/>
-              <w:rPr>
-                <w:rFonts w:ascii="Times New Roman" w:cs="Times New Roman" w:eastAsia="Times New Roman" w:hAnsi="Times New Roman"/>
-                <w:b w:val="0"/>
-                <w:bCs w:val="0"/>
-                <w:i w:val="0"/>
-                <w:iCs w:val="0"/>
-                <w:smallCaps w:val="0"/>
-                <w:strike w:val="0"/>
-                <w:color w:val="000000"/>
-                <w:sz w:val="24"/>
-                <w:szCs w:val="24"/>
-                <w:u w:val="none"/>
-                <w:shd w:fill="auto" w:val="clear"/>
-                <w:vertAlign w:val="baseline"/>
-              </w:rPr>
-            </w:pPr>
-            <w:r>
-              <w:rPr>
-                <w:rFonts w:ascii="Times New Roman" w:cs="Times New Roman" w:eastAsia="Times New Roman" w:hAnsi="Times New Roman"/>
-                <w:b w:val="0"/>
-                <w:bCs w:val="0"/>
-                <w:i w:val="0"/>
-                <w:iCs w:val="0"/>
-                <w:smallCaps w:val="0"/>
-                <w:strike w:val="0"/>
-                <w:color w:val="000000"/>
-                <w:sz w:val="24"/>
-                <w:szCs w:val="24"/>
-                <w:u w:val="none"/>
-                <w:shd w:fill="auto" w:val="clear"/>
-                <w:vertAlign w:val="baseline"/>
-                <w:rtl w:val="0"/>
-              </w:rPr>
-              <w:t xml:space="preserve">Murid–</w:t>
-            </w:r>
-            <w:sdt>
-              <w:sdtPr>
-                <w:id w:val="2054629304"/>
-                <w:tag w:val="goog_rdk_5"/>
-              </w:sdtPr>
-              <w:sdtContent/>
-            </w:sdt>
-            <w:r>
-              <w:rPr>
-                <w:rFonts w:ascii="Times New Roman" w:cs="Times New Roman" w:eastAsia="Times New Roman" w:hAnsi="Times New Roman"/>
-                <w:b w:val="0"/>
-                <w:bCs w:val="0"/>
-                <w:i w:val="0"/>
-                <w:iCs w:val="0"/>
-                <w:smallCaps w:val="0"/>
-                <w:strike w:val="0"/>
-                <w:color w:val="000000"/>
-                <w:sz w:val="24"/>
-                <w:szCs w:val="24"/>
-                <w:u w:val="none"/>
-                <w:shd w:fill="auto" w:val="clear"/>
-                <w:vertAlign w:val="baseline"/>
-                <w:rtl w:val="0"/>
-              </w:rPr>
-              <w:t xml:space="preserve">Lingkungan sekitar </w:t>
-            </w:r>
-            <w:r/>
-            <w:r>
-              <w:rPr>
-                <w:rtl w:val="0"/>
-              </w:rPr>
-            </w:r>
-          </w:p>
-          <w:p>
-            <w:pPr>
-              <w:keepNext w:val="0"/>
-              <w:keepLines w:val="0"/>
-              <w:pageBreakBefore w:val="0"/>
-              <w:widowControl w:val="1"/>
-              <w:numPr>
-                <w:ilvl w:val="0"/>
-                <w:numId w:val="35"/>
-              </w:numPr>
-              <w:pBdr>
-                <w:top w:space="0" w:sz="0" w:val="nil"/>
-                <w:left w:space="0" w:sz="0" w:val="nil"/>
-                <w:bottom w:space="0" w:sz="0" w:val="nil"/>
-                <w:right w:space="0" w:sz="0" w:val="nil"/>
-                <w:between w:space="0" w:sz="0" w:val="nil"/>
-              </w:pBdr>
-              <w:shd w:fill="auto" w:val="clear"/>
-              <w:spacing w:after="0" w:before="0" w:line="240" w:lineRule="auto"/>
-              <w:ind w:left="360" w:right="0" w:hanging="360"/>
-              <w:jc w:val="left"/>
-              <w:rPr>
-                <w:rFonts w:ascii="Times New Roman" w:cs="Times New Roman" w:eastAsia="Times New Roman" w:hAnsi="Times New Roman"/>
-                <w:b w:val="0"/>
-                <w:bCs w:val="0"/>
-                <w:i w:val="0"/>
-                <w:iCs w:val="0"/>
-                <w:smallCaps w:val="0"/>
-                <w:strike w:val="0"/>
-                <w:color w:val="000000"/>
-                <w:sz w:val="24"/>
-                <w:szCs w:val="24"/>
-                <w:u w:val="none"/>
-                <w:shd w:fill="auto" w:val="clear"/>
-                <w:vertAlign w:val="baseline"/>
-              </w:rPr>
-            </w:pPr>
-            <w:r>
-              <w:rPr>
-                <w:rFonts w:ascii="Times New Roman" w:cs="Times New Roman" w:eastAsia="Times New Roman" w:hAnsi="Times New Roman"/>
-                <w:b w:val="0"/>
-                <w:bCs w:val="0"/>
-                <w:i w:val="0"/>
-                <w:iCs w:val="0"/>
-                <w:smallCaps w:val="0"/>
-                <w:strike w:val="0"/>
-                <w:color w:val="000000"/>
-                <w:sz w:val="24"/>
-                <w:szCs w:val="24"/>
-                <w:u w:val="none"/>
-                <w:shd w:fill="auto" w:val="clear"/>
-                <w:vertAlign w:val="baseline"/>
-                <w:rtl w:val="0"/>
-              </w:rPr>
-              <w:t xml:space="preserve">Orang tua (penguatan melalui tugas rumah sederhana)</w:t>
+              <w:t xml:space="preserve">Praktik Pedagogis</w:t>
             </w:r>
           </w:p>
         </w:tc>
@@ -2453,86 +1748,16 @@
               <w:jc w:val="left"/>
               <w:rPr>
                 <w:rFonts w:ascii="Times New Roman" w:cs="Times New Roman" w:eastAsia="Times New Roman" w:hAnsi="Times New Roman"/>
-                <w:b w:val="0"/>
-                <w:bCs w:val="0"/>
-                <w:i w:val="0"/>
-                <w:iCs w:val="0"/>
-                <w:smallCaps w:val="0"/>
-                <w:strike w:val="0"/>
-                <w:color w:val="000000"/>
-                <w:sz w:val="24"/>
-                <w:szCs w:val="24"/>
-                <w:u w:val="none"/>
-                <w:shd w:fill="auto" w:val="clear"/>
-                <w:vertAlign w:val="baseline"/>
-              </w:rPr>
-            </w:pPr>
-            <w:r>
-              <w:rPr>
-                <w:rtl w:val="0"/>
-              </w:rPr>
-            </w:r>
-          </w:p>
-        </w:tc>
-        <w:tc>
-          <w:tcPr>
-            <w:gridSpan w:val="8"/>
-            <w:shd w:fill="c5e0b3" w:val="clear"/>
-          </w:tcPr>
-          <w:p>
-            <w:pPr>
-              <w:spacing w:after="0" w:line="240" w:lineRule="auto"/>
-              <w:rPr>
-                <w:rFonts w:ascii="Times New Roman" w:cs="Times New Roman" w:eastAsia="Times New Roman" w:hAnsi="Times New Roman"/>
                 <w:b w:val="1"/>
                 <w:bCs w:val="1"/>
                 <w:sz w:val="24"/>
                 <w:szCs w:val="24"/>
               </w:rPr>
             </w:pPr>
-            <w:sdt>
-              <w:sdtPr>
-                <w:id w:val="647028393"/>
-                <w:tag w:val="goog_rdk_6"/>
-              </w:sdtPr>
-              <w:sdtContent/>
-            </w:sdt>
-            <w:r>
-              <w:rPr>
-                <w:rFonts w:ascii="Times New Roman" w:cs="Times New Roman" w:eastAsia="Times New Roman" w:hAnsi="Times New Roman"/>
-                <w:b w:val="1"/>
-                <w:bCs w:val="1"/>
-                <w:sz w:val="24"/>
-                <w:szCs w:val="24"/>
+            <w:r>
+              <w:rPr>
                 <w:rtl w:val="0"/>
               </w:rPr>
-              <w:t xml:space="preserve">Lingkungan Pembelajaran</w:t>
-            </w:r>
-            <w:r/>
-            <w:r>
-              <w:rPr>
-                <w:rtl w:val="0"/>
-              </w:rPr>
-            </w:r>
-          </w:p>
-        </w:tc>
-      </w:tr>
-      <w:tr>
-        <w:trPr>
-          <w:cantSplit w:val="0"/>
-          <w:tblHeader w:val="0"/>
-        </w:trPr>
-        <w:tc>
-          <w:tcPr>
-            <w:vMerge w:val="continue"/>
-            <w:shd w:fill="c5e0b3" w:val="clear"/>
-            <w:vAlign w:val="center"/>
-          </w:tcPr>
-          <w:p>
-            <w:pPr/>
-            <w:r>
-              <w:rPr/>
-              <w:t xml:space="preserve">{{Lingkungan}}</w:t>
             </w:r>
           </w:p>
         </w:tc>
@@ -2541,174 +1766,42 @@
             <w:gridSpan w:val="8"/>
           </w:tcPr>
           <w:p>
-            <w:pPr>
-              <w:keepNext w:val="0"/>
-              <w:keepLines w:val="0"/>
-              <w:pageBreakBefore w:val="0"/>
-              <w:widowControl w:val="1"/>
-              <w:numPr>
-                <w:ilvl w:val="0"/>
-                <w:numId w:val="35"/>
-              </w:numPr>
-              <w:pBdr>
-                <w:top w:space="0" w:sz="0" w:val="nil"/>
-                <w:left w:space="0" w:sz="0" w:val="nil"/>
-                <w:bottom w:space="0" w:sz="0" w:val="nil"/>
-                <w:right w:space="0" w:sz="0" w:val="nil"/>
-                <w:between w:space="0" w:sz="0" w:val="nil"/>
-              </w:pBdr>
-              <w:shd w:fill="auto" w:val="clear"/>
-              <w:spacing w:after="0" w:before="0" w:line="240" w:lineRule="auto"/>
-              <w:ind w:left="360" w:right="0" w:hanging="360"/>
-              <w:jc w:val="left"/>
-              <w:rPr>
-                <w:rFonts w:ascii="Times New Roman" w:cs="Times New Roman" w:eastAsia="Times New Roman" w:hAnsi="Times New Roman"/>
-                <w:b w:val="0"/>
-                <w:bCs w:val="0"/>
-                <w:i w:val="0"/>
-                <w:iCs w:val="0"/>
-                <w:smallCaps w:val="0"/>
-                <w:strike w:val="0"/>
-                <w:color w:val="000000"/>
-                <w:sz w:val="24"/>
-                <w:szCs w:val="24"/>
-                <w:u w:val="none"/>
-                <w:shd w:fill="auto" w:val="clear"/>
-                <w:vertAlign w:val="baseline"/>
-              </w:rPr>
-            </w:pPr>
-            <w:r>
-              <w:rPr>
-                <w:rFonts w:ascii="Times New Roman" w:cs="Times New Roman" w:eastAsia="Times New Roman" w:hAnsi="Times New Roman"/>
-                <w:b w:val="0"/>
-                <w:bCs w:val="0"/>
-                <w:i w:val="0"/>
-                <w:iCs w:val="0"/>
-                <w:smallCaps w:val="0"/>
-                <w:strike w:val="0"/>
-                <w:color w:val="000000"/>
-                <w:sz w:val="24"/>
-                <w:szCs w:val="24"/>
-                <w:u w:val="none"/>
-                <w:shd w:fill="auto" w:val="clear"/>
-                <w:vertAlign w:val="baseline"/>
-                <w:rtl w:val="0"/>
-              </w:rPr>
-              <w:t xml:space="preserve">Ruang kelas </w:t>
-            </w:r>
-          </w:p>
-          <w:p>
-            <w:pPr>
-              <w:keepNext w:val="0"/>
-              <w:keepLines w:val="0"/>
-              <w:pageBreakBefore w:val="0"/>
-              <w:widowControl w:val="1"/>
-              <w:numPr>
-                <w:ilvl w:val="0"/>
-                <w:numId w:val="35"/>
-              </w:numPr>
-              <w:pBdr>
-                <w:top w:space="0" w:sz="0" w:val="nil"/>
-                <w:left w:space="0" w:sz="0" w:val="nil"/>
-                <w:bottom w:space="0" w:sz="0" w:val="nil"/>
-                <w:right w:space="0" w:sz="0" w:val="nil"/>
-                <w:between w:space="0" w:sz="0" w:val="nil"/>
-              </w:pBdr>
-              <w:shd w:fill="auto" w:val="clear"/>
-              <w:spacing w:after="0" w:before="0" w:line="240" w:lineRule="auto"/>
-              <w:ind w:left="360" w:right="0" w:hanging="360"/>
-              <w:jc w:val="left"/>
-              <w:rPr>
-                <w:rFonts w:ascii="Times New Roman" w:cs="Times New Roman" w:eastAsia="Times New Roman" w:hAnsi="Times New Roman"/>
-                <w:b w:val="0"/>
-                <w:bCs w:val="0"/>
-                <w:i w:val="0"/>
-                <w:iCs w:val="0"/>
-                <w:smallCaps w:val="0"/>
-                <w:strike w:val="0"/>
-                <w:color w:val="000000"/>
-                <w:sz w:val="24"/>
-                <w:szCs w:val="24"/>
-                <w:u w:val="none"/>
-                <w:shd w:fill="auto" w:val="clear"/>
-                <w:vertAlign w:val="baseline"/>
-              </w:rPr>
-            </w:pPr>
-            <w:r>
-              <w:rPr>
-                <w:rFonts w:ascii="Times New Roman" w:cs="Times New Roman" w:eastAsia="Times New Roman" w:hAnsi="Times New Roman"/>
-                <w:b w:val="0"/>
-                <w:bCs w:val="0"/>
-                <w:i w:val="0"/>
-                <w:iCs w:val="0"/>
-                <w:smallCaps w:val="0"/>
-                <w:strike w:val="0"/>
-                <w:color w:val="000000"/>
-                <w:sz w:val="24"/>
-                <w:szCs w:val="24"/>
-                <w:u w:val="none"/>
-                <w:shd w:fill="auto" w:val="clear"/>
-                <w:vertAlign w:val="baseline"/>
-                <w:rtl w:val="0"/>
-              </w:rPr>
-              <w:t xml:space="preserve">Perpustakaan </w:t>
-            </w:r>
-          </w:p>
-          <w:p>
-            <w:pPr>
-              <w:keepNext w:val="0"/>
-              <w:keepLines w:val="0"/>
-              <w:pageBreakBefore w:val="0"/>
-              <w:widowControl w:val="1"/>
-              <w:numPr>
-                <w:ilvl w:val="0"/>
-                <w:numId w:val="35"/>
-              </w:numPr>
-              <w:pBdr>
-                <w:top w:space="0" w:sz="0" w:val="nil"/>
-                <w:left w:space="0" w:sz="0" w:val="nil"/>
-                <w:bottom w:space="0" w:sz="0" w:val="nil"/>
-                <w:right w:space="0" w:sz="0" w:val="nil"/>
-                <w:between w:space="0" w:sz="0" w:val="nil"/>
-              </w:pBdr>
-              <w:shd w:fill="auto" w:val="clear"/>
-              <w:spacing w:after="0" w:before="0" w:line="240" w:lineRule="auto"/>
-              <w:ind w:left="360" w:right="0" w:hanging="360"/>
-              <w:jc w:val="left"/>
-              <w:rPr>
-                <w:rFonts w:ascii="Times New Roman" w:cs="Times New Roman" w:eastAsia="Times New Roman" w:hAnsi="Times New Roman"/>
-                <w:b w:val="0"/>
-                <w:bCs w:val="0"/>
-                <w:i w:val="0"/>
-                <w:iCs w:val="0"/>
-                <w:smallCaps w:val="0"/>
-                <w:strike w:val="0"/>
-                <w:color w:val="000000"/>
-                <w:sz w:val="24"/>
-                <w:szCs w:val="24"/>
-                <w:u w:val="none"/>
-                <w:shd w:fill="auto" w:val="clear"/>
-                <w:vertAlign w:val="baseline"/>
-              </w:rPr>
-            </w:pPr>
-            <w:r>
-              <w:rPr>
-                <w:rFonts w:ascii="Times New Roman" w:cs="Times New Roman" w:eastAsia="Times New Roman" w:hAnsi="Times New Roman"/>
-                <w:b w:val="0"/>
-                <w:bCs w:val="0"/>
-                <w:i w:val="0"/>
-                <w:iCs w:val="0"/>
-                <w:smallCaps w:val="0"/>
-                <w:strike w:val="0"/>
-                <w:color w:val="000000"/>
-                <w:sz w:val="24"/>
-                <w:szCs w:val="24"/>
-                <w:u w:val="none"/>
-                <w:shd w:fill="auto" w:val="clear"/>
-                <w:vertAlign w:val="baseline"/>
-                <w:rtl w:val="0"/>
-              </w:rPr>
-              <w:t xml:space="preserve">Lingkungan sekolah </w:t>
+            <w:pPr/>
+            <w:r>
+              <w:rPr>
+                <w:b/>
+              </w:rPr>
+              <w:t xml:space="preserve">Model Pembelajaran: </w:t>
+            </w:r>
+            <w:r>
+              <w:rPr/>
+              <w:t xml:space="preserve">{{Model_Pembelajaran}}</w:t>
+            </w:r>
+          </w:p>
+          <w:p>
+            <w:pPr/>
+            <w:r>
+              <w:rPr>
+                <w:b/>
+              </w:rPr>
+              <w:t xml:space="preserve">Strategi Pembelajaran: </w:t>
+            </w:r>
+            <w:r>
+              <w:rPr/>
+              <w:t xml:space="preserve">{{Strategi}}</w:t>
+            </w:r>
+          </w:p>
+          <w:p>
+            <w:pPr/>
+            <w:r>
+              <w:rPr>
+                <w:b/>
+              </w:rPr>
+              <w:t xml:space="preserve">Metode Pembelajaran: </w:t>
+            </w:r>
+            <w:r>
+              <w:rPr/>
+              <w:t xml:space="preserve">{{Metode}}</w:t>
             </w:r>
           </w:p>
         </w:tc>
@@ -2743,8 +1836,8 @@
               <w:jc w:val="left"/>
               <w:rPr>
                 <w:rFonts w:ascii="Times New Roman" w:cs="Times New Roman" w:eastAsia="Times New Roman" w:hAnsi="Times New Roman"/>
-                <w:b w:val="0"/>
-                <w:bCs w:val="0"/>
+                <w:b w:val="1"/>
+                <w:bCs w:val="1"/>
                 <w:i w:val="0"/>
                 <w:iCs w:val="0"/>
                 <w:smallCaps w:val="0"/>
@@ -2780,13 +1873,6 @@
                 <w:szCs w:val="24"/>
               </w:rPr>
             </w:pPr>
-            <w:sdt>
-              <w:sdtPr>
-                <w:id w:val="-1270133675"/>
-                <w:tag w:val="goog_rdk_7"/>
-              </w:sdtPr>
-              <w:sdtContent/>
-            </w:sdt>
             <w:r>
               <w:rPr>
                 <w:rFonts w:ascii="Times New Roman" w:cs="Times New Roman" w:eastAsia="Times New Roman" w:hAnsi="Times New Roman"/>
@@ -2796,255 +1882,7 @@
                 <w:szCs w:val="24"/>
                 <w:rtl w:val="0"/>
               </w:rPr>
-              <w:t xml:space="preserve">Pemanfaatan Digital</w:t>
-            </w:r>
-            <w:r/>
-            <w:r>
-              <w:rPr>
-                <w:rtl w:val="0"/>
-              </w:rPr>
-            </w:r>
-          </w:p>
-        </w:tc>
-      </w:tr>
-      <w:tr>
-        <w:trPr>
-          <w:cantSplit w:val="0"/>
-          <w:tblHeader w:val="0"/>
-        </w:trPr>
-        <w:tc>
-          <w:tcPr>
-            <w:vMerge w:val="continue"/>
-            <w:shd w:fill="c5e0b3" w:val="clear"/>
-            <w:vAlign w:val="center"/>
-          </w:tcPr>
-          <w:p>
-            <w:pPr/>
-            <w:r>
-              <w:rPr/>
-              <w:t xml:space="preserve">{{Digital}}</w:t>
-            </w:r>
-          </w:p>
-        </w:tc>
-        <w:tc>
-          <w:tcPr>
-            <w:gridSpan w:val="8"/>
-          </w:tcPr>
-          <w:p>
-            <w:pPr>
-              <w:spacing w:after="0" w:line="240" w:lineRule="auto"/>
-              <w:rPr>
-                <w:rFonts w:ascii="Times New Roman" w:cs="Times New Roman" w:eastAsia="Times New Roman" w:hAnsi="Times New Roman"/>
-                <w:sz w:val="24"/>
-                <w:szCs w:val="24"/>
-              </w:rPr>
-            </w:pPr>
-            <w:r>
-              <w:rPr>
-                <w:rFonts w:ascii="Times New Roman" w:cs="Times New Roman" w:eastAsia="Times New Roman" w:hAnsi="Times New Roman"/>
-                <w:sz w:val="24"/>
-                <w:szCs w:val="24"/>
-                <w:rtl w:val="0"/>
-              </w:rPr>
-              <w:t xml:space="preserve">  LCD Projector </w:t>
-            </w:r>
-          </w:p>
-          <w:p>
-            <w:pPr>
-              <w:spacing w:after="0" w:line="240" w:lineRule="auto"/>
-              <w:rPr>
-                <w:rFonts w:ascii="Times New Roman" w:cs="Times New Roman" w:eastAsia="Times New Roman" w:hAnsi="Times New Roman"/>
-                <w:sz w:val="24"/>
-                <w:szCs w:val="24"/>
-              </w:rPr>
-            </w:pPr>
-            <w:r>
-              <w:rPr>
-                <w:rFonts w:ascii="Times New Roman" w:cs="Times New Roman" w:eastAsia="Times New Roman" w:hAnsi="Times New Roman"/>
-                <w:sz w:val="24"/>
-                <w:szCs w:val="24"/>
-                <w:rtl w:val="0"/>
-              </w:rPr>
-              <w:t xml:space="preserve">  Canva </w:t>
-            </w:r>
-          </w:p>
-          <w:p>
-            <w:pPr>
-              <w:spacing w:after="0" w:line="240" w:lineRule="auto"/>
-              <w:rPr>
-                <w:rFonts w:ascii="Times New Roman" w:cs="Times New Roman" w:eastAsia="Times New Roman" w:hAnsi="Times New Roman"/>
-                <w:sz w:val="24"/>
-                <w:szCs w:val="24"/>
-              </w:rPr>
-            </w:pPr>
-            <w:r>
-              <w:rPr>
-                <w:rFonts w:ascii="Times New Roman" w:cs="Times New Roman" w:eastAsia="Times New Roman" w:hAnsi="Times New Roman"/>
-                <w:sz w:val="24"/>
-                <w:szCs w:val="24"/>
-                <w:rtl w:val="0"/>
-              </w:rPr>
-              <w:t xml:space="preserve">  Google Classroom </w:t>
-            </w:r>
-          </w:p>
-          <w:p>
-            <w:pPr>
-              <w:spacing w:after="0" w:line="240" w:lineRule="auto"/>
-              <w:rPr>
-                <w:rFonts w:ascii="Times New Roman" w:cs="Times New Roman" w:eastAsia="Times New Roman" w:hAnsi="Times New Roman"/>
-                <w:sz w:val="24"/>
-                <w:szCs w:val="24"/>
-              </w:rPr>
-            </w:pPr>
-            <w:r>
-              <w:rPr>
-                <w:rFonts w:ascii="Times New Roman" w:cs="Times New Roman" w:eastAsia="Times New Roman" w:hAnsi="Times New Roman"/>
-                <w:sz w:val="24"/>
-                <w:szCs w:val="24"/>
-                <w:rtl w:val="0"/>
-              </w:rPr>
-              <w:t xml:space="preserve">  YouTube </w:t>
-            </w:r>
-          </w:p>
-          <w:p>
-            <w:pPr>
-              <w:spacing w:after="0" w:line="240" w:lineRule="auto"/>
-              <w:rPr>
-                <w:rFonts w:ascii="Times New Roman" w:cs="Times New Roman" w:eastAsia="Times New Roman" w:hAnsi="Times New Roman"/>
-                <w:sz w:val="24"/>
-                <w:szCs w:val="24"/>
-              </w:rPr>
-            </w:pPr>
-            <w:r>
-              <w:rPr>
-                <w:rFonts w:ascii="Times New Roman" w:cs="Times New Roman" w:eastAsia="Times New Roman" w:hAnsi="Times New Roman"/>
-                <w:sz w:val="24"/>
-                <w:szCs w:val="24"/>
-                <w:rtl w:val="0"/>
-              </w:rPr>
-              <w:t xml:space="preserve">  Google Slides </w:t>
-            </w:r>
-          </w:p>
-          <w:p>
-            <w:pPr>
-              <w:spacing w:after="0" w:line="240" w:lineRule="auto"/>
-              <w:rPr>
-                <w:rFonts w:ascii="Times New Roman" w:cs="Times New Roman" w:eastAsia="Times New Roman" w:hAnsi="Times New Roman"/>
-                <w:sz w:val="24"/>
-                <w:szCs w:val="24"/>
-              </w:rPr>
-            </w:pPr>
-            <w:r>
-              <w:rPr>
-                <w:rFonts w:ascii="Times New Roman" w:cs="Times New Roman" w:eastAsia="Times New Roman" w:hAnsi="Times New Roman"/>
-                <w:sz w:val="24"/>
-                <w:szCs w:val="24"/>
-                <w:rtl w:val="0"/>
-              </w:rPr>
-              <w:t xml:space="preserve">  QR Code untuk sumber bacaan</w:t>
-            </w:r>
-          </w:p>
-        </w:tc>
-      </w:tr>
-      <w:tr>
-        <w:trPr>
-          <w:cantSplit w:val="0"/>
-          <w:tblHeader w:val="0"/>
-        </w:trPr>
-        <w:tc>
-          <w:tcPr>
-            <w:vMerge w:val="restart"/>
-            <w:shd w:fill="c5e0b3" w:val="clear"/>
-            <w:vAlign w:val="center"/>
-          </w:tcPr>
-          <w:p>
-            <w:pPr>
-              <w:spacing w:after="0" w:line="240" w:lineRule="auto"/>
-              <w:jc w:val="center"/>
-              <w:rPr>
-                <w:rFonts w:ascii="Times New Roman" w:cs="Times New Roman" w:eastAsia="Times New Roman" w:hAnsi="Times New Roman"/>
-                <w:b w:val="1"/>
-                <w:bCs w:val="1"/>
-                <w:sz w:val="24"/>
-                <w:szCs w:val="24"/>
-              </w:rPr>
-            </w:pPr>
-            <w:r>
-              <w:rPr>
-                <w:rFonts w:ascii="Times New Roman" w:cs="Times New Roman" w:eastAsia="Times New Roman" w:hAnsi="Times New Roman"/>
-                <w:b w:val="1"/>
-                <w:bCs w:val="1"/>
-                <w:sz w:val="24"/>
-                <w:szCs w:val="24"/>
-                <w:rtl w:val="0"/>
-              </w:rPr>
-              <w:t xml:space="preserve">Pengalaman Belajar</w:t>
-            </w:r>
-          </w:p>
-        </w:tc>
-        <w:tc>
-          <w:tcPr>
-            <w:gridSpan w:val="8"/>
-            <w:shd w:fill="c5e0b3" w:val="clear"/>
-          </w:tcPr>
-          <w:p>
-            <w:pPr>
-              <w:spacing w:after="0" w:line="240" w:lineRule="auto"/>
-              <w:rPr>
-                <w:rFonts w:ascii="Times New Roman" w:cs="Times New Roman" w:eastAsia="Times New Roman" w:hAnsi="Times New Roman"/>
-                <w:b w:val="1"/>
-                <w:bCs w:val="1"/>
-                <w:sz w:val="24"/>
-                <w:szCs w:val="24"/>
-              </w:rPr>
-            </w:pPr>
-            <w:r>
-              <w:rPr>
-                <w:rFonts w:ascii="Times New Roman" w:cs="Times New Roman" w:eastAsia="Times New Roman" w:hAnsi="Times New Roman"/>
-                <w:b w:val="1"/>
-                <w:bCs w:val="1"/>
-                <w:sz w:val="24"/>
-                <w:szCs w:val="24"/>
-                <w:rtl w:val="0"/>
-              </w:rPr>
-              <w:t xml:space="preserve">Langkah – Langkah Pembelajaran</w:t>
-            </w:r>
-          </w:p>
-        </w:tc>
-      </w:tr>
-      <w:tr>
-        <w:trPr>
-          <w:cantSplit w:val="0"/>
-          <w:tblHeader w:val="0"/>
-        </w:trPr>
-        <w:tc>
-          <w:tcPr>
-            <w:vMerge w:val="continue"/>
-            <w:shd w:fill="c5e0b3" w:val="clear"/>
-            <w:vAlign w:val="center"/>
-          </w:tcPr>
-          <w:p>
-            <w:pPr/>
-            <w:r>
-              <w:rPr>
-                <w:b/>
-              </w:rPr>
-              <w:t xml:space="preserve">{{#pertemuan}}PERTEMUAN {{nomor}}</w:t>
-            </w:r>
-          </w:p>
-        </w:tc>
-        <w:tc>
-          <w:tcPr>
-            <w:gridSpan w:val="8"/>
-            <w:shd w:fill="c5e0b3" w:val="clear"/>
-          </w:tcPr>
-          <w:p>
-            <w:pPr/>
-            <w:r>
-              <w:rPr>
-                <w:b/>
-              </w:rPr>
-              <w:t xml:space="preserve">{{jp}}</w:t>
+              <w:t xml:space="preserve">Kemitraan Pembelajaran</w:t>
             </w:r>
           </w:p>
         </w:tc>
@@ -3093,35 +1931,14 @@
           </w:p>
         </w:tc>
         <w:tc>
+          <w:tcPr>
+            <w:gridSpan w:val="8"/>
+          </w:tcPr>
           <w:p>
             <w:pPr/>
             <w:r>
               <w:rPr/>
-              <w:t xml:space="preserve">{{subtopik}}</w:t>
-            </w:r>
-          </w:p>
-        </w:tc>
-        <w:tc>
-          <w:tcPr>
-            <w:gridSpan w:val="7"/>
-          </w:tcPr>
-          <w:p>
-            <w:pPr>
-              <w:spacing w:after="0" w:line="240" w:lineRule="auto"/>
-              <w:rPr>
-                <w:rFonts w:ascii="Times New Roman" w:cs="Times New Roman" w:eastAsia="Times New Roman" w:hAnsi="Times New Roman"/>
-                <w:sz w:val="24"/>
-                <w:szCs w:val="24"/>
-              </w:rPr>
-            </w:pPr>
-            <w:r>
-              <w:rPr>
-                <w:rFonts w:ascii="Times New Roman" w:cs="Times New Roman" w:eastAsia="Times New Roman" w:hAnsi="Times New Roman"/>
-                <w:sz w:val="24"/>
-                <w:szCs w:val="24"/>
-                <w:rtl w:val="0"/>
-              </w:rPr>
-              <w:t xml:space="preserve">Understanding Descriptive Text</w:t>
+              <w:t xml:space="preserve">{{Kemitraan}}</w:t>
             </w:r>
           </w:p>
         </w:tc>
@@ -3156,1561 +1973,58 @@
               <w:jc w:val="left"/>
               <w:rPr>
                 <w:rFonts w:ascii="Times New Roman" w:cs="Times New Roman" w:eastAsia="Times New Roman" w:hAnsi="Times New Roman"/>
-                <w:sz w:val="24"/>
-                <w:szCs w:val="24"/>
+                <w:b w:val="0"/>
+                <w:bCs w:val="0"/>
+                <w:i w:val="0"/>
+                <w:iCs w:val="0"/>
+                <w:smallCaps w:val="0"/>
+                <w:strike w:val="0"/>
+                <w:color w:val="000000"/>
+                <w:sz w:val="24"/>
+                <w:szCs w:val="24"/>
+                <w:u w:val="none"/>
+                <w:shd w:fill="auto" w:val="clear"/>
+                <w:vertAlign w:val="baseline"/>
               </w:rPr>
             </w:pPr>
             <w:r>
               <w:rPr>
                 <w:rtl w:val="0"/>
               </w:rPr>
-            </w:r>
-          </w:p>
-        </w:tc>
-        <w:tc>
-          <w:p>
-            <w:pPr/>
-            <w:r>
-              <w:rPr>
-                <w:b/>
-              </w:rPr>
-              <w:t xml:space="preserve">{{ayat_sumber}}</w:t>
-            </w:r>
-          </w:p>
-          <w:p>
-            <w:pPr/>
-            <w:r>
-              <w:rPr/>
-              <w:t xml:space="preserve">{{ayat_arab}}</w:t>
-            </w:r>
-          </w:p>
-          <w:p>
-            <w:pPr/>
-            <w:r>
-              <w:rPr/>
-              <w:t xml:space="preserve">"{{ayat_arti}}"</w:t>
-            </w:r>
-          </w:p>
-          <w:p>
-            <w:pPr/>
-            <w:r>
-              <w:rPr>
-                <w:b/>
-              </w:rPr>
-              <w:t xml:space="preserve">Implementasi</w:t>
-            </w:r>
-          </w:p>
-          <w:p>
-            <w:pPr/>
-            <w:r>
-              <w:rPr/>
-              <w:t xml:space="preserve">{{implementasi}}</w:t>
             </w:r>
           </w:p>
         </w:tc>
         <w:tc>
           <w:tcPr>
-            <w:gridSpan w:val="7"/>
+            <w:gridSpan w:val="8"/>
+            <w:shd w:fill="c5e0b3" w:val="clear"/>
           </w:tcPr>
           <w:p>
             <w:pPr>
               <w:spacing w:after="0" w:line="240" w:lineRule="auto"/>
               <w:rPr>
                 <w:rFonts w:ascii="Times New Roman" w:cs="Times New Roman" w:eastAsia="Times New Roman" w:hAnsi="Times New Roman"/>
-                <w:sz w:val="24"/>
-                <w:szCs w:val="24"/>
-              </w:rPr>
-            </w:pPr>
-            <w:r>
-              <w:rPr>
-                <w:rFonts w:ascii="Times New Roman" w:cs="Times New Roman" w:eastAsia="Times New Roman" w:hAnsi="Times New Roman"/>
-                <w:sz w:val="24"/>
-                <w:szCs w:val="24"/>
-                <w:rtl w:val="0"/>
-              </w:rPr>
-              <w:t xml:space="preserve">QS. Al-Hujurat ayat 13</w:t>
-            </w:r>
-          </w:p>
-          <w:p>
-            <w:pPr>
-              <w:spacing w:after="0" w:line="240" w:lineRule="auto"/>
-              <w:rPr>
-                <w:rFonts w:ascii="Times New Roman" w:cs="Times New Roman" w:eastAsia="Times New Roman" w:hAnsi="Times New Roman"/>
-                <w:sz w:val="24"/>
-                <w:szCs w:val="24"/>
-              </w:rPr>
-            </w:pPr>
-            <w:r>
-              <w:rPr>
-                <w:rFonts w:ascii="Times New Roman" w:cs="Times New Roman" w:eastAsia="Times New Roman" w:hAnsi="Times New Roman"/>
-                <w:sz w:val="24"/>
-                <w:szCs w:val="24"/>
-                <w:rtl w:val="1"/>
-              </w:rPr>
-              <w:t xml:space="preserve">ي</w:t>
-            </w:r>
-            <w:r>
-              <w:rPr>
-                <w:rFonts w:ascii="Times New Roman" w:cs="Times New Roman" w:eastAsia="Times New Roman" w:hAnsi="Times New Roman"/>
-                <w:sz w:val="24"/>
-                <w:szCs w:val="24"/>
-                <w:rtl w:val="1"/>
-              </w:rPr>
-              <w:t xml:space="preserve">َ</w:t>
-            </w:r>
-            <w:r>
-              <w:rPr>
-                <w:rFonts w:ascii="Times New Roman" w:cs="Times New Roman" w:eastAsia="Times New Roman" w:hAnsi="Times New Roman"/>
-                <w:sz w:val="24"/>
-                <w:szCs w:val="24"/>
-                <w:rtl w:val="1"/>
-              </w:rPr>
-              <w:t xml:space="preserve">ا</w:t>
-            </w:r>
-            <w:r>
-              <w:rPr>
-                <w:rFonts w:ascii="Times New Roman" w:cs="Times New Roman" w:eastAsia="Times New Roman" w:hAnsi="Times New Roman"/>
-                <w:sz w:val="24"/>
-                <w:szCs w:val="24"/>
-                <w:rtl w:val="1"/>
-              </w:rPr>
-              <w:t xml:space="preserve"> </w:t>
-            </w:r>
-            <w:r>
-              <w:rPr>
-                <w:rFonts w:ascii="Times New Roman" w:cs="Times New Roman" w:eastAsia="Times New Roman" w:hAnsi="Times New Roman"/>
-                <w:sz w:val="24"/>
-                <w:szCs w:val="24"/>
-                <w:rtl w:val="1"/>
-              </w:rPr>
-              <w:t xml:space="preserve">أ</w:t>
-            </w:r>
-            <w:r>
-              <w:rPr>
-                <w:rFonts w:ascii="Times New Roman" w:cs="Times New Roman" w:eastAsia="Times New Roman" w:hAnsi="Times New Roman"/>
-                <w:sz w:val="24"/>
-                <w:szCs w:val="24"/>
-                <w:rtl w:val="1"/>
-              </w:rPr>
-              <w:t xml:space="preserve">َ</w:t>
-            </w:r>
-            <w:r>
-              <w:rPr>
-                <w:rFonts w:ascii="Times New Roman" w:cs="Times New Roman" w:eastAsia="Times New Roman" w:hAnsi="Times New Roman"/>
-                <w:sz w:val="24"/>
-                <w:szCs w:val="24"/>
-                <w:rtl w:val="1"/>
-              </w:rPr>
-              <w:t xml:space="preserve">ي</w:t>
-            </w:r>
-            <w:r>
-              <w:rPr>
-                <w:rFonts w:ascii="Times New Roman" w:cs="Times New Roman" w:eastAsia="Times New Roman" w:hAnsi="Times New Roman"/>
-                <w:sz w:val="24"/>
-                <w:szCs w:val="24"/>
-                <w:rtl w:val="1"/>
-              </w:rPr>
-              <w:t xml:space="preserve">ُّ</w:t>
-            </w:r>
-            <w:r>
-              <w:rPr>
-                <w:rFonts w:ascii="Times New Roman" w:cs="Times New Roman" w:eastAsia="Times New Roman" w:hAnsi="Times New Roman"/>
-                <w:sz w:val="24"/>
-                <w:szCs w:val="24"/>
-                <w:rtl w:val="1"/>
-              </w:rPr>
-              <w:t xml:space="preserve">ه</w:t>
-            </w:r>
-            <w:r>
-              <w:rPr>
-                <w:rFonts w:ascii="Times New Roman" w:cs="Times New Roman" w:eastAsia="Times New Roman" w:hAnsi="Times New Roman"/>
-                <w:sz w:val="24"/>
-                <w:szCs w:val="24"/>
-                <w:rtl w:val="1"/>
-              </w:rPr>
-              <w:t xml:space="preserve">َ</w:t>
-            </w:r>
-            <w:r>
-              <w:rPr>
-                <w:rFonts w:ascii="Times New Roman" w:cs="Times New Roman" w:eastAsia="Times New Roman" w:hAnsi="Times New Roman"/>
-                <w:sz w:val="24"/>
-                <w:szCs w:val="24"/>
-                <w:rtl w:val="1"/>
-              </w:rPr>
-              <w:t xml:space="preserve">ا</w:t>
-            </w:r>
-            <w:r>
-              <w:rPr>
-                <w:rFonts w:ascii="Times New Roman" w:cs="Times New Roman" w:eastAsia="Times New Roman" w:hAnsi="Times New Roman"/>
-                <w:sz w:val="24"/>
-                <w:szCs w:val="24"/>
-                <w:rtl w:val="1"/>
-              </w:rPr>
-              <w:t xml:space="preserve"> </w:t>
-            </w:r>
-            <w:r>
-              <w:rPr>
-                <w:rFonts w:ascii="Times New Roman" w:cs="Times New Roman" w:eastAsia="Times New Roman" w:hAnsi="Times New Roman"/>
-                <w:sz w:val="24"/>
-                <w:szCs w:val="24"/>
-                <w:rtl w:val="1"/>
-              </w:rPr>
-              <w:t xml:space="preserve">الن</w:t>
-            </w:r>
-            <w:r>
-              <w:rPr>
-                <w:rFonts w:ascii="Times New Roman" w:cs="Times New Roman" w:eastAsia="Times New Roman" w:hAnsi="Times New Roman"/>
-                <w:sz w:val="24"/>
-                <w:szCs w:val="24"/>
-                <w:rtl w:val="1"/>
-              </w:rPr>
-              <w:t xml:space="preserve">َّ</w:t>
-            </w:r>
-            <w:r>
-              <w:rPr>
-                <w:rFonts w:ascii="Times New Roman" w:cs="Times New Roman" w:eastAsia="Times New Roman" w:hAnsi="Times New Roman"/>
-                <w:sz w:val="24"/>
-                <w:szCs w:val="24"/>
-                <w:rtl w:val="1"/>
-              </w:rPr>
-              <w:t xml:space="preserve">اس</w:t>
-            </w:r>
-            <w:r>
-              <w:rPr>
-                <w:rFonts w:ascii="Times New Roman" w:cs="Times New Roman" w:eastAsia="Times New Roman" w:hAnsi="Times New Roman"/>
-                <w:sz w:val="24"/>
-                <w:szCs w:val="24"/>
-                <w:rtl w:val="1"/>
-              </w:rPr>
-              <w:t xml:space="preserve">ُ </w:t>
-            </w:r>
-            <w:r>
-              <w:rPr>
-                <w:rFonts w:ascii="Times New Roman" w:cs="Times New Roman" w:eastAsia="Times New Roman" w:hAnsi="Times New Roman"/>
-                <w:sz w:val="24"/>
-                <w:szCs w:val="24"/>
-                <w:rtl w:val="1"/>
-              </w:rPr>
-              <w:t xml:space="preserve">إ</w:t>
-            </w:r>
-            <w:r>
-              <w:rPr>
-                <w:rFonts w:ascii="Times New Roman" w:cs="Times New Roman" w:eastAsia="Times New Roman" w:hAnsi="Times New Roman"/>
-                <w:sz w:val="24"/>
-                <w:szCs w:val="24"/>
-                <w:rtl w:val="1"/>
-              </w:rPr>
-              <w:t xml:space="preserve">ِ</w:t>
-            </w:r>
-            <w:r>
-              <w:rPr>
-                <w:rFonts w:ascii="Times New Roman" w:cs="Times New Roman" w:eastAsia="Times New Roman" w:hAnsi="Times New Roman"/>
-                <w:sz w:val="24"/>
-                <w:szCs w:val="24"/>
-                <w:rtl w:val="1"/>
-              </w:rPr>
-              <w:t xml:space="preserve">ن</w:t>
-            </w:r>
-            <w:r>
-              <w:rPr>
-                <w:rFonts w:ascii="Times New Roman" w:cs="Times New Roman" w:eastAsia="Times New Roman" w:hAnsi="Times New Roman"/>
-                <w:sz w:val="24"/>
-                <w:szCs w:val="24"/>
-                <w:rtl w:val="1"/>
-              </w:rPr>
-              <w:t xml:space="preserve">َّ</w:t>
-            </w:r>
-            <w:r>
-              <w:rPr>
-                <w:rFonts w:ascii="Times New Roman" w:cs="Times New Roman" w:eastAsia="Times New Roman" w:hAnsi="Times New Roman"/>
-                <w:sz w:val="24"/>
-                <w:szCs w:val="24"/>
-                <w:rtl w:val="1"/>
-              </w:rPr>
-              <w:t xml:space="preserve">ا</w:t>
-            </w:r>
-            <w:r>
-              <w:rPr>
-                <w:rFonts w:ascii="Times New Roman" w:cs="Times New Roman" w:eastAsia="Times New Roman" w:hAnsi="Times New Roman"/>
-                <w:sz w:val="24"/>
-                <w:szCs w:val="24"/>
-                <w:rtl w:val="1"/>
-              </w:rPr>
-              <w:t xml:space="preserve"> </w:t>
-            </w:r>
-            <w:r>
-              <w:rPr>
-                <w:rFonts w:ascii="Times New Roman" w:cs="Times New Roman" w:eastAsia="Times New Roman" w:hAnsi="Times New Roman"/>
-                <w:sz w:val="24"/>
-                <w:szCs w:val="24"/>
-                <w:rtl w:val="1"/>
-              </w:rPr>
-              <w:t xml:space="preserve">خ</w:t>
-            </w:r>
-            <w:r>
-              <w:rPr>
-                <w:rFonts w:ascii="Times New Roman" w:cs="Times New Roman" w:eastAsia="Times New Roman" w:hAnsi="Times New Roman"/>
-                <w:sz w:val="24"/>
-                <w:szCs w:val="24"/>
-                <w:rtl w:val="1"/>
-              </w:rPr>
-              <w:t xml:space="preserve">َ</w:t>
-            </w:r>
-            <w:r>
-              <w:rPr>
-                <w:rFonts w:ascii="Times New Roman" w:cs="Times New Roman" w:eastAsia="Times New Roman" w:hAnsi="Times New Roman"/>
-                <w:sz w:val="24"/>
-                <w:szCs w:val="24"/>
-                <w:rtl w:val="1"/>
-              </w:rPr>
-              <w:t xml:space="preserve">ل</w:t>
-            </w:r>
-            <w:r>
-              <w:rPr>
-                <w:rFonts w:ascii="Times New Roman" w:cs="Times New Roman" w:eastAsia="Times New Roman" w:hAnsi="Times New Roman"/>
-                <w:sz w:val="24"/>
-                <w:szCs w:val="24"/>
-                <w:rtl w:val="1"/>
-              </w:rPr>
-              <w:t xml:space="preserve">َ</w:t>
-            </w:r>
-            <w:r>
-              <w:rPr>
-                <w:rFonts w:ascii="Times New Roman" w:cs="Times New Roman" w:eastAsia="Times New Roman" w:hAnsi="Times New Roman"/>
-                <w:sz w:val="24"/>
-                <w:szCs w:val="24"/>
-                <w:rtl w:val="1"/>
-              </w:rPr>
-              <w:t xml:space="preserve">ق</w:t>
-            </w:r>
-            <w:r>
-              <w:rPr>
-                <w:rFonts w:ascii="Times New Roman" w:cs="Times New Roman" w:eastAsia="Times New Roman" w:hAnsi="Times New Roman"/>
-                <w:sz w:val="24"/>
-                <w:szCs w:val="24"/>
-                <w:rtl w:val="1"/>
-              </w:rPr>
-              <w:t xml:space="preserve">ْ</w:t>
-            </w:r>
-            <w:r>
-              <w:rPr>
-                <w:rFonts w:ascii="Times New Roman" w:cs="Times New Roman" w:eastAsia="Times New Roman" w:hAnsi="Times New Roman"/>
-                <w:sz w:val="24"/>
-                <w:szCs w:val="24"/>
-                <w:rtl w:val="1"/>
-              </w:rPr>
-              <w:t xml:space="preserve">ن</w:t>
-            </w:r>
-            <w:r>
-              <w:rPr>
-                <w:rFonts w:ascii="Times New Roman" w:cs="Times New Roman" w:eastAsia="Times New Roman" w:hAnsi="Times New Roman"/>
-                <w:sz w:val="24"/>
-                <w:szCs w:val="24"/>
-                <w:rtl w:val="1"/>
-              </w:rPr>
-              <w:t xml:space="preserve">َ</w:t>
-            </w:r>
-            <w:r>
-              <w:rPr>
-                <w:rFonts w:ascii="Times New Roman" w:cs="Times New Roman" w:eastAsia="Times New Roman" w:hAnsi="Times New Roman"/>
-                <w:sz w:val="24"/>
-                <w:szCs w:val="24"/>
-                <w:rtl w:val="1"/>
-              </w:rPr>
-              <w:t xml:space="preserve">اك</w:t>
-            </w:r>
-            <w:r>
-              <w:rPr>
-                <w:rFonts w:ascii="Times New Roman" w:cs="Times New Roman" w:eastAsia="Times New Roman" w:hAnsi="Times New Roman"/>
-                <w:sz w:val="24"/>
-                <w:szCs w:val="24"/>
-                <w:rtl w:val="1"/>
-              </w:rPr>
-              <w:t xml:space="preserve">ُ</w:t>
-            </w:r>
-            <w:r>
-              <w:rPr>
-                <w:rFonts w:ascii="Times New Roman" w:cs="Times New Roman" w:eastAsia="Times New Roman" w:hAnsi="Times New Roman"/>
-                <w:sz w:val="24"/>
-                <w:szCs w:val="24"/>
-                <w:rtl w:val="1"/>
-              </w:rPr>
-              <w:t xml:space="preserve">م</w:t>
-            </w:r>
-            <w:r>
-              <w:rPr>
-                <w:rFonts w:ascii="Times New Roman" w:cs="Times New Roman" w:eastAsia="Times New Roman" w:hAnsi="Times New Roman"/>
-                <w:sz w:val="24"/>
-                <w:szCs w:val="24"/>
-                <w:rtl w:val="1"/>
-              </w:rPr>
-              <w:t xml:space="preserve">ْ </w:t>
-            </w:r>
-            <w:r>
-              <w:rPr>
-                <w:rFonts w:ascii="Times New Roman" w:cs="Times New Roman" w:eastAsia="Times New Roman" w:hAnsi="Times New Roman"/>
-                <w:sz w:val="24"/>
-                <w:szCs w:val="24"/>
-                <w:rtl w:val="1"/>
-              </w:rPr>
-              <w:t xml:space="preserve">م</w:t>
-            </w:r>
-            <w:r>
-              <w:rPr>
-                <w:rFonts w:ascii="Times New Roman" w:cs="Times New Roman" w:eastAsia="Times New Roman" w:hAnsi="Times New Roman"/>
-                <w:sz w:val="24"/>
-                <w:szCs w:val="24"/>
-                <w:rtl w:val="1"/>
-              </w:rPr>
-              <w:t xml:space="preserve">ِ</w:t>
-            </w:r>
-            <w:r>
-              <w:rPr>
-                <w:rFonts w:ascii="Times New Roman" w:cs="Times New Roman" w:eastAsia="Times New Roman" w:hAnsi="Times New Roman"/>
-                <w:sz w:val="24"/>
-                <w:szCs w:val="24"/>
-                <w:rtl w:val="1"/>
-              </w:rPr>
-              <w:t xml:space="preserve">ن</w:t>
-            </w:r>
-            <w:r>
-              <w:rPr>
-                <w:rFonts w:ascii="Times New Roman" w:cs="Times New Roman" w:eastAsia="Times New Roman" w:hAnsi="Times New Roman"/>
-                <w:sz w:val="24"/>
-                <w:szCs w:val="24"/>
-                <w:rtl w:val="1"/>
-              </w:rPr>
-              <w:t xml:space="preserve">ْ </w:t>
-            </w:r>
-            <w:r>
-              <w:rPr>
-                <w:rFonts w:ascii="Times New Roman" w:cs="Times New Roman" w:eastAsia="Times New Roman" w:hAnsi="Times New Roman"/>
-                <w:sz w:val="24"/>
-                <w:szCs w:val="24"/>
-                <w:rtl w:val="1"/>
-              </w:rPr>
-              <w:t xml:space="preserve">ذ</w:t>
-            </w:r>
-            <w:r>
-              <w:rPr>
-                <w:rFonts w:ascii="Times New Roman" w:cs="Times New Roman" w:eastAsia="Times New Roman" w:hAnsi="Times New Roman"/>
-                <w:sz w:val="24"/>
-                <w:szCs w:val="24"/>
-                <w:rtl w:val="1"/>
-              </w:rPr>
-              <w:t xml:space="preserve">َ</w:t>
-            </w:r>
-            <w:r>
-              <w:rPr>
-                <w:rFonts w:ascii="Times New Roman" w:cs="Times New Roman" w:eastAsia="Times New Roman" w:hAnsi="Times New Roman"/>
-                <w:sz w:val="24"/>
-                <w:szCs w:val="24"/>
-                <w:rtl w:val="1"/>
-              </w:rPr>
-              <w:t xml:space="preserve">ك</w:t>
-            </w:r>
-            <w:r>
-              <w:rPr>
-                <w:rFonts w:ascii="Times New Roman" w:cs="Times New Roman" w:eastAsia="Times New Roman" w:hAnsi="Times New Roman"/>
-                <w:sz w:val="24"/>
-                <w:szCs w:val="24"/>
-                <w:rtl w:val="1"/>
-              </w:rPr>
-              <w:t xml:space="preserve">َ</w:t>
-            </w:r>
-            <w:r>
-              <w:rPr>
-                <w:rFonts w:ascii="Times New Roman" w:cs="Times New Roman" w:eastAsia="Times New Roman" w:hAnsi="Times New Roman"/>
-                <w:sz w:val="24"/>
-                <w:szCs w:val="24"/>
-                <w:rtl w:val="1"/>
-              </w:rPr>
-              <w:t xml:space="preserve">ر</w:t>
-            </w:r>
-            <w:r>
-              <w:rPr>
-                <w:rFonts w:ascii="Times New Roman" w:cs="Times New Roman" w:eastAsia="Times New Roman" w:hAnsi="Times New Roman"/>
-                <w:sz w:val="24"/>
-                <w:szCs w:val="24"/>
-                <w:rtl w:val="1"/>
-              </w:rPr>
-              <w:t xml:space="preserve">ٍ </w:t>
-            </w:r>
-            <w:r>
-              <w:rPr>
-                <w:rFonts w:ascii="Times New Roman" w:cs="Times New Roman" w:eastAsia="Times New Roman" w:hAnsi="Times New Roman"/>
-                <w:sz w:val="24"/>
-                <w:szCs w:val="24"/>
-                <w:rtl w:val="1"/>
-              </w:rPr>
-              <w:t xml:space="preserve">و</w:t>
-            </w:r>
-            <w:r>
-              <w:rPr>
-                <w:rFonts w:ascii="Times New Roman" w:cs="Times New Roman" w:eastAsia="Times New Roman" w:hAnsi="Times New Roman"/>
-                <w:sz w:val="24"/>
-                <w:szCs w:val="24"/>
-                <w:rtl w:val="1"/>
-              </w:rPr>
-              <w:t xml:space="preserve">َ</w:t>
-            </w:r>
-            <w:r>
-              <w:rPr>
-                <w:rFonts w:ascii="Times New Roman" w:cs="Times New Roman" w:eastAsia="Times New Roman" w:hAnsi="Times New Roman"/>
-                <w:sz w:val="24"/>
-                <w:szCs w:val="24"/>
-                <w:rtl w:val="1"/>
-              </w:rPr>
-              <w:t xml:space="preserve">أ</w:t>
-            </w:r>
-            <w:r>
-              <w:rPr>
-                <w:rFonts w:ascii="Times New Roman" w:cs="Times New Roman" w:eastAsia="Times New Roman" w:hAnsi="Times New Roman"/>
-                <w:sz w:val="24"/>
-                <w:szCs w:val="24"/>
-                <w:rtl w:val="1"/>
-              </w:rPr>
-              <w:t xml:space="preserve">ُ</w:t>
-            </w:r>
-            <w:r>
-              <w:rPr>
-                <w:rFonts w:ascii="Times New Roman" w:cs="Times New Roman" w:eastAsia="Times New Roman" w:hAnsi="Times New Roman"/>
-                <w:sz w:val="24"/>
-                <w:szCs w:val="24"/>
-                <w:rtl w:val="1"/>
-              </w:rPr>
-              <w:t xml:space="preserve">ن</w:t>
-            </w:r>
-            <w:r>
-              <w:rPr>
-                <w:rFonts w:ascii="Times New Roman" w:cs="Times New Roman" w:eastAsia="Times New Roman" w:hAnsi="Times New Roman"/>
-                <w:sz w:val="24"/>
-                <w:szCs w:val="24"/>
-                <w:rtl w:val="1"/>
-              </w:rPr>
-              <w:t xml:space="preserve">ْ</w:t>
-            </w:r>
-            <w:r>
-              <w:rPr>
-                <w:rFonts w:ascii="Times New Roman" w:cs="Times New Roman" w:eastAsia="Times New Roman" w:hAnsi="Times New Roman"/>
-                <w:sz w:val="24"/>
-                <w:szCs w:val="24"/>
-                <w:rtl w:val="1"/>
-              </w:rPr>
-              <w:t xml:space="preserve">ث</w:t>
-            </w:r>
-            <w:r>
-              <w:rPr>
-                <w:rFonts w:ascii="Times New Roman" w:cs="Times New Roman" w:eastAsia="Times New Roman" w:hAnsi="Times New Roman"/>
-                <w:sz w:val="24"/>
-                <w:szCs w:val="24"/>
-                <w:rtl w:val="1"/>
-              </w:rPr>
-              <w:t xml:space="preserve">َ</w:t>
-            </w:r>
-            <w:r>
-              <w:rPr>
-                <w:rFonts w:ascii="Times New Roman" w:cs="Times New Roman" w:eastAsia="Times New Roman" w:hAnsi="Times New Roman"/>
-                <w:sz w:val="24"/>
-                <w:szCs w:val="24"/>
-                <w:rtl w:val="1"/>
-              </w:rPr>
-              <w:t xml:space="preserve">ى</w:t>
-            </w:r>
-            <w:r>
-              <w:rPr>
-                <w:rFonts w:ascii="Times New Roman" w:cs="Times New Roman" w:eastAsia="Times New Roman" w:hAnsi="Times New Roman"/>
-                <w:sz w:val="24"/>
-                <w:szCs w:val="24"/>
-                <w:rtl w:val="1"/>
-              </w:rPr>
-              <w:t xml:space="preserve">ٰ </w:t>
-            </w:r>
-            <w:r>
-              <w:rPr>
-                <w:rFonts w:ascii="Times New Roman" w:cs="Times New Roman" w:eastAsia="Times New Roman" w:hAnsi="Times New Roman"/>
-                <w:sz w:val="24"/>
-                <w:szCs w:val="24"/>
-                <w:rtl w:val="1"/>
-              </w:rPr>
-              <w:t xml:space="preserve">و</w:t>
-            </w:r>
-            <w:r>
-              <w:rPr>
-                <w:rFonts w:ascii="Times New Roman" w:cs="Times New Roman" w:eastAsia="Times New Roman" w:hAnsi="Times New Roman"/>
-                <w:sz w:val="24"/>
-                <w:szCs w:val="24"/>
-                <w:rtl w:val="1"/>
-              </w:rPr>
-              <w:t xml:space="preserve">َ</w:t>
-            </w:r>
-            <w:r>
-              <w:rPr>
-                <w:rFonts w:ascii="Times New Roman" w:cs="Times New Roman" w:eastAsia="Times New Roman" w:hAnsi="Times New Roman"/>
-                <w:sz w:val="24"/>
-                <w:szCs w:val="24"/>
-                <w:rtl w:val="1"/>
-              </w:rPr>
-              <w:t xml:space="preserve">ج</w:t>
-            </w:r>
-            <w:r>
-              <w:rPr>
-                <w:rFonts w:ascii="Times New Roman" w:cs="Times New Roman" w:eastAsia="Times New Roman" w:hAnsi="Times New Roman"/>
-                <w:sz w:val="24"/>
-                <w:szCs w:val="24"/>
-                <w:rtl w:val="1"/>
-              </w:rPr>
-              <w:t xml:space="preserve">َ</w:t>
-            </w:r>
-            <w:r>
-              <w:rPr>
-                <w:rFonts w:ascii="Times New Roman" w:cs="Times New Roman" w:eastAsia="Times New Roman" w:hAnsi="Times New Roman"/>
-                <w:sz w:val="24"/>
-                <w:szCs w:val="24"/>
-                <w:rtl w:val="1"/>
-              </w:rPr>
-              <w:t xml:space="preserve">ع</w:t>
-            </w:r>
-            <w:r>
-              <w:rPr>
-                <w:rFonts w:ascii="Times New Roman" w:cs="Times New Roman" w:eastAsia="Times New Roman" w:hAnsi="Times New Roman"/>
-                <w:sz w:val="24"/>
-                <w:szCs w:val="24"/>
-                <w:rtl w:val="1"/>
-              </w:rPr>
-              <w:t xml:space="preserve">َ</w:t>
-            </w:r>
-            <w:r>
-              <w:rPr>
-                <w:rFonts w:ascii="Times New Roman" w:cs="Times New Roman" w:eastAsia="Times New Roman" w:hAnsi="Times New Roman"/>
-                <w:sz w:val="24"/>
-                <w:szCs w:val="24"/>
-                <w:rtl w:val="1"/>
-              </w:rPr>
-              <w:t xml:space="preserve">ل</w:t>
-            </w:r>
-            <w:r>
-              <w:rPr>
-                <w:rFonts w:ascii="Times New Roman" w:cs="Times New Roman" w:eastAsia="Times New Roman" w:hAnsi="Times New Roman"/>
-                <w:sz w:val="24"/>
-                <w:szCs w:val="24"/>
-                <w:rtl w:val="1"/>
-              </w:rPr>
-              <w:t xml:space="preserve">ْ</w:t>
-            </w:r>
-            <w:r>
-              <w:rPr>
-                <w:rFonts w:ascii="Times New Roman" w:cs="Times New Roman" w:eastAsia="Times New Roman" w:hAnsi="Times New Roman"/>
-                <w:sz w:val="24"/>
-                <w:szCs w:val="24"/>
-                <w:rtl w:val="1"/>
-              </w:rPr>
-              <w:t xml:space="preserve">ن</w:t>
-            </w:r>
-            <w:r>
-              <w:rPr>
-                <w:rFonts w:ascii="Times New Roman" w:cs="Times New Roman" w:eastAsia="Times New Roman" w:hAnsi="Times New Roman"/>
-                <w:sz w:val="24"/>
-                <w:szCs w:val="24"/>
-                <w:rtl w:val="1"/>
-              </w:rPr>
-              <w:t xml:space="preserve">َ</w:t>
-            </w:r>
-            <w:r>
-              <w:rPr>
-                <w:rFonts w:ascii="Times New Roman" w:cs="Times New Roman" w:eastAsia="Times New Roman" w:hAnsi="Times New Roman"/>
-                <w:sz w:val="24"/>
-                <w:szCs w:val="24"/>
-                <w:rtl w:val="1"/>
-              </w:rPr>
-              <w:t xml:space="preserve">اك</w:t>
-            </w:r>
-            <w:r>
-              <w:rPr>
-                <w:rFonts w:ascii="Times New Roman" w:cs="Times New Roman" w:eastAsia="Times New Roman" w:hAnsi="Times New Roman"/>
-                <w:sz w:val="24"/>
-                <w:szCs w:val="24"/>
-                <w:rtl w:val="1"/>
-              </w:rPr>
-              <w:t xml:space="preserve">ُ</w:t>
-            </w:r>
-            <w:r>
-              <w:rPr>
-                <w:rFonts w:ascii="Times New Roman" w:cs="Times New Roman" w:eastAsia="Times New Roman" w:hAnsi="Times New Roman"/>
-                <w:sz w:val="24"/>
-                <w:szCs w:val="24"/>
-                <w:rtl w:val="1"/>
-              </w:rPr>
-              <w:t xml:space="preserve">م</w:t>
-            </w:r>
-            <w:r>
-              <w:rPr>
-                <w:rFonts w:ascii="Times New Roman" w:cs="Times New Roman" w:eastAsia="Times New Roman" w:hAnsi="Times New Roman"/>
-                <w:sz w:val="24"/>
-                <w:szCs w:val="24"/>
-                <w:rtl w:val="1"/>
-              </w:rPr>
-              <w:t xml:space="preserve">ْ </w:t>
-            </w:r>
-            <w:r>
-              <w:rPr>
-                <w:rFonts w:ascii="Times New Roman" w:cs="Times New Roman" w:eastAsia="Times New Roman" w:hAnsi="Times New Roman"/>
-                <w:sz w:val="24"/>
-                <w:szCs w:val="24"/>
-                <w:rtl w:val="1"/>
-              </w:rPr>
-              <w:t xml:space="preserve">ش</w:t>
-            </w:r>
-            <w:r>
-              <w:rPr>
-                <w:rFonts w:ascii="Times New Roman" w:cs="Times New Roman" w:eastAsia="Times New Roman" w:hAnsi="Times New Roman"/>
-                <w:sz w:val="24"/>
-                <w:szCs w:val="24"/>
-                <w:rtl w:val="1"/>
-              </w:rPr>
-              <w:t xml:space="preserve">ُ</w:t>
-            </w:r>
-            <w:r>
-              <w:rPr>
-                <w:rFonts w:ascii="Times New Roman" w:cs="Times New Roman" w:eastAsia="Times New Roman" w:hAnsi="Times New Roman"/>
-                <w:sz w:val="24"/>
-                <w:szCs w:val="24"/>
-                <w:rtl w:val="1"/>
-              </w:rPr>
-              <w:t xml:space="preserve">ع</w:t>
-            </w:r>
-            <w:r>
-              <w:rPr>
-                <w:rFonts w:ascii="Times New Roman" w:cs="Times New Roman" w:eastAsia="Times New Roman" w:hAnsi="Times New Roman"/>
-                <w:sz w:val="24"/>
-                <w:szCs w:val="24"/>
-                <w:rtl w:val="1"/>
-              </w:rPr>
-              <w:t xml:space="preserve">ُ</w:t>
-            </w:r>
-            <w:r>
-              <w:rPr>
-                <w:rFonts w:ascii="Times New Roman" w:cs="Times New Roman" w:eastAsia="Times New Roman" w:hAnsi="Times New Roman"/>
-                <w:sz w:val="24"/>
-                <w:szCs w:val="24"/>
-                <w:rtl w:val="1"/>
-              </w:rPr>
-              <w:t xml:space="preserve">وب</w:t>
-            </w:r>
-            <w:r>
-              <w:rPr>
-                <w:rFonts w:ascii="Times New Roman" w:cs="Times New Roman" w:eastAsia="Times New Roman" w:hAnsi="Times New Roman"/>
-                <w:sz w:val="24"/>
-                <w:szCs w:val="24"/>
-                <w:rtl w:val="1"/>
-              </w:rPr>
-              <w:t xml:space="preserve">ً</w:t>
-            </w:r>
-            <w:r>
-              <w:rPr>
-                <w:rFonts w:ascii="Times New Roman" w:cs="Times New Roman" w:eastAsia="Times New Roman" w:hAnsi="Times New Roman"/>
-                <w:sz w:val="24"/>
-                <w:szCs w:val="24"/>
-                <w:rtl w:val="1"/>
-              </w:rPr>
-              <w:t xml:space="preserve">ا</w:t>
-            </w:r>
-            <w:r>
-              <w:rPr>
-                <w:rFonts w:ascii="Times New Roman" w:cs="Times New Roman" w:eastAsia="Times New Roman" w:hAnsi="Times New Roman"/>
-                <w:sz w:val="24"/>
-                <w:szCs w:val="24"/>
-                <w:rtl w:val="1"/>
-              </w:rPr>
-              <w:t xml:space="preserve"> </w:t>
-            </w:r>
-            <w:r>
-              <w:rPr>
-                <w:rFonts w:ascii="Times New Roman" w:cs="Times New Roman" w:eastAsia="Times New Roman" w:hAnsi="Times New Roman"/>
-                <w:sz w:val="24"/>
-                <w:szCs w:val="24"/>
-                <w:rtl w:val="1"/>
-              </w:rPr>
-              <w:t xml:space="preserve">و</w:t>
-            </w:r>
-            <w:r>
-              <w:rPr>
-                <w:rFonts w:ascii="Times New Roman" w:cs="Times New Roman" w:eastAsia="Times New Roman" w:hAnsi="Times New Roman"/>
-                <w:sz w:val="24"/>
-                <w:szCs w:val="24"/>
-                <w:rtl w:val="1"/>
-              </w:rPr>
-              <w:t xml:space="preserve">َ</w:t>
-            </w:r>
-            <w:r>
-              <w:rPr>
-                <w:rFonts w:ascii="Times New Roman" w:cs="Times New Roman" w:eastAsia="Times New Roman" w:hAnsi="Times New Roman"/>
-                <w:sz w:val="24"/>
-                <w:szCs w:val="24"/>
-                <w:rtl w:val="1"/>
-              </w:rPr>
-              <w:t xml:space="preserve">ق</w:t>
-            </w:r>
-            <w:r>
-              <w:rPr>
-                <w:rFonts w:ascii="Times New Roman" w:cs="Times New Roman" w:eastAsia="Times New Roman" w:hAnsi="Times New Roman"/>
-                <w:sz w:val="24"/>
-                <w:szCs w:val="24"/>
-                <w:rtl w:val="1"/>
-              </w:rPr>
-              <w:t xml:space="preserve">َ</w:t>
-            </w:r>
-            <w:r>
-              <w:rPr>
-                <w:rFonts w:ascii="Times New Roman" w:cs="Times New Roman" w:eastAsia="Times New Roman" w:hAnsi="Times New Roman"/>
-                <w:sz w:val="24"/>
-                <w:szCs w:val="24"/>
-                <w:rtl w:val="1"/>
-              </w:rPr>
-              <w:t xml:space="preserve">ب</w:t>
-            </w:r>
-            <w:r>
-              <w:rPr>
-                <w:rFonts w:ascii="Times New Roman" w:cs="Times New Roman" w:eastAsia="Times New Roman" w:hAnsi="Times New Roman"/>
-                <w:sz w:val="24"/>
-                <w:szCs w:val="24"/>
-                <w:rtl w:val="1"/>
-              </w:rPr>
-              <w:t xml:space="preserve">َ</w:t>
-            </w:r>
-            <w:r>
-              <w:rPr>
-                <w:rFonts w:ascii="Times New Roman" w:cs="Times New Roman" w:eastAsia="Times New Roman" w:hAnsi="Times New Roman"/>
-                <w:sz w:val="24"/>
-                <w:szCs w:val="24"/>
-                <w:rtl w:val="1"/>
-              </w:rPr>
-              <w:t xml:space="preserve">ائ</w:t>
-            </w:r>
-            <w:r>
-              <w:rPr>
-                <w:rFonts w:ascii="Times New Roman" w:cs="Times New Roman" w:eastAsia="Times New Roman" w:hAnsi="Times New Roman"/>
-                <w:sz w:val="24"/>
-                <w:szCs w:val="24"/>
-                <w:rtl w:val="1"/>
-              </w:rPr>
-              <w:t xml:space="preserve">ِ</w:t>
-            </w:r>
-            <w:r>
-              <w:rPr>
-                <w:rFonts w:ascii="Times New Roman" w:cs="Times New Roman" w:eastAsia="Times New Roman" w:hAnsi="Times New Roman"/>
-                <w:sz w:val="24"/>
-                <w:szCs w:val="24"/>
-                <w:rtl w:val="1"/>
-              </w:rPr>
-              <w:t xml:space="preserve">ل</w:t>
-            </w:r>
-            <w:r>
-              <w:rPr>
-                <w:rFonts w:ascii="Times New Roman" w:cs="Times New Roman" w:eastAsia="Times New Roman" w:hAnsi="Times New Roman"/>
-                <w:sz w:val="24"/>
-                <w:szCs w:val="24"/>
-                <w:rtl w:val="1"/>
-              </w:rPr>
-              <w:t xml:space="preserve">َ </w:t>
-            </w:r>
-            <w:r>
-              <w:rPr>
-                <w:rFonts w:ascii="Times New Roman" w:cs="Times New Roman" w:eastAsia="Times New Roman" w:hAnsi="Times New Roman"/>
-                <w:sz w:val="24"/>
-                <w:szCs w:val="24"/>
-                <w:rtl w:val="1"/>
-              </w:rPr>
-              <w:t xml:space="preserve">ل</w:t>
-            </w:r>
-            <w:r>
-              <w:rPr>
-                <w:rFonts w:ascii="Times New Roman" w:cs="Times New Roman" w:eastAsia="Times New Roman" w:hAnsi="Times New Roman"/>
-                <w:sz w:val="24"/>
-                <w:szCs w:val="24"/>
-                <w:rtl w:val="1"/>
-              </w:rPr>
-              <w:t xml:space="preserve">ِ</w:t>
-            </w:r>
-            <w:r>
-              <w:rPr>
-                <w:rFonts w:ascii="Times New Roman" w:cs="Times New Roman" w:eastAsia="Times New Roman" w:hAnsi="Times New Roman"/>
-                <w:sz w:val="24"/>
-                <w:szCs w:val="24"/>
-                <w:rtl w:val="1"/>
-              </w:rPr>
-              <w:t xml:space="preserve">ت</w:t>
-            </w:r>
-            <w:r>
-              <w:rPr>
-                <w:rFonts w:ascii="Times New Roman" w:cs="Times New Roman" w:eastAsia="Times New Roman" w:hAnsi="Times New Roman"/>
-                <w:sz w:val="24"/>
-                <w:szCs w:val="24"/>
-                <w:rtl w:val="1"/>
-              </w:rPr>
-              <w:t xml:space="preserve">َ</w:t>
-            </w:r>
-            <w:r>
-              <w:rPr>
-                <w:rFonts w:ascii="Times New Roman" w:cs="Times New Roman" w:eastAsia="Times New Roman" w:hAnsi="Times New Roman"/>
-                <w:sz w:val="24"/>
-                <w:szCs w:val="24"/>
-                <w:rtl w:val="1"/>
-              </w:rPr>
-              <w:t xml:space="preserve">ع</w:t>
-            </w:r>
-            <w:r>
-              <w:rPr>
-                <w:rFonts w:ascii="Times New Roman" w:cs="Times New Roman" w:eastAsia="Times New Roman" w:hAnsi="Times New Roman"/>
-                <w:sz w:val="24"/>
-                <w:szCs w:val="24"/>
-                <w:rtl w:val="1"/>
-              </w:rPr>
-              <w:t xml:space="preserve">َ</w:t>
-            </w:r>
-            <w:r>
-              <w:rPr>
-                <w:rFonts w:ascii="Times New Roman" w:cs="Times New Roman" w:eastAsia="Times New Roman" w:hAnsi="Times New Roman"/>
-                <w:sz w:val="24"/>
-                <w:szCs w:val="24"/>
-                <w:rtl w:val="1"/>
-              </w:rPr>
-              <w:t xml:space="preserve">ار</w:t>
-            </w:r>
-            <w:r>
-              <w:rPr>
-                <w:rFonts w:ascii="Times New Roman" w:cs="Times New Roman" w:eastAsia="Times New Roman" w:hAnsi="Times New Roman"/>
-                <w:sz w:val="24"/>
-                <w:szCs w:val="24"/>
-                <w:rtl w:val="1"/>
-              </w:rPr>
-              <w:t xml:space="preserve">َ</w:t>
-            </w:r>
-            <w:r>
-              <w:rPr>
-                <w:rFonts w:ascii="Times New Roman" w:cs="Times New Roman" w:eastAsia="Times New Roman" w:hAnsi="Times New Roman"/>
-                <w:sz w:val="24"/>
-                <w:szCs w:val="24"/>
-                <w:rtl w:val="1"/>
-              </w:rPr>
-              <w:t xml:space="preserve">ف</w:t>
-            </w:r>
-            <w:r>
-              <w:rPr>
-                <w:rFonts w:ascii="Times New Roman" w:cs="Times New Roman" w:eastAsia="Times New Roman" w:hAnsi="Times New Roman"/>
-                <w:sz w:val="24"/>
-                <w:szCs w:val="24"/>
-                <w:rtl w:val="1"/>
-              </w:rPr>
-              <w:t xml:space="preserve">ُ</w:t>
-            </w:r>
-            <w:r>
-              <w:rPr>
-                <w:rFonts w:ascii="Times New Roman" w:cs="Times New Roman" w:eastAsia="Times New Roman" w:hAnsi="Times New Roman"/>
-                <w:sz w:val="24"/>
-                <w:szCs w:val="24"/>
-                <w:rtl w:val="1"/>
-              </w:rPr>
-              <w:t xml:space="preserve">وا</w:t>
-            </w:r>
-            <w:r>
-              <w:rPr>
-                <w:rFonts w:ascii="Times New Roman" w:cs="Times New Roman" w:eastAsia="Times New Roman" w:hAnsi="Times New Roman"/>
-                <w:sz w:val="24"/>
-                <w:szCs w:val="24"/>
-                <w:rtl w:val="1"/>
-              </w:rPr>
-              <w:t xml:space="preserve"> ۚ </w:t>
-            </w:r>
-            <w:r>
-              <w:rPr>
-                <w:rFonts w:ascii="Times New Roman" w:cs="Times New Roman" w:eastAsia="Times New Roman" w:hAnsi="Times New Roman"/>
-                <w:sz w:val="24"/>
-                <w:szCs w:val="24"/>
-                <w:rtl w:val="1"/>
-              </w:rPr>
-              <w:t xml:space="preserve">إ</w:t>
-            </w:r>
-            <w:r>
-              <w:rPr>
-                <w:rFonts w:ascii="Times New Roman" w:cs="Times New Roman" w:eastAsia="Times New Roman" w:hAnsi="Times New Roman"/>
-                <w:sz w:val="24"/>
-                <w:szCs w:val="24"/>
-                <w:rtl w:val="1"/>
-              </w:rPr>
-              <w:t xml:space="preserve">ِ</w:t>
-            </w:r>
-            <w:r>
-              <w:rPr>
-                <w:rFonts w:ascii="Times New Roman" w:cs="Times New Roman" w:eastAsia="Times New Roman" w:hAnsi="Times New Roman"/>
-                <w:sz w:val="24"/>
-                <w:szCs w:val="24"/>
-                <w:rtl w:val="1"/>
-              </w:rPr>
-              <w:t xml:space="preserve">ن</w:t>
-            </w:r>
-            <w:r>
-              <w:rPr>
-                <w:rFonts w:ascii="Times New Roman" w:cs="Times New Roman" w:eastAsia="Times New Roman" w:hAnsi="Times New Roman"/>
-                <w:sz w:val="24"/>
-                <w:szCs w:val="24"/>
-                <w:rtl w:val="1"/>
-              </w:rPr>
-              <w:t xml:space="preserve">َّ </w:t>
-            </w:r>
-            <w:r>
-              <w:rPr>
-                <w:rFonts w:ascii="Times New Roman" w:cs="Times New Roman" w:eastAsia="Times New Roman" w:hAnsi="Times New Roman"/>
-                <w:sz w:val="24"/>
-                <w:szCs w:val="24"/>
-                <w:rtl w:val="1"/>
-              </w:rPr>
-              <w:t xml:space="preserve">أ</w:t>
-            </w:r>
-            <w:r>
-              <w:rPr>
-                <w:rFonts w:ascii="Times New Roman" w:cs="Times New Roman" w:eastAsia="Times New Roman" w:hAnsi="Times New Roman"/>
-                <w:sz w:val="24"/>
-                <w:szCs w:val="24"/>
-                <w:rtl w:val="1"/>
-              </w:rPr>
-              <w:t xml:space="preserve">َ</w:t>
-            </w:r>
-            <w:r>
-              <w:rPr>
-                <w:rFonts w:ascii="Times New Roman" w:cs="Times New Roman" w:eastAsia="Times New Roman" w:hAnsi="Times New Roman"/>
-                <w:sz w:val="24"/>
-                <w:szCs w:val="24"/>
-                <w:rtl w:val="1"/>
-              </w:rPr>
-              <w:t xml:space="preserve">ك</w:t>
-            </w:r>
-            <w:r>
-              <w:rPr>
-                <w:rFonts w:ascii="Times New Roman" w:cs="Times New Roman" w:eastAsia="Times New Roman" w:hAnsi="Times New Roman"/>
-                <w:sz w:val="24"/>
-                <w:szCs w:val="24"/>
-                <w:rtl w:val="1"/>
-              </w:rPr>
-              <w:t xml:space="preserve">ْ</w:t>
-            </w:r>
-            <w:r>
-              <w:rPr>
-                <w:rFonts w:ascii="Times New Roman" w:cs="Times New Roman" w:eastAsia="Times New Roman" w:hAnsi="Times New Roman"/>
-                <w:sz w:val="24"/>
-                <w:szCs w:val="24"/>
-                <w:rtl w:val="1"/>
-              </w:rPr>
-              <w:t xml:space="preserve">ر</w:t>
-            </w:r>
-            <w:r>
-              <w:rPr>
-                <w:rFonts w:ascii="Times New Roman" w:cs="Times New Roman" w:eastAsia="Times New Roman" w:hAnsi="Times New Roman"/>
-                <w:sz w:val="24"/>
-                <w:szCs w:val="24"/>
-                <w:rtl w:val="1"/>
-              </w:rPr>
-              <w:t xml:space="preserve">َ</w:t>
-            </w:r>
-            <w:r>
-              <w:rPr>
-                <w:rFonts w:ascii="Times New Roman" w:cs="Times New Roman" w:eastAsia="Times New Roman" w:hAnsi="Times New Roman"/>
-                <w:sz w:val="24"/>
-                <w:szCs w:val="24"/>
-                <w:rtl w:val="1"/>
-              </w:rPr>
-              <w:t xml:space="preserve">م</w:t>
-            </w:r>
-            <w:r>
-              <w:rPr>
-                <w:rFonts w:ascii="Times New Roman" w:cs="Times New Roman" w:eastAsia="Times New Roman" w:hAnsi="Times New Roman"/>
-                <w:sz w:val="24"/>
-                <w:szCs w:val="24"/>
-                <w:rtl w:val="1"/>
-              </w:rPr>
-              <w:t xml:space="preserve">َ</w:t>
-            </w:r>
-            <w:r>
-              <w:rPr>
-                <w:rFonts w:ascii="Times New Roman" w:cs="Times New Roman" w:eastAsia="Times New Roman" w:hAnsi="Times New Roman"/>
-                <w:sz w:val="24"/>
-                <w:szCs w:val="24"/>
-                <w:rtl w:val="1"/>
-              </w:rPr>
-              <w:t xml:space="preserve">ك</w:t>
-            </w:r>
-            <w:r>
-              <w:rPr>
-                <w:rFonts w:ascii="Times New Roman" w:cs="Times New Roman" w:eastAsia="Times New Roman" w:hAnsi="Times New Roman"/>
-                <w:sz w:val="24"/>
-                <w:szCs w:val="24"/>
-                <w:rtl w:val="1"/>
-              </w:rPr>
-              <w:t xml:space="preserve">ُ</w:t>
-            </w:r>
-            <w:r>
-              <w:rPr>
-                <w:rFonts w:ascii="Times New Roman" w:cs="Times New Roman" w:eastAsia="Times New Roman" w:hAnsi="Times New Roman"/>
-                <w:sz w:val="24"/>
-                <w:szCs w:val="24"/>
-                <w:rtl w:val="1"/>
-              </w:rPr>
-              <w:t xml:space="preserve">م</w:t>
-            </w:r>
-            <w:r>
-              <w:rPr>
-                <w:rFonts w:ascii="Times New Roman" w:cs="Times New Roman" w:eastAsia="Times New Roman" w:hAnsi="Times New Roman"/>
-                <w:sz w:val="24"/>
-                <w:szCs w:val="24"/>
-                <w:rtl w:val="1"/>
-              </w:rPr>
-              <w:t xml:space="preserve">ْ </w:t>
-            </w:r>
-            <w:r>
-              <w:rPr>
-                <w:rFonts w:ascii="Times New Roman" w:cs="Times New Roman" w:eastAsia="Times New Roman" w:hAnsi="Times New Roman"/>
-                <w:sz w:val="24"/>
-                <w:szCs w:val="24"/>
-                <w:rtl w:val="1"/>
-              </w:rPr>
-              <w:t xml:space="preserve">ع</w:t>
-            </w:r>
-            <w:r>
-              <w:rPr>
-                <w:rFonts w:ascii="Times New Roman" w:cs="Times New Roman" w:eastAsia="Times New Roman" w:hAnsi="Times New Roman"/>
-                <w:sz w:val="24"/>
-                <w:szCs w:val="24"/>
-                <w:rtl w:val="1"/>
-              </w:rPr>
-              <w:t xml:space="preserve">ِ</w:t>
-            </w:r>
-            <w:r>
-              <w:rPr>
-                <w:rFonts w:ascii="Times New Roman" w:cs="Times New Roman" w:eastAsia="Times New Roman" w:hAnsi="Times New Roman"/>
-                <w:sz w:val="24"/>
-                <w:szCs w:val="24"/>
-                <w:rtl w:val="1"/>
-              </w:rPr>
-              <w:t xml:space="preserve">ن</w:t>
-            </w:r>
-            <w:r>
-              <w:rPr>
-                <w:rFonts w:ascii="Times New Roman" w:cs="Times New Roman" w:eastAsia="Times New Roman" w:hAnsi="Times New Roman"/>
-                <w:sz w:val="24"/>
-                <w:szCs w:val="24"/>
-                <w:rtl w:val="1"/>
-              </w:rPr>
-              <w:t xml:space="preserve">ْ</w:t>
-            </w:r>
-            <w:r>
-              <w:rPr>
-                <w:rFonts w:ascii="Times New Roman" w:cs="Times New Roman" w:eastAsia="Times New Roman" w:hAnsi="Times New Roman"/>
-                <w:sz w:val="24"/>
-                <w:szCs w:val="24"/>
-                <w:rtl w:val="1"/>
-              </w:rPr>
-              <w:t xml:space="preserve">د</w:t>
-            </w:r>
-            <w:r>
-              <w:rPr>
-                <w:rFonts w:ascii="Times New Roman" w:cs="Times New Roman" w:eastAsia="Times New Roman" w:hAnsi="Times New Roman"/>
-                <w:sz w:val="24"/>
-                <w:szCs w:val="24"/>
-                <w:rtl w:val="1"/>
-              </w:rPr>
-              <w:t xml:space="preserve">َ </w:t>
-            </w:r>
-            <w:r>
-              <w:rPr>
-                <w:rFonts w:ascii="Times New Roman" w:cs="Times New Roman" w:eastAsia="Times New Roman" w:hAnsi="Times New Roman"/>
-                <w:sz w:val="24"/>
-                <w:szCs w:val="24"/>
-                <w:rtl w:val="1"/>
-              </w:rPr>
-              <w:t xml:space="preserve">الل</w:t>
-            </w:r>
-            <w:r>
-              <w:rPr>
-                <w:rFonts w:ascii="Times New Roman" w:cs="Times New Roman" w:eastAsia="Times New Roman" w:hAnsi="Times New Roman"/>
-                <w:sz w:val="24"/>
-                <w:szCs w:val="24"/>
-                <w:rtl w:val="1"/>
-              </w:rPr>
-              <w:t xml:space="preserve">َّ</w:t>
-            </w:r>
-            <w:r>
-              <w:rPr>
-                <w:rFonts w:ascii="Times New Roman" w:cs="Times New Roman" w:eastAsia="Times New Roman" w:hAnsi="Times New Roman"/>
-                <w:sz w:val="24"/>
-                <w:szCs w:val="24"/>
-                <w:rtl w:val="1"/>
-              </w:rPr>
-              <w:t xml:space="preserve">ه</w:t>
-            </w:r>
-            <w:r>
-              <w:rPr>
-                <w:rFonts w:ascii="Times New Roman" w:cs="Times New Roman" w:eastAsia="Times New Roman" w:hAnsi="Times New Roman"/>
-                <w:sz w:val="24"/>
-                <w:szCs w:val="24"/>
-                <w:rtl w:val="1"/>
-              </w:rPr>
-              <w:t xml:space="preserve">ِ </w:t>
-            </w:r>
-            <w:r>
-              <w:rPr>
-                <w:rFonts w:ascii="Times New Roman" w:cs="Times New Roman" w:eastAsia="Times New Roman" w:hAnsi="Times New Roman"/>
-                <w:sz w:val="24"/>
-                <w:szCs w:val="24"/>
-                <w:rtl w:val="1"/>
-              </w:rPr>
-              <w:t xml:space="preserve">أ</w:t>
-            </w:r>
-            <w:r>
-              <w:rPr>
-                <w:rFonts w:ascii="Times New Roman" w:cs="Times New Roman" w:eastAsia="Times New Roman" w:hAnsi="Times New Roman"/>
-                <w:sz w:val="24"/>
-                <w:szCs w:val="24"/>
-                <w:rtl w:val="1"/>
-              </w:rPr>
-              <w:t xml:space="preserve">َ</w:t>
-            </w:r>
-            <w:r>
-              <w:rPr>
-                <w:rFonts w:ascii="Times New Roman" w:cs="Times New Roman" w:eastAsia="Times New Roman" w:hAnsi="Times New Roman"/>
-                <w:sz w:val="24"/>
-                <w:szCs w:val="24"/>
-                <w:rtl w:val="1"/>
-              </w:rPr>
-              <w:t xml:space="preserve">ت</w:t>
-            </w:r>
-            <w:r>
-              <w:rPr>
-                <w:rFonts w:ascii="Times New Roman" w:cs="Times New Roman" w:eastAsia="Times New Roman" w:hAnsi="Times New Roman"/>
-                <w:sz w:val="24"/>
-                <w:szCs w:val="24"/>
-                <w:rtl w:val="1"/>
-              </w:rPr>
-              <w:t xml:space="preserve">ْ</w:t>
-            </w:r>
-            <w:r>
-              <w:rPr>
-                <w:rFonts w:ascii="Times New Roman" w:cs="Times New Roman" w:eastAsia="Times New Roman" w:hAnsi="Times New Roman"/>
-                <w:sz w:val="24"/>
-                <w:szCs w:val="24"/>
-                <w:rtl w:val="1"/>
-              </w:rPr>
-              <w:t xml:space="preserve">ق</w:t>
-            </w:r>
-            <w:r>
-              <w:rPr>
-                <w:rFonts w:ascii="Times New Roman" w:cs="Times New Roman" w:eastAsia="Times New Roman" w:hAnsi="Times New Roman"/>
-                <w:sz w:val="24"/>
-                <w:szCs w:val="24"/>
-                <w:rtl w:val="1"/>
-              </w:rPr>
-              <w:t xml:space="preserve">َ</w:t>
-            </w:r>
-            <w:r>
-              <w:rPr>
-                <w:rFonts w:ascii="Times New Roman" w:cs="Times New Roman" w:eastAsia="Times New Roman" w:hAnsi="Times New Roman"/>
-                <w:sz w:val="24"/>
-                <w:szCs w:val="24"/>
-                <w:rtl w:val="1"/>
-              </w:rPr>
-              <w:t xml:space="preserve">اك</w:t>
-            </w:r>
-            <w:r>
-              <w:rPr>
-                <w:rFonts w:ascii="Times New Roman" w:cs="Times New Roman" w:eastAsia="Times New Roman" w:hAnsi="Times New Roman"/>
-                <w:sz w:val="24"/>
-                <w:szCs w:val="24"/>
-                <w:rtl w:val="1"/>
-              </w:rPr>
-              <w:t xml:space="preserve">ُ</w:t>
-            </w:r>
-            <w:r>
-              <w:rPr>
-                <w:rFonts w:ascii="Times New Roman" w:cs="Times New Roman" w:eastAsia="Times New Roman" w:hAnsi="Times New Roman"/>
-                <w:sz w:val="24"/>
-                <w:szCs w:val="24"/>
-                <w:rtl w:val="1"/>
-              </w:rPr>
-              <w:t xml:space="preserve">م</w:t>
-            </w:r>
-            <w:r>
-              <w:rPr>
-                <w:rFonts w:ascii="Times New Roman" w:cs="Times New Roman" w:eastAsia="Times New Roman" w:hAnsi="Times New Roman"/>
-                <w:sz w:val="24"/>
-                <w:szCs w:val="24"/>
-                <w:rtl w:val="1"/>
-              </w:rPr>
-              <w:t xml:space="preserve">ْ ۚ </w:t>
-            </w:r>
-            <w:r>
-              <w:rPr>
-                <w:rFonts w:ascii="Times New Roman" w:cs="Times New Roman" w:eastAsia="Times New Roman" w:hAnsi="Times New Roman"/>
-                <w:sz w:val="24"/>
-                <w:szCs w:val="24"/>
-                <w:rtl w:val="1"/>
-              </w:rPr>
-              <w:t xml:space="preserve">إ</w:t>
-            </w:r>
-            <w:r>
-              <w:rPr>
-                <w:rFonts w:ascii="Times New Roman" w:cs="Times New Roman" w:eastAsia="Times New Roman" w:hAnsi="Times New Roman"/>
-                <w:sz w:val="24"/>
-                <w:szCs w:val="24"/>
-                <w:rtl w:val="1"/>
-              </w:rPr>
-              <w:t xml:space="preserve">ِ</w:t>
-            </w:r>
-            <w:r>
-              <w:rPr>
-                <w:rFonts w:ascii="Times New Roman" w:cs="Times New Roman" w:eastAsia="Times New Roman" w:hAnsi="Times New Roman"/>
-                <w:sz w:val="24"/>
-                <w:szCs w:val="24"/>
-                <w:rtl w:val="1"/>
-              </w:rPr>
-              <w:t xml:space="preserve">ن</w:t>
-            </w:r>
-            <w:r>
-              <w:rPr>
-                <w:rFonts w:ascii="Times New Roman" w:cs="Times New Roman" w:eastAsia="Times New Roman" w:hAnsi="Times New Roman"/>
-                <w:sz w:val="24"/>
-                <w:szCs w:val="24"/>
-                <w:rtl w:val="1"/>
-              </w:rPr>
-              <w:t xml:space="preserve">َّ </w:t>
-            </w:r>
-            <w:r>
-              <w:rPr>
-                <w:rFonts w:ascii="Times New Roman" w:cs="Times New Roman" w:eastAsia="Times New Roman" w:hAnsi="Times New Roman"/>
-                <w:sz w:val="24"/>
-                <w:szCs w:val="24"/>
-                <w:rtl w:val="1"/>
-              </w:rPr>
-              <w:t xml:space="preserve">الل</w:t>
-            </w:r>
-            <w:r>
-              <w:rPr>
-                <w:rFonts w:ascii="Times New Roman" w:cs="Times New Roman" w:eastAsia="Times New Roman" w:hAnsi="Times New Roman"/>
-                <w:sz w:val="24"/>
-                <w:szCs w:val="24"/>
-                <w:rtl w:val="1"/>
-              </w:rPr>
-              <w:t xml:space="preserve">َّ</w:t>
-            </w:r>
-            <w:r>
-              <w:rPr>
-                <w:rFonts w:ascii="Times New Roman" w:cs="Times New Roman" w:eastAsia="Times New Roman" w:hAnsi="Times New Roman"/>
-                <w:sz w:val="24"/>
-                <w:szCs w:val="24"/>
-                <w:rtl w:val="1"/>
-              </w:rPr>
-              <w:t xml:space="preserve">ه</w:t>
-            </w:r>
-            <w:r>
-              <w:rPr>
-                <w:rFonts w:ascii="Times New Roman" w:cs="Times New Roman" w:eastAsia="Times New Roman" w:hAnsi="Times New Roman"/>
-                <w:sz w:val="24"/>
-                <w:szCs w:val="24"/>
-                <w:rtl w:val="1"/>
-              </w:rPr>
-              <w:t xml:space="preserve">َ </w:t>
-            </w:r>
-            <w:r>
-              <w:rPr>
-                <w:rFonts w:ascii="Times New Roman" w:cs="Times New Roman" w:eastAsia="Times New Roman" w:hAnsi="Times New Roman"/>
-                <w:sz w:val="24"/>
-                <w:szCs w:val="24"/>
-                <w:rtl w:val="1"/>
-              </w:rPr>
-              <w:t xml:space="preserve">ع</w:t>
-            </w:r>
-            <w:r>
-              <w:rPr>
-                <w:rFonts w:ascii="Times New Roman" w:cs="Times New Roman" w:eastAsia="Times New Roman" w:hAnsi="Times New Roman"/>
-                <w:sz w:val="24"/>
-                <w:szCs w:val="24"/>
-                <w:rtl w:val="1"/>
-              </w:rPr>
-              <w:t xml:space="preserve">َ</w:t>
-            </w:r>
-            <w:r>
-              <w:rPr>
-                <w:rFonts w:ascii="Times New Roman" w:cs="Times New Roman" w:eastAsia="Times New Roman" w:hAnsi="Times New Roman"/>
-                <w:sz w:val="24"/>
-                <w:szCs w:val="24"/>
-                <w:rtl w:val="1"/>
-              </w:rPr>
-              <w:t xml:space="preserve">ل</w:t>
-            </w:r>
-            <w:r>
-              <w:rPr>
-                <w:rFonts w:ascii="Times New Roman" w:cs="Times New Roman" w:eastAsia="Times New Roman" w:hAnsi="Times New Roman"/>
-                <w:sz w:val="24"/>
-                <w:szCs w:val="24"/>
-                <w:rtl w:val="1"/>
-              </w:rPr>
-              <w:t xml:space="preserve">ِ</w:t>
-            </w:r>
-            <w:r>
-              <w:rPr>
-                <w:rFonts w:ascii="Times New Roman" w:cs="Times New Roman" w:eastAsia="Times New Roman" w:hAnsi="Times New Roman"/>
-                <w:sz w:val="24"/>
-                <w:szCs w:val="24"/>
-                <w:rtl w:val="1"/>
-              </w:rPr>
-              <w:t xml:space="preserve">يم</w:t>
-            </w:r>
-            <w:r>
-              <w:rPr>
-                <w:rFonts w:ascii="Times New Roman" w:cs="Times New Roman" w:eastAsia="Times New Roman" w:hAnsi="Times New Roman"/>
-                <w:sz w:val="24"/>
-                <w:szCs w:val="24"/>
-                <w:rtl w:val="1"/>
-              </w:rPr>
-              <w:t xml:space="preserve">ٌ </w:t>
-            </w:r>
-            <w:r>
-              <w:rPr>
-                <w:rFonts w:ascii="Times New Roman" w:cs="Times New Roman" w:eastAsia="Times New Roman" w:hAnsi="Times New Roman"/>
-                <w:sz w:val="24"/>
-                <w:szCs w:val="24"/>
-                <w:rtl w:val="1"/>
-              </w:rPr>
-              <w:t xml:space="preserve">خ</w:t>
-            </w:r>
-            <w:r>
-              <w:rPr>
-                <w:rFonts w:ascii="Times New Roman" w:cs="Times New Roman" w:eastAsia="Times New Roman" w:hAnsi="Times New Roman"/>
-                <w:sz w:val="24"/>
-                <w:szCs w:val="24"/>
-                <w:rtl w:val="1"/>
-              </w:rPr>
-              <w:t xml:space="preserve">َ</w:t>
-            </w:r>
-            <w:r>
-              <w:rPr>
-                <w:rFonts w:ascii="Times New Roman" w:cs="Times New Roman" w:eastAsia="Times New Roman" w:hAnsi="Times New Roman"/>
-                <w:sz w:val="24"/>
-                <w:szCs w:val="24"/>
-                <w:rtl w:val="1"/>
-              </w:rPr>
-              <w:t xml:space="preserve">ب</w:t>
-            </w:r>
-            <w:r>
-              <w:rPr>
-                <w:rFonts w:ascii="Times New Roman" w:cs="Times New Roman" w:eastAsia="Times New Roman" w:hAnsi="Times New Roman"/>
-                <w:sz w:val="24"/>
-                <w:szCs w:val="24"/>
-                <w:rtl w:val="1"/>
-              </w:rPr>
-              <w:t xml:space="preserve">ِ</w:t>
-            </w:r>
-            <w:r>
-              <w:rPr>
-                <w:rFonts w:ascii="Times New Roman" w:cs="Times New Roman" w:eastAsia="Times New Roman" w:hAnsi="Times New Roman"/>
-                <w:sz w:val="24"/>
-                <w:szCs w:val="24"/>
-                <w:rtl w:val="1"/>
-              </w:rPr>
-              <w:t xml:space="preserve">ير</w:t>
-            </w:r>
-            <w:r>
-              <w:rPr>
-                <w:rFonts w:ascii="Times New Roman" w:cs="Times New Roman" w:eastAsia="Times New Roman" w:hAnsi="Times New Roman"/>
-                <w:sz w:val="24"/>
-                <w:szCs w:val="24"/>
-                <w:rtl w:val="0"/>
-              </w:rPr>
-              <w:t xml:space="preserve">ٌ [</w:t>
-            </w:r>
-            <w:hyperlink r:id="rId11">
-              <w:r>
-                <w:rPr>
-                  <w:rFonts w:ascii="Times New Roman" w:cs="Times New Roman" w:eastAsia="Times New Roman" w:hAnsi="Times New Roman"/>
-                  <w:color w:val="0563c1"/>
-                  <w:sz w:val="24"/>
-                  <w:szCs w:val="24"/>
-                  <w:u w:val="single"/>
-                  <w:rtl w:val="0"/>
-                </w:rPr>
-                <w:t xml:space="preserve">1</w:t>
-              </w:r>
-            </w:hyperlink>
-            <w:r>
-              <w:rPr>
-                <w:rFonts w:ascii="Times New Roman" w:cs="Times New Roman" w:eastAsia="Times New Roman" w:hAnsi="Times New Roman"/>
-                <w:sz w:val="24"/>
-                <w:szCs w:val="24"/>
-                <w:rtl w:val="0"/>
-              </w:rPr>
-              <w:t xml:space="preserve">]</w:t>
-            </w:r>
-          </w:p>
-          <w:p>
-            <w:pPr>
-              <w:spacing w:after="0" w:line="240" w:lineRule="auto"/>
-              <w:rPr>
-                <w:rFonts w:ascii="Times New Roman" w:cs="Times New Roman" w:eastAsia="Times New Roman" w:hAnsi="Times New Roman"/>
-                <w:sz w:val="24"/>
-                <w:szCs w:val="24"/>
-              </w:rPr>
-            </w:pPr>
-            <w:r>
-              <w:rPr>
-                <w:rFonts w:ascii="Times New Roman" w:cs="Times New Roman" w:eastAsia="Times New Roman" w:hAnsi="Times New Roman"/>
-                <w:sz w:val="24"/>
-                <w:szCs w:val="24"/>
-                <w:rtl w:val="0"/>
-              </w:rPr>
-              <w:t xml:space="preserve">"Wahai manusia! Sungguh, Kami telah menciptakan kamu dari seorang laki-laki dan seorang perempuan, kemudian Kami jadikan kamu berbangsa-bangsa dan bersuku-suku agar kamu saling mengenal."</w:t>
-            </w:r>
-          </w:p>
-          <w:p>
-            <w:pPr>
-              <w:spacing w:after="0" w:line="240" w:lineRule="auto"/>
-              <w:rPr>
-                <w:rFonts w:ascii="Times New Roman" w:cs="Times New Roman" w:eastAsia="Times New Roman" w:hAnsi="Times New Roman"/>
-                <w:sz w:val="24"/>
-                <w:szCs w:val="24"/>
-              </w:rPr>
-            </w:pPr>
-            <w:r>
-              <w:rPr>
-                <w:rFonts w:ascii="Times New Roman" w:cs="Times New Roman" w:eastAsia="Times New Roman" w:hAnsi="Times New Roman"/>
                 <w:b w:val="1"/>
                 <w:bCs w:val="1"/>
                 <w:sz w:val="24"/>
                 <w:szCs w:val="24"/>
+              </w:rPr>
+            </w:pPr>
+            <w:r>
+              <w:rPr>
+                <w:rFonts w:ascii="Times New Roman" w:cs="Times New Roman" w:eastAsia="Times New Roman" w:hAnsi="Times New Roman"/>
+                <w:b w:val="1"/>
+                <w:bCs w:val="1"/>
+                <w:sz w:val="24"/>
+                <w:szCs w:val="24"/>
                 <w:rtl w:val="0"/>
               </w:rPr>
-              <w:t xml:space="preserve">Implementasi</w:t>
+              <w:t xml:space="preserve">Lingkungan Pembelajaran</w:t>
             </w:r>
             <w:r>
               <w:rPr>
                 <w:rtl w:val="0"/>
               </w:rPr>
-            </w:r>
-          </w:p>
-          <w:p>
-            <w:pPr>
-              <w:spacing w:after="0" w:line="240" w:lineRule="auto"/>
-              <w:rPr>
-                <w:rFonts w:ascii="Times New Roman" w:cs="Times New Roman" w:eastAsia="Times New Roman" w:hAnsi="Times New Roman"/>
-                <w:sz w:val="24"/>
-                <w:szCs w:val="24"/>
-              </w:rPr>
-            </w:pPr>
-            <w:r>
-              <w:rPr>
-                <w:rFonts w:ascii="Times New Roman" w:cs="Times New Roman" w:eastAsia="Times New Roman" w:hAnsi="Times New Roman"/>
-                <w:sz w:val="24"/>
-                <w:szCs w:val="24"/>
-                <w:rtl w:val="0"/>
-              </w:rPr>
-              <w:t xml:space="preserve">Melalui pembelajaran ini, murid diajak mensyukuri keberagaman budaya dan kekayaan alam Indonesia serta menghargai perbedaan sebagai ciptaan Allah SWT.</w:t>
             </w:r>
           </w:p>
         </w:tc>
@@ -4745,6 +2059,8 @@
               <w:jc w:val="left"/>
               <w:rPr>
                 <w:rFonts w:ascii="Times New Roman" w:cs="Times New Roman" w:eastAsia="Times New Roman" w:hAnsi="Times New Roman"/>
+                <w:b w:val="1"/>
+                <w:bCs w:val="1"/>
                 <w:sz w:val="24"/>
                 <w:szCs w:val="24"/>
               </w:rPr>
@@ -4753,77 +2069,18 @@
               <w:rPr>
                 <w:rtl w:val="0"/>
               </w:rPr>
-            </w:r>
-          </w:p>
-        </w:tc>
-        <w:tc>
-          <w:p>
-            <w:pPr/>
-            <w:r>
-              <w:rPr/>
-              <w:t xml:space="preserve">{{zona_alfa}}</w:t>
             </w:r>
           </w:p>
         </w:tc>
         <w:tc>
           <w:tcPr>
-            <w:gridSpan w:val="7"/>
+            <w:gridSpan w:val="8"/>
           </w:tcPr>
           <w:p>
-            <w:pPr>
-              <w:spacing w:after="0" w:line="240" w:lineRule="auto"/>
-              <w:rPr>
-                <w:rFonts w:ascii="Times New Roman" w:cs="Times New Roman" w:eastAsia="Times New Roman" w:hAnsi="Times New Roman"/>
-                <w:sz w:val="24"/>
-                <w:szCs w:val="24"/>
-              </w:rPr>
-            </w:pPr>
-            <w:r>
-              <w:rPr>
-                <w:rFonts w:ascii="Times New Roman" w:cs="Times New Roman" w:eastAsia="Times New Roman" w:hAnsi="Times New Roman"/>
-                <w:sz w:val="24"/>
-                <w:szCs w:val="24"/>
-                <w:rtl w:val="0"/>
-              </w:rPr>
-              <w:t xml:space="preserve">Guess The Place</w:t>
-            </w:r>
-          </w:p>
-          <w:p>
-            <w:pPr>
-              <w:spacing w:after="0" w:line="240" w:lineRule="auto"/>
-              <w:rPr>
-                <w:rFonts w:ascii="Times New Roman" w:cs="Times New Roman" w:eastAsia="Times New Roman" w:hAnsi="Times New Roman"/>
-                <w:sz w:val="24"/>
-                <w:szCs w:val="24"/>
-              </w:rPr>
-            </w:pPr>
-            <w:r>
-              <w:rPr>
-                <w:rFonts w:ascii="Times New Roman" w:cs="Times New Roman" w:eastAsia="Times New Roman" w:hAnsi="Times New Roman"/>
-                <w:sz w:val="24"/>
-                <w:szCs w:val="24"/>
-                <w:rtl w:val="0"/>
-              </w:rPr>
-              <w:t xml:space="preserve">Guru menampilkan lima gambar destinasi wisata Indonesia tanpa nama menggunakan PowerPoint.</w:t>
-            </w:r>
-          </w:p>
-          <w:p>
-            <w:pPr>
-              <w:spacing w:after="0" w:line="240" w:lineRule="auto"/>
-              <w:rPr>
-                <w:rFonts w:ascii="Times New Roman" w:cs="Times New Roman" w:eastAsia="Times New Roman" w:hAnsi="Times New Roman"/>
-                <w:sz w:val="24"/>
-                <w:szCs w:val="24"/>
-              </w:rPr>
-            </w:pPr>
-            <w:r>
-              <w:rPr>
-                <w:rFonts w:ascii="Times New Roman" w:cs="Times New Roman" w:eastAsia="Times New Roman" w:hAnsi="Times New Roman"/>
-                <w:sz w:val="24"/>
-                <w:szCs w:val="24"/>
-                <w:rtl w:val="0"/>
-              </w:rPr>
-              <w:t xml:space="preserve">Siswa menebak.</w:t>
+            <w:pPr/>
+            <w:r>
+              <w:rPr/>
+              <w:t xml:space="preserve">{{Lingkungan}}</w:t>
             </w:r>
           </w:p>
         </w:tc>
@@ -4858,152 +2115,6 @@
               <w:jc w:val="left"/>
               <w:rPr>
                 <w:rFonts w:ascii="Times New Roman" w:cs="Times New Roman" w:eastAsia="Times New Roman" w:hAnsi="Times New Roman"/>
-                <w:sz w:val="24"/>
-                <w:szCs w:val="24"/>
-              </w:rPr>
-            </w:pPr>
-            <w:r>
-              <w:rPr>
-                <w:rtl w:val="0"/>
-              </w:rPr>
-            </w:r>
-          </w:p>
-        </w:tc>
-        <w:tc>
-          <w:tcPr>
-            <w:gridSpan w:val="8"/>
-            <w:shd w:fill="d0cece" w:val="clear"/>
-          </w:tcPr>
-          <w:p>
-            <w:pPr>
-              <w:spacing w:after="0" w:line="240" w:lineRule="auto"/>
-              <w:rPr>
-                <w:rFonts w:ascii="Times New Roman" w:cs="Times New Roman" w:eastAsia="Times New Roman" w:hAnsi="Times New Roman"/>
-                <w:b w:val="1"/>
-                <w:bCs w:val="1"/>
-                <w:sz w:val="24"/>
-                <w:szCs w:val="24"/>
-              </w:rPr>
-            </w:pPr>
-            <w:r>
-              <w:rPr>
-                <w:rFonts w:ascii="Times New Roman" w:cs="Times New Roman" w:eastAsia="Times New Roman" w:hAnsi="Times New Roman"/>
-                <w:b w:val="1"/>
-                <w:bCs w:val="1"/>
-                <w:sz w:val="24"/>
-                <w:szCs w:val="24"/>
-                <w:rtl w:val="0"/>
-              </w:rPr>
-              <w:t xml:space="preserve">AWAL </w:t>
-            </w:r>
-            <w:r>
-              <w:rPr>
-                <w:rFonts w:ascii="Times New Roman" w:cs="Times New Roman" w:eastAsia="Times New Roman" w:hAnsi="Times New Roman"/>
-                <w:sz w:val="24"/>
-                <w:szCs w:val="24"/>
-                <w:rtl w:val="0"/>
-              </w:rPr>
-              <w:t xml:space="preserve">(Berkesadaran, Menggembirakan)</w:t>
-            </w:r>
-            <w:r>
-              <w:rPr>
-                <w:rtl w:val="0"/>
-              </w:rPr>
-            </w:r>
-          </w:p>
-        </w:tc>
-      </w:tr>
-      <w:tr>
-        <w:trPr>
-          <w:cantSplit w:val="0"/>
-          <w:tblHeader w:val="0"/>
-        </w:trPr>
-        <w:tc>
-          <w:tcPr>
-            <w:vMerge w:val="continue"/>
-            <w:shd w:fill="c5e0b3" w:val="clear"/>
-            <w:vAlign w:val="center"/>
-          </w:tcPr>
-          <w:p>
-            <w:pPr/>
-            <w:r>
-              <w:rPr>
-                <w:b/>
-              </w:rPr>
-              <w:t xml:space="preserve">Pengalaman Belajar:</w:t>
-            </w:r>
-          </w:p>
-          <w:p>
-            <w:pPr/>
-            <w:r>
-              <w:rPr/>
-              <w:t xml:space="preserve">{{awal}}</w:t>
-            </w:r>
-          </w:p>
-        </w:tc>
-        <w:tc>
-          <w:tcPr>
-            <w:gridSpan w:val="8"/>
-          </w:tcPr>
-          <w:p>
-            <w:pPr>
-              <w:spacing w:after="0" w:line="240" w:lineRule="auto"/>
-              <w:rPr>
-                <w:rFonts w:ascii="Times New Roman" w:cs="Times New Roman" w:eastAsia="Times New Roman" w:hAnsi="Times New Roman"/>
-                <w:b w:val="1"/>
-                <w:bCs w:val="1"/>
-                <w:sz w:val="24"/>
-                <w:szCs w:val="24"/>
-              </w:rPr>
-            </w:pPr>
-            <w:sdt>
-              <w:sdtPr>
-                <w:id w:val="-789553094"/>
-                <w:tag w:val="goog_rdk_9"/>
-              </w:sdtPr>
-              <w:sdtContent/>
-            </w:sdt>
-            <w:r>
-              <w:rPr>
-                <w:rFonts w:ascii="Times New Roman" w:cs="Times New Roman" w:eastAsia="Times New Roman" w:hAnsi="Times New Roman"/>
-                <w:b w:val="1"/>
-                <w:bCs w:val="1"/>
-                <w:sz w:val="24"/>
-                <w:szCs w:val="24"/>
-                <w:rtl w:val="0"/>
-              </w:rPr>
-              <w:t xml:space="preserve">Pengalaman Belajar:</w:t>
-            </w:r>
-            <w:r/>
-            <w:r>
-              <w:rPr>
-                <w:rtl w:val="0"/>
-              </w:rPr>
-            </w:r>
-          </w:p>
-          <w:p>
-            <w:pPr>
-              <w:keepNext w:val="0"/>
-              <w:keepLines w:val="0"/>
-              <w:pageBreakBefore w:val="0"/>
-              <w:widowControl w:val="1"/>
-              <w:numPr>
-                <w:ilvl w:val="0"/>
-                <w:numId w:val="37"/>
-              </w:numPr>
-              <w:pBdr>
-                <w:top w:space="0" w:sz="0" w:val="nil"/>
-                <w:left w:space="0" w:sz="0" w:val="nil"/>
-                <w:bottom w:space="0" w:sz="0" w:val="nil"/>
-                <w:right w:space="0" w:sz="0" w:val="nil"/>
-                <w:between w:space="0" w:sz="0" w:val="nil"/>
-              </w:pBdr>
-              <w:shd w:fill="auto" w:val="clear"/>
-              <w:spacing w:after="0" w:before="0" w:line="240" w:lineRule="auto"/>
-              <w:ind w:left="671" w:right="0" w:hanging="360"/>
-              <w:jc w:val="left"/>
-              <w:rPr>
-                <w:rFonts w:ascii="Times New Roman" w:cs="Times New Roman" w:eastAsia="Times New Roman" w:hAnsi="Times New Roman"/>
                 <w:b w:val="0"/>
                 <w:bCs w:val="0"/>
                 <w:i w:val="0"/>
@@ -5020,528 +2131,38 @@
             </w:pPr>
             <w:r>
               <w:rPr>
-                <w:rFonts w:ascii="Times New Roman" w:cs="Times New Roman" w:eastAsia="Times New Roman" w:hAnsi="Times New Roman"/>
-                <w:b w:val="0"/>
-                <w:bCs w:val="0"/>
-                <w:i w:val="0"/>
-                <w:iCs w:val="0"/>
-                <w:smallCaps w:val="0"/>
-                <w:strike w:val="0"/>
-                <w:color w:val="000000"/>
-                <w:sz w:val="24"/>
-                <w:szCs w:val="24"/>
-                <w:u w:val="none"/>
-                <w:shd w:fill="auto" w:val="clear"/>
-                <w:vertAlign w:val="baseline"/>
                 <w:rtl w:val="0"/>
               </w:rPr>
-              <w:t xml:space="preserve">Murid menjawab salam dan memimpin doa sebelum memulai pembelajaran. </w:t>
-            </w:r>
-          </w:p>
+            </w:r>
+          </w:p>
+        </w:tc>
+        <w:tc>
+          <w:tcPr>
+            <w:gridSpan w:val="8"/>
+            <w:shd w:fill="c5e0b3" w:val="clear"/>
+          </w:tcPr>
           <w:p>
             <w:pPr>
-              <w:keepNext w:val="0"/>
-              <w:keepLines w:val="0"/>
-              <w:pageBreakBefore w:val="0"/>
-              <w:widowControl w:val="1"/>
-              <w:numPr>
-                <w:ilvl w:val="0"/>
-                <w:numId w:val="37"/>
-              </w:numPr>
-              <w:pBdr>
-                <w:top w:space="0" w:sz="0" w:val="nil"/>
-                <w:left w:space="0" w:sz="0" w:val="nil"/>
-                <w:bottom w:space="0" w:sz="0" w:val="nil"/>
-                <w:right w:space="0" w:sz="0" w:val="nil"/>
-                <w:between w:space="0" w:sz="0" w:val="nil"/>
-              </w:pBdr>
-              <w:shd w:fill="auto" w:val="clear"/>
-              <w:spacing w:after="0" w:before="0" w:line="240" w:lineRule="auto"/>
-              <w:ind w:left="671" w:right="0" w:hanging="360"/>
-              <w:jc w:val="left"/>
-              <w:rPr>
-                <w:rFonts w:ascii="Times New Roman" w:cs="Times New Roman" w:eastAsia="Times New Roman" w:hAnsi="Times New Roman"/>
-                <w:b w:val="0"/>
-                <w:bCs w:val="0"/>
-                <w:i w:val="0"/>
-                <w:iCs w:val="0"/>
-                <w:smallCaps w:val="0"/>
-                <w:strike w:val="0"/>
-                <w:color w:val="000000"/>
-                <w:sz w:val="24"/>
-                <w:szCs w:val="24"/>
-                <w:u w:val="none"/>
-                <w:shd w:fill="auto" w:val="clear"/>
-                <w:vertAlign w:val="baseline"/>
-              </w:rPr>
-            </w:pPr>
-            <w:r>
-              <w:rPr>
-                <w:rFonts w:ascii="Times New Roman" w:cs="Times New Roman" w:eastAsia="Times New Roman" w:hAnsi="Times New Roman"/>
-                <w:b w:val="0"/>
-                <w:bCs w:val="0"/>
-                <w:i w:val="0"/>
-                <w:iCs w:val="0"/>
-                <w:smallCaps w:val="0"/>
-                <w:strike w:val="0"/>
-                <w:color w:val="000000"/>
-                <w:sz w:val="24"/>
-                <w:szCs w:val="24"/>
-                <w:u w:val="none"/>
-                <w:shd w:fill="auto" w:val="clear"/>
-                <w:vertAlign w:val="baseline"/>
-                <w:rtl w:val="0"/>
-              </w:rPr>
-              <w:t xml:space="preserve">Murid mengikuti kegiatan </w:t>
-            </w:r>
-            <w:r>
+              <w:spacing w:after="0" w:line="240" w:lineRule="auto"/>
               <w:rPr>
                 <w:rFonts w:ascii="Times New Roman" w:cs="Times New Roman" w:eastAsia="Times New Roman" w:hAnsi="Times New Roman"/>
                 <w:b w:val="1"/>
                 <w:bCs w:val="1"/>
-                <w:i w:val="0"/>
-                <w:iCs w:val="0"/>
-                <w:smallCaps w:val="0"/>
-                <w:strike w:val="0"/>
-                <w:color w:val="000000"/>
-                <w:sz w:val="24"/>
-                <w:szCs w:val="24"/>
-                <w:u w:val="none"/>
-                <w:shd w:fill="auto" w:val="clear"/>
-                <w:vertAlign w:val="baseline"/>
-                <w:rtl w:val="0"/>
-              </w:rPr>
-              <w:t xml:space="preserve">Guess the Place</w:t>
-            </w:r>
-            <w:r>
-              <w:rPr>
-                <w:rFonts w:ascii="Times New Roman" w:cs="Times New Roman" w:eastAsia="Times New Roman" w:hAnsi="Times New Roman"/>
-                <w:b w:val="0"/>
-                <w:bCs w:val="0"/>
-                <w:i w:val="0"/>
-                <w:iCs w:val="0"/>
-                <w:smallCaps w:val="0"/>
-                <w:strike w:val="0"/>
-                <w:color w:val="000000"/>
-                <w:sz w:val="24"/>
-                <w:szCs w:val="24"/>
-                <w:u w:val="none"/>
-                <w:shd w:fill="auto" w:val="clear"/>
-                <w:vertAlign w:val="baseline"/>
-                <w:rtl w:val="0"/>
-              </w:rPr>
-              <w:t xml:space="preserve"> dengan antusias untuk membangun suasana belajar yang menyenangkan. </w:t>
-            </w:r>
-          </w:p>
-          <w:p>
-            <w:pPr>
-              <w:keepNext w:val="0"/>
-              <w:keepLines w:val="0"/>
-              <w:pageBreakBefore w:val="0"/>
-              <w:widowControl w:val="1"/>
-              <w:numPr>
-                <w:ilvl w:val="0"/>
-                <w:numId w:val="37"/>
-              </w:numPr>
-              <w:pBdr>
-                <w:top w:space="0" w:sz="0" w:val="nil"/>
-                <w:left w:space="0" w:sz="0" w:val="nil"/>
-                <w:bottom w:space="0" w:sz="0" w:val="nil"/>
-                <w:right w:space="0" w:sz="0" w:val="nil"/>
-                <w:between w:space="0" w:sz="0" w:val="nil"/>
-              </w:pBdr>
-              <w:shd w:fill="auto" w:val="clear"/>
-              <w:spacing w:after="0" w:before="0" w:line="240" w:lineRule="auto"/>
-              <w:ind w:left="671" w:right="0" w:hanging="360"/>
-              <w:jc w:val="left"/>
-              <w:rPr>
-                <w:rFonts w:ascii="Times New Roman" w:cs="Times New Roman" w:eastAsia="Times New Roman" w:hAnsi="Times New Roman"/>
-                <w:b w:val="0"/>
-                <w:bCs w:val="0"/>
-                <w:i w:val="0"/>
-                <w:iCs w:val="0"/>
-                <w:smallCaps w:val="0"/>
-                <w:strike w:val="0"/>
-                <w:color w:val="000000"/>
-                <w:sz w:val="24"/>
-                <w:szCs w:val="24"/>
-                <w:u w:val="none"/>
-                <w:shd w:fill="auto" w:val="clear"/>
-                <w:vertAlign w:val="baseline"/>
+                <w:sz w:val="24"/>
+                <w:szCs w:val="24"/>
               </w:rPr>
             </w:pPr>
             <w:r>
-              <w:rPr>
-                <w:rFonts w:ascii="Times New Roman" w:cs="Times New Roman" w:eastAsia="Times New Roman" w:hAnsi="Times New Roman"/>
-                <w:b w:val="0"/>
-                <w:bCs w:val="0"/>
-                <w:i w:val="0"/>
-                <w:iCs w:val="0"/>
-                <w:smallCaps w:val="0"/>
-                <w:strike w:val="0"/>
-                <w:color w:val="000000"/>
-                <w:sz w:val="24"/>
-                <w:szCs w:val="24"/>
-                <w:u w:val="none"/>
-                <w:shd w:fill="auto" w:val="clear"/>
-                <w:vertAlign w:val="baseline"/>
-                <w:rtl w:val="0"/>
-              </w:rPr>
-              <w:t xml:space="preserve">Murid mengamati gambar destinasi wisata Indonesia yang ditampilkan guru. </w:t>
-            </w:r>
-          </w:p>
-          <w:p>
-            <w:pPr>
-              <w:keepNext w:val="0"/>
-              <w:keepLines w:val="0"/>
-              <w:pageBreakBefore w:val="0"/>
-              <w:widowControl w:val="1"/>
-              <w:numPr>
-                <w:ilvl w:val="0"/>
-                <w:numId w:val="37"/>
-              </w:numPr>
-              <w:pBdr>
-                <w:top w:space="0" w:sz="0" w:val="nil"/>
-                <w:left w:space="0" w:sz="0" w:val="nil"/>
-                <w:bottom w:space="0" w:sz="0" w:val="nil"/>
-                <w:right w:space="0" w:sz="0" w:val="nil"/>
-                <w:between w:space="0" w:sz="0" w:val="nil"/>
-              </w:pBdr>
-              <w:shd w:fill="auto" w:val="clear"/>
-              <w:spacing w:after="0" w:before="0" w:line="240" w:lineRule="auto"/>
-              <w:ind w:left="671" w:right="0" w:hanging="360"/>
-              <w:jc w:val="left"/>
-              <w:rPr>
-                <w:rFonts w:ascii="Times New Roman" w:cs="Times New Roman" w:eastAsia="Times New Roman" w:hAnsi="Times New Roman"/>
-                <w:b w:val="0"/>
-                <w:bCs w:val="0"/>
-                <w:i w:val="0"/>
-                <w:iCs w:val="0"/>
-                <w:smallCaps w:val="0"/>
-                <w:strike w:val="0"/>
-                <w:color w:val="000000"/>
-                <w:sz w:val="24"/>
-                <w:szCs w:val="24"/>
-                <w:u w:val="none"/>
-                <w:shd w:fill="auto" w:val="clear"/>
-                <w:vertAlign w:val="baseline"/>
-              </w:rPr>
-            </w:pPr>
-            <w:r>
-              <w:rPr>
-                <w:rFonts w:ascii="Times New Roman" w:cs="Times New Roman" w:eastAsia="Times New Roman" w:hAnsi="Times New Roman"/>
-                <w:b w:val="0"/>
-                <w:bCs w:val="0"/>
-                <w:i w:val="0"/>
-                <w:iCs w:val="0"/>
-                <w:smallCaps w:val="0"/>
-                <w:strike w:val="0"/>
-                <w:color w:val="000000"/>
-                <w:sz w:val="24"/>
-                <w:szCs w:val="24"/>
-                <w:u w:val="none"/>
-                <w:shd w:fill="auto" w:val="clear"/>
-                <w:vertAlign w:val="baseline"/>
-                <w:rtl w:val="0"/>
-              </w:rPr>
-              <w:t xml:space="preserve">Murid mendengarkan petunjuk dalam bahasa Inggris dan menebak nama tempat berdasarkan informasi yang diberikan. </w:t>
-            </w:r>
-          </w:p>
-          <w:p>
-            <w:pPr>
-              <w:keepNext w:val="0"/>
-              <w:keepLines w:val="0"/>
-              <w:pageBreakBefore w:val="0"/>
-              <w:widowControl w:val="1"/>
-              <w:numPr>
-                <w:ilvl w:val="0"/>
-                <w:numId w:val="37"/>
-              </w:numPr>
-              <w:pBdr>
-                <w:top w:space="0" w:sz="0" w:val="nil"/>
-                <w:left w:space="0" w:sz="0" w:val="nil"/>
-                <w:bottom w:space="0" w:sz="0" w:val="nil"/>
-                <w:right w:space="0" w:sz="0" w:val="nil"/>
-                <w:between w:space="0" w:sz="0" w:val="nil"/>
-              </w:pBdr>
-              <w:shd w:fill="auto" w:val="clear"/>
-              <w:spacing w:after="0" w:before="0" w:line="240" w:lineRule="auto"/>
-              <w:ind w:left="671" w:right="0" w:hanging="360"/>
-              <w:jc w:val="left"/>
-              <w:rPr>
-                <w:rFonts w:ascii="Times New Roman" w:cs="Times New Roman" w:eastAsia="Times New Roman" w:hAnsi="Times New Roman"/>
-                <w:b w:val="0"/>
-                <w:bCs w:val="0"/>
-                <w:i w:val="0"/>
-                <w:iCs w:val="0"/>
-                <w:smallCaps w:val="0"/>
-                <w:strike w:val="0"/>
-                <w:color w:val="000000"/>
-                <w:sz w:val="24"/>
-                <w:szCs w:val="24"/>
-                <w:u w:val="none"/>
-                <w:shd w:fill="auto" w:val="clear"/>
-                <w:vertAlign w:val="baseline"/>
-              </w:rPr>
-            </w:pPr>
-            <w:r>
-              <w:rPr>
-                <w:rFonts w:ascii="Times New Roman" w:cs="Times New Roman" w:eastAsia="Times New Roman" w:hAnsi="Times New Roman"/>
-                <w:b w:val="0"/>
-                <w:bCs w:val="0"/>
-                <w:i w:val="0"/>
-                <w:iCs w:val="0"/>
-                <w:smallCaps w:val="0"/>
-                <w:strike w:val="0"/>
-                <w:color w:val="000000"/>
-                <w:sz w:val="24"/>
-                <w:szCs w:val="24"/>
-                <w:u w:val="none"/>
-                <w:shd w:fill="auto" w:val="clear"/>
-                <w:vertAlign w:val="baseline"/>
-                <w:rtl w:val="0"/>
-              </w:rPr>
-              <w:t xml:space="preserve">Murid menjawab pertanyaan pemantik guru secara lisan, seperti: </w:t>
-            </w:r>
-          </w:p>
-          <w:p>
-            <w:pPr>
-              <w:numPr>
-                <w:ilvl w:val="0"/>
-                <w:numId w:val="5"/>
-              </w:numPr>
-              <w:spacing w:after="0" w:line="240" w:lineRule="auto"/>
-              <w:ind w:left="1080" w:hanging="360"/>
-              <w:rPr>
-                <w:rFonts w:ascii="Times New Roman" w:cs="Times New Roman" w:eastAsia="Times New Roman" w:hAnsi="Times New Roman"/>
-                <w:sz w:val="24"/>
-                <w:szCs w:val="24"/>
-              </w:rPr>
-            </w:pPr>
-            <w:r>
-              <w:rPr>
-                <w:rFonts w:ascii="Times New Roman" w:cs="Times New Roman" w:eastAsia="Times New Roman" w:hAnsi="Times New Roman"/>
-                <w:sz w:val="24"/>
-                <w:szCs w:val="24"/>
-                <w:rtl w:val="0"/>
-              </w:rPr>
-              <w:t xml:space="preserve">Have you ever visited this place? </w:t>
-            </w:r>
-          </w:p>
-          <w:p>
-            <w:pPr>
-              <w:numPr>
-                <w:ilvl w:val="0"/>
-                <w:numId w:val="5"/>
-              </w:numPr>
-              <w:spacing w:after="0" w:line="240" w:lineRule="auto"/>
-              <w:ind w:left="1080" w:hanging="360"/>
-              <w:rPr>
-                <w:rFonts w:ascii="Times New Roman" w:cs="Times New Roman" w:eastAsia="Times New Roman" w:hAnsi="Times New Roman"/>
-                <w:sz w:val="24"/>
-                <w:szCs w:val="24"/>
-              </w:rPr>
-            </w:pPr>
-            <w:r>
-              <w:rPr>
-                <w:rFonts w:ascii="Times New Roman" w:cs="Times New Roman" w:eastAsia="Times New Roman" w:hAnsi="Times New Roman"/>
-                <w:sz w:val="24"/>
-                <w:szCs w:val="24"/>
-                <w:rtl w:val="0"/>
-              </w:rPr>
-              <w:t xml:space="preserve">What makes this place interesting? </w:t>
-            </w:r>
-          </w:p>
-          <w:p>
-            <w:pPr>
-              <w:numPr>
-                <w:ilvl w:val="0"/>
-                <w:numId w:val="5"/>
-              </w:numPr>
-              <w:spacing w:after="0" w:line="240" w:lineRule="auto"/>
-              <w:ind w:left="1080" w:hanging="360"/>
-              <w:rPr>
-                <w:rFonts w:ascii="Times New Roman" w:cs="Times New Roman" w:eastAsia="Times New Roman" w:hAnsi="Times New Roman"/>
-                <w:sz w:val="24"/>
-                <w:szCs w:val="24"/>
-              </w:rPr>
-            </w:pPr>
-            <w:r>
-              <w:rPr>
-                <w:rFonts w:ascii="Times New Roman" w:cs="Times New Roman" w:eastAsia="Times New Roman" w:hAnsi="Times New Roman"/>
-                <w:sz w:val="24"/>
-                <w:szCs w:val="24"/>
-                <w:rtl w:val="0"/>
-              </w:rPr>
-              <w:t xml:space="preserve">Why do many people visit this place? </w:t>
-            </w:r>
-          </w:p>
-          <w:p>
-            <w:pPr>
-              <w:keepNext w:val="0"/>
-              <w:keepLines w:val="0"/>
-              <w:pageBreakBefore w:val="0"/>
-              <w:widowControl w:val="1"/>
-              <w:numPr>
-                <w:ilvl w:val="0"/>
-                <w:numId w:val="37"/>
-              </w:numPr>
-              <w:pBdr>
-                <w:top w:space="0" w:sz="0" w:val="nil"/>
-                <w:left w:space="0" w:sz="0" w:val="nil"/>
-                <w:bottom w:space="0" w:sz="0" w:val="nil"/>
-                <w:right w:space="0" w:sz="0" w:val="nil"/>
-                <w:between w:space="0" w:sz="0" w:val="nil"/>
-              </w:pBdr>
-              <w:shd w:fill="auto" w:val="clear"/>
-              <w:spacing w:after="0" w:before="0" w:line="240" w:lineRule="auto"/>
-              <w:ind w:left="671" w:right="0" w:hanging="360"/>
-              <w:jc w:val="left"/>
-              <w:rPr>
-                <w:rFonts w:ascii="Times New Roman" w:cs="Times New Roman" w:eastAsia="Times New Roman" w:hAnsi="Times New Roman"/>
-                <w:b w:val="0"/>
-                <w:bCs w:val="0"/>
-                <w:i w:val="0"/>
-                <w:iCs w:val="0"/>
-                <w:smallCaps w:val="0"/>
-                <w:strike w:val="0"/>
-                <w:color w:val="000000"/>
-                <w:sz w:val="24"/>
-                <w:szCs w:val="24"/>
-                <w:u w:val="none"/>
-                <w:shd w:fill="auto" w:val="clear"/>
-                <w:vertAlign w:val="baseline"/>
-              </w:rPr>
-            </w:pPr>
-            <w:r>
-              <w:rPr>
-                <w:rFonts w:ascii="Times New Roman" w:cs="Times New Roman" w:eastAsia="Times New Roman" w:hAnsi="Times New Roman"/>
-                <w:b w:val="0"/>
-                <w:bCs w:val="0"/>
-                <w:i w:val="0"/>
-                <w:iCs w:val="0"/>
-                <w:smallCaps w:val="0"/>
-                <w:strike w:val="0"/>
-                <w:color w:val="000000"/>
-                <w:sz w:val="24"/>
-                <w:szCs w:val="24"/>
-                <w:u w:val="none"/>
-                <w:shd w:fill="auto" w:val="clear"/>
-                <w:vertAlign w:val="baseline"/>
-                <w:rtl w:val="0"/>
-              </w:rPr>
-              <w:t xml:space="preserve">Murid menghubungkan pengalaman pribadi dengan materi yang akan dipelajari melalui diskusi singkat bersama guru. </w:t>
-            </w:r>
-          </w:p>
-          <w:p>
-            <w:pPr>
-              <w:keepNext w:val="0"/>
-              <w:keepLines w:val="0"/>
-              <w:pageBreakBefore w:val="0"/>
-              <w:widowControl w:val="1"/>
-              <w:numPr>
-                <w:ilvl w:val="0"/>
-                <w:numId w:val="37"/>
-              </w:numPr>
-              <w:pBdr>
-                <w:top w:space="0" w:sz="0" w:val="nil"/>
-                <w:left w:space="0" w:sz="0" w:val="nil"/>
-                <w:bottom w:space="0" w:sz="0" w:val="nil"/>
-                <w:right w:space="0" w:sz="0" w:val="nil"/>
-                <w:between w:space="0" w:sz="0" w:val="nil"/>
-              </w:pBdr>
-              <w:shd w:fill="auto" w:val="clear"/>
-              <w:spacing w:after="0" w:before="0" w:line="240" w:lineRule="auto"/>
-              <w:ind w:left="671" w:right="0" w:hanging="360"/>
-              <w:jc w:val="left"/>
               <w:rPr>
                 <w:rFonts w:ascii="Times New Roman" w:cs="Times New Roman" w:eastAsia="Times New Roman" w:hAnsi="Times New Roman"/>
                 <w:b w:val="1"/>
                 <w:bCs w:val="1"/>
-                <w:i w:val="0"/>
-                <w:iCs w:val="0"/>
-                <w:smallCaps w:val="0"/>
-                <w:strike w:val="0"/>
-                <w:color w:val="000000"/>
-                <w:sz w:val="24"/>
-                <w:szCs w:val="24"/>
-                <w:u w:val="none"/>
-                <w:shd w:fill="auto" w:val="clear"/>
-                <w:vertAlign w:val="baseline"/>
-              </w:rPr>
-            </w:pPr>
-            <w:r>
-              <w:rPr>
-                <w:rFonts w:ascii="Times New Roman" w:cs="Times New Roman" w:eastAsia="Times New Roman" w:hAnsi="Times New Roman"/>
-                <w:b w:val="0"/>
-                <w:bCs w:val="0"/>
-                <w:i w:val="0"/>
-                <w:iCs w:val="0"/>
-                <w:smallCaps w:val="0"/>
-                <w:strike w:val="0"/>
-                <w:color w:val="000000"/>
-                <w:sz w:val="24"/>
-                <w:szCs w:val="24"/>
-                <w:u w:val="none"/>
-                <w:shd w:fill="auto" w:val="clear"/>
-                <w:vertAlign w:val="baseline"/>
+                <w:sz w:val="24"/>
+                <w:szCs w:val="24"/>
                 <w:rtl w:val="0"/>
               </w:rPr>
-              <w:t xml:space="preserve">Guru menyampaikan tujuan pembelajaran, manfaat mempelajari </w:t>
-            </w:r>
-            <w:r>
-              <w:rPr>
-                <w:rFonts w:ascii="Times New Roman" w:cs="Times New Roman" w:eastAsia="Times New Roman" w:hAnsi="Times New Roman"/>
-                <w:b w:val="1"/>
-                <w:bCs w:val="1"/>
-                <w:i w:val="0"/>
-                <w:iCs w:val="0"/>
-                <w:smallCaps w:val="0"/>
-                <w:strike w:val="0"/>
-                <w:color w:val="000000"/>
-                <w:sz w:val="24"/>
-                <w:szCs w:val="24"/>
-                <w:u w:val="none"/>
-                <w:shd w:fill="auto" w:val="clear"/>
-                <w:vertAlign w:val="baseline"/>
-                <w:rtl w:val="0"/>
-              </w:rPr>
-              <w:t xml:space="preserve">Descriptive Text</w:t>
-            </w:r>
-            <w:r>
-              <w:rPr>
-                <w:rFonts w:ascii="Times New Roman" w:cs="Times New Roman" w:eastAsia="Times New Roman" w:hAnsi="Times New Roman"/>
-                <w:b w:val="0"/>
-                <w:bCs w:val="0"/>
-                <w:i w:val="0"/>
-                <w:iCs w:val="0"/>
-                <w:smallCaps w:val="0"/>
-                <w:strike w:val="0"/>
-                <w:color w:val="000000"/>
-                <w:sz w:val="24"/>
-                <w:szCs w:val="24"/>
-                <w:u w:val="none"/>
-                <w:shd w:fill="auto" w:val="clear"/>
-                <w:vertAlign w:val="baseline"/>
-                <w:rtl w:val="0"/>
-              </w:rPr>
-              <w:t xml:space="preserve">, serta aktivitas yang akan dilakukan selama pembelajaran.</w:t>
-            </w:r>
-            <w:r>
-              <w:rPr>
-                <w:rtl w:val="0"/>
-              </w:rPr>
-            </w:r>
-          </w:p>
-          <w:p>
-            <w:pPr>
-              <w:spacing w:after="0" w:line="240" w:lineRule="auto"/>
-              <w:rPr>
-                <w:rFonts w:ascii="Times New Roman" w:cs="Times New Roman" w:eastAsia="Times New Roman" w:hAnsi="Times New Roman"/>
-                <w:sz w:val="24"/>
-                <w:szCs w:val="24"/>
-              </w:rPr>
-            </w:pPr>
+              <w:t xml:space="preserve">Pemanfaatan Digital</w:t>
+            </w:r>
             <w:r>
               <w:rPr>
                 <w:rtl w:val="0"/>
@@ -5580,6 +2201,8 @@
               <w:jc w:val="left"/>
               <w:rPr>
                 <w:rFonts w:ascii="Times New Roman" w:cs="Times New Roman" w:eastAsia="Times New Roman" w:hAnsi="Times New Roman"/>
+                <w:b w:val="1"/>
+                <w:bCs w:val="1"/>
                 <w:sz w:val="24"/>
                 <w:szCs w:val="24"/>
               </w:rPr>
@@ -5594,11 +2217,31 @@
         <w:tc>
           <w:tcPr>
             <w:gridSpan w:val="8"/>
-            <w:shd w:fill="d0cece" w:val="clear"/>
+          </w:tcPr>
+          <w:p>
+            <w:pPr/>
+            <w:r>
+              <w:rPr/>
+              <w:t xml:space="preserve">{{Digital}}</w:t>
+            </w:r>
+          </w:p>
+        </w:tc>
+      </w:tr>
+      <w:tr>
+        <w:trPr>
+          <w:cantSplit w:val="0"/>
+          <w:tblHeader w:val="0"/>
+        </w:trPr>
+        <w:tc>
+          <w:tcPr>
+            <w:vMerge w:val="restart"/>
+            <w:shd w:fill="c5e0b3" w:val="clear"/>
+            <w:vAlign w:val="center"/>
           </w:tcPr>
           <w:p>
             <w:pPr>
               <w:spacing w:after="0" w:line="240" w:lineRule="auto"/>
+              <w:jc w:val="center"/>
               <w:rPr>
                 <w:rFonts w:ascii="Times New Roman" w:cs="Times New Roman" w:eastAsia="Times New Roman" w:hAnsi="Times New Roman"/>
                 <w:b w:val="1"/>
@@ -5616,21 +2259,36 @@
                 <w:szCs w:val="24"/>
                 <w:rtl w:val="0"/>
               </w:rPr>
-              <w:t xml:space="preserve">INTI </w:t>
-            </w:r>
-            <w:r>
-              <w:rPr>
-                <w:rFonts w:ascii="Times New Roman" w:cs="Times New Roman" w:eastAsia="Times New Roman" w:hAnsi="Times New Roman"/>
+              <w:t xml:space="preserve">Pengalaman Belajar</w:t>
+            </w:r>
+          </w:p>
+        </w:tc>
+        <w:tc>
+          <w:tcPr>
+            <w:gridSpan w:val="8"/>
+            <w:shd w:fill="c5e0b3" w:val="clear"/>
+          </w:tcPr>
+          <w:p>
+            <w:pPr>
+              <w:spacing w:after="0" w:line="240" w:lineRule="auto"/>
+              <w:rPr>
+                <w:rFonts w:ascii="Times New Roman" w:cs="Times New Roman" w:eastAsia="Times New Roman" w:hAnsi="Times New Roman"/>
+                <w:b w:val="1"/>
+                <w:bCs w:val="1"/>
+                <w:sz w:val="24"/>
+                <w:szCs w:val="24"/>
+              </w:rPr>
+            </w:pPr>
+            <w:r>
+              <w:rPr>
+                <w:rFonts w:ascii="Times New Roman" w:cs="Times New Roman" w:eastAsia="Times New Roman" w:hAnsi="Times New Roman"/>
+                <w:b w:val="1"/>
+                <w:bCs w:val="1"/>
                 <w:sz w:val="24"/>
                 <w:szCs w:val="24"/>
                 <w:rtl w:val="0"/>
               </w:rPr>
-              <w:t xml:space="preserve">(Berkesadaran, Bermakna, Menggembirakan)</w:t>
-            </w:r>
-            <w:r>
-              <w:rPr>
-                <w:rtl w:val="0"/>
-              </w:rPr>
+              <w:t xml:space="preserve">Langkah – Langkah Pembelajaran</w:t>
             </w:r>
           </w:p>
         </w:tc>
@@ -5647,12 +2305,49 @@
             <w:vAlign w:val="center"/>
           </w:tcPr>
           <w:p>
+            <w:pPr>
+              <w:keepNext w:val="0"/>
+              <w:keepLines w:val="0"/>
+              <w:pageBreakBefore w:val="0"/>
+              <w:widowControl w:val="0"/>
+              <w:pBdr>
+                <w:top w:space="0" w:sz="0" w:val="nil"/>
+                <w:left w:space="0" w:sz="0" w:val="nil"/>
+                <w:bottom w:space="0" w:sz="0" w:val="nil"/>
+                <w:right w:space="0" w:sz="0" w:val="nil"/>
+                <w:between w:space="0" w:sz="0" w:val="nil"/>
+              </w:pBdr>
+              <w:shd w:fill="auto" w:val="clear"/>
+              <w:spacing w:after="0" w:before="0" w:line="276" w:lineRule="auto"/>
+              <w:ind w:left="0" w:right="0" w:firstLine="0"/>
+              <w:jc w:val="left"/>
+              <w:rPr>
+                <w:rFonts w:ascii="Times New Roman" w:cs="Times New Roman" w:eastAsia="Times New Roman" w:hAnsi="Times New Roman"/>
+                <w:b w:val="1"/>
+                <w:bCs w:val="1"/>
+                <w:sz w:val="24"/>
+                <w:szCs w:val="24"/>
+              </w:rPr>
+            </w:pPr>
+            <w:r>
+              <w:rPr>
+                <w:rtl w:val="0"/>
+              </w:rPr>
+            </w:r>
+          </w:p>
+        </w:tc>
+        <w:tc>
+          <w:tcPr>
+            <w:gridSpan w:val="8"/>
+            <w:shd w:fill="c5e0b3" w:val="clear"/>
+          </w:tcPr>
+          <w:p>
             <w:pPr/>
             <w:r>
               <w:rPr>
                 <w:b/>
               </w:rPr>
-              <w:t xml:space="preserve">Pengalaman Belajar:</w:t>
+              <w:t xml:space="preserve">{{#pertemuan}}PERTEMUAN {{nomor}}</w:t>
             </w:r>
           </w:p>
           <w:p>
@@ -5661,46 +2356,418 @@
               <w:rPr>
                 <w:b/>
               </w:rPr>
-              <w:t xml:space="preserve">Memahami</w:t>
-            </w:r>
-          </w:p>
+              <w:t xml:space="preserve">{{jp}}</w:t>
+            </w:r>
+          </w:p>
+        </w:tc>
+      </w:tr>
+      <w:tr>
+        <w:trPr>
+          <w:cantSplit w:val="0"/>
+          <w:tblHeader w:val="0"/>
+        </w:trPr>
+        <w:tc>
+          <w:tcPr>
+            <w:vMerge w:val="continue"/>
+            <w:shd w:fill="c5e0b3" w:val="clear"/>
+            <w:vAlign w:val="center"/>
+          </w:tcPr>
+          <w:p>
+            <w:pPr>
+              <w:keepNext w:val="0"/>
+              <w:keepLines w:val="0"/>
+              <w:pageBreakBefore w:val="0"/>
+              <w:widowControl w:val="0"/>
+              <w:pBdr>
+                <w:top w:space="0" w:sz="0" w:val="nil"/>
+                <w:left w:space="0" w:sz="0" w:val="nil"/>
+                <w:bottom w:space="0" w:sz="0" w:val="nil"/>
+                <w:right w:space="0" w:sz="0" w:val="nil"/>
+                <w:between w:space="0" w:sz="0" w:val="nil"/>
+              </w:pBdr>
+              <w:shd w:fill="auto" w:val="clear"/>
+              <w:spacing w:after="0" w:before="0" w:line="276" w:lineRule="auto"/>
+              <w:ind w:left="0" w:right="0" w:firstLine="0"/>
+              <w:jc w:val="left"/>
+              <w:rPr>
+                <w:rFonts w:ascii="Times New Roman" w:cs="Times New Roman" w:eastAsia="Times New Roman" w:hAnsi="Times New Roman"/>
+                <w:b w:val="1"/>
+                <w:bCs w:val="1"/>
+                <w:sz w:val="24"/>
+                <w:szCs w:val="24"/>
+              </w:rPr>
+            </w:pPr>
+            <w:r>
+              <w:rPr>
+                <w:rtl w:val="0"/>
+              </w:rPr>
+            </w:r>
+          </w:p>
+        </w:tc>
+        <w:tc>
+          <w:tcPr/>
+          <w:p>
+            <w:pPr>
+              <w:spacing w:after="0" w:line="240" w:lineRule="auto"/>
+              <w:ind w:left="-43" w:firstLine="0"/>
+              <w:rPr>
+                <w:rFonts w:ascii="Times New Roman" w:cs="Times New Roman" w:eastAsia="Times New Roman" w:hAnsi="Times New Roman"/>
+                <w:b w:val="1"/>
+                <w:bCs w:val="1"/>
+                <w:sz w:val="24"/>
+                <w:szCs w:val="24"/>
+              </w:rPr>
+            </w:pPr>
+            <w:r>
+              <w:rPr>
+                <w:rFonts w:ascii="Times New Roman" w:cs="Times New Roman" w:eastAsia="Times New Roman" w:hAnsi="Times New Roman"/>
+                <w:b w:val="1"/>
+                <w:bCs w:val="1"/>
+                <w:sz w:val="24"/>
+                <w:szCs w:val="24"/>
+                <w:rtl w:val="0"/>
+              </w:rPr>
+              <w:t xml:space="preserve">Subtopik</w:t>
+            </w:r>
+          </w:p>
+        </w:tc>
+        <w:tc>
+          <w:tcPr>
+            <w:gridSpan w:val="7"/>
+          </w:tcPr>
           <w:p>
             <w:pPr/>
             <w:r>
               <w:rPr/>
-              <w:t xml:space="preserve">{{memahami}}</w:t>
-            </w:r>
-          </w:p>
+              <w:t xml:space="preserve">{{subtopik}}</w:t>
+            </w:r>
+          </w:p>
+        </w:tc>
+      </w:tr>
+      <w:tr>
+        <w:trPr>
+          <w:cantSplit w:val="0"/>
+          <w:tblHeader w:val="0"/>
+        </w:trPr>
+        <w:tc>
+          <w:tcPr>
+            <w:vMerge w:val="continue"/>
+            <w:shd w:fill="c5e0b3" w:val="clear"/>
+            <w:vAlign w:val="center"/>
+          </w:tcPr>
+          <w:p>
+            <w:pPr>
+              <w:keepNext w:val="0"/>
+              <w:keepLines w:val="0"/>
+              <w:pageBreakBefore w:val="0"/>
+              <w:widowControl w:val="0"/>
+              <w:pBdr>
+                <w:top w:space="0" w:sz="0" w:val="nil"/>
+                <w:left w:space="0" w:sz="0" w:val="nil"/>
+                <w:bottom w:space="0" w:sz="0" w:val="nil"/>
+                <w:right w:space="0" w:sz="0" w:val="nil"/>
+                <w:between w:space="0" w:sz="0" w:val="nil"/>
+              </w:pBdr>
+              <w:shd w:fill="auto" w:val="clear"/>
+              <w:spacing w:after="0" w:before="0" w:line="276" w:lineRule="auto"/>
+              <w:ind w:left="0" w:right="0" w:firstLine="0"/>
+              <w:jc w:val="left"/>
+              <w:rPr>
+                <w:rFonts w:ascii="Times New Roman" w:cs="Times New Roman" w:eastAsia="Times New Roman" w:hAnsi="Times New Roman"/>
+                <w:sz w:val="24"/>
+                <w:szCs w:val="24"/>
+              </w:rPr>
+            </w:pPr>
+            <w:r>
+              <w:rPr>
+                <w:rtl w:val="0"/>
+              </w:rPr>
+            </w:r>
+          </w:p>
+        </w:tc>
+        <w:tc>
+          <w:tcPr/>
+          <w:p>
+            <w:pPr>
+              <w:spacing w:after="0" w:line="240" w:lineRule="auto"/>
+              <w:ind w:left="-43" w:firstLine="0"/>
+              <w:rPr>
+                <w:rFonts w:ascii="Times New Roman" w:cs="Times New Roman" w:eastAsia="Times New Roman" w:hAnsi="Times New Roman"/>
+                <w:b w:val="1"/>
+                <w:bCs w:val="1"/>
+                <w:sz w:val="24"/>
+                <w:szCs w:val="24"/>
+              </w:rPr>
+            </w:pPr>
+            <w:r>
+              <w:rPr>
+                <w:rFonts w:ascii="Times New Roman" w:cs="Times New Roman" w:eastAsia="Times New Roman" w:hAnsi="Times New Roman"/>
+                <w:b w:val="1"/>
+                <w:bCs w:val="1"/>
+                <w:sz w:val="24"/>
+                <w:szCs w:val="24"/>
+                <w:rtl w:val="0"/>
+              </w:rPr>
+              <w:t xml:space="preserve">Ayat/Hadith</w:t>
+            </w:r>
+            <w:r>
+              <w:rPr>
+                <w:rtl w:val="0"/>
+              </w:rPr>
+            </w:r>
+          </w:p>
+        </w:tc>
+        <w:tc>
+          <w:tcPr>
+            <w:gridSpan w:val="7"/>
+          </w:tcPr>
           <w:p>
             <w:pPr/>
             <w:r>
               <w:rPr>
                 <w:b/>
               </w:rPr>
-              <w:t xml:space="preserve">Mengaplikasi</w:t>
+              <w:t xml:space="preserve">{{ayat_sumber}}</w:t>
             </w:r>
           </w:p>
           <w:p>
             <w:pPr/>
             <w:r>
               <w:rPr/>
-              <w:t xml:space="preserve">{{mengaplikasi}}</w:t>
+              <w:t xml:space="preserve">{{ayat_arab}}</w:t>
             </w:r>
           </w:p>
           <w:p>
             <w:pPr/>
             <w:r>
+              <w:rPr/>
+              <w:t xml:space="preserve">"{{ayat_arti}}"</w:t>
+            </w:r>
+          </w:p>
+          <w:p>
+            <w:pPr/>
+            <w:r>
               <w:rPr>
                 <w:b/>
               </w:rPr>
-              <w:t xml:space="preserve">Merefleksi</w:t>
+              <w:t xml:space="preserve">Implementasi</w:t>
             </w:r>
           </w:p>
           <w:p>
             <w:pPr/>
             <w:r>
               <w:rPr/>
-              <w:t xml:space="preserve">{{merefleksi}}</w:t>
+              <w:t xml:space="preserve">{{implementasi}}</w:t>
+            </w:r>
+          </w:p>
+        </w:tc>
+      </w:tr>
+      <w:tr>
+        <w:trPr>
+          <w:cantSplit w:val="0"/>
+          <w:tblHeader w:val="0"/>
+        </w:trPr>
+        <w:tc>
+          <w:tcPr>
+            <w:vMerge w:val="continue"/>
+            <w:shd w:fill="c5e0b3" w:val="clear"/>
+            <w:vAlign w:val="center"/>
+          </w:tcPr>
+          <w:p>
+            <w:pPr>
+              <w:keepNext w:val="0"/>
+              <w:keepLines w:val="0"/>
+              <w:pageBreakBefore w:val="0"/>
+              <w:widowControl w:val="0"/>
+              <w:pBdr>
+                <w:top w:space="0" w:sz="0" w:val="nil"/>
+                <w:left w:space="0" w:sz="0" w:val="nil"/>
+                <w:bottom w:space="0" w:sz="0" w:val="nil"/>
+                <w:right w:space="0" w:sz="0" w:val="nil"/>
+                <w:between w:space="0" w:sz="0" w:val="nil"/>
+              </w:pBdr>
+              <w:shd w:fill="auto" w:val="clear"/>
+              <w:spacing w:after="0" w:before="0" w:line="276" w:lineRule="auto"/>
+              <w:ind w:left="0" w:right="0" w:firstLine="0"/>
+              <w:jc w:val="left"/>
+              <w:rPr>
+                <w:rFonts w:ascii="Times New Roman" w:cs="Times New Roman" w:eastAsia="Times New Roman" w:hAnsi="Times New Roman"/>
+                <w:sz w:val="24"/>
+                <w:szCs w:val="24"/>
+              </w:rPr>
+            </w:pPr>
+            <w:r>
+              <w:rPr>
+                <w:rtl w:val="0"/>
+              </w:rPr>
+            </w:r>
+          </w:p>
+        </w:tc>
+        <w:tc>
+          <w:tcPr/>
+          <w:p>
+            <w:pPr>
+              <w:spacing w:after="0" w:line="240" w:lineRule="auto"/>
+              <w:ind w:left="-43" w:firstLine="0"/>
+              <w:rPr>
+                <w:rFonts w:ascii="Times New Roman" w:cs="Times New Roman" w:eastAsia="Times New Roman" w:hAnsi="Times New Roman"/>
+                <w:b w:val="1"/>
+                <w:bCs w:val="1"/>
+                <w:sz w:val="24"/>
+                <w:szCs w:val="24"/>
+              </w:rPr>
+            </w:pPr>
+            <w:r>
+              <w:rPr>
+                <w:rFonts w:ascii="Times New Roman" w:cs="Times New Roman" w:eastAsia="Times New Roman" w:hAnsi="Times New Roman"/>
+                <w:b w:val="1"/>
+                <w:bCs w:val="1"/>
+                <w:sz w:val="24"/>
+                <w:szCs w:val="24"/>
+                <w:rtl w:val="0"/>
+              </w:rPr>
+              <w:t xml:space="preserve">Zona Alfa </w:t>
+            </w:r>
+          </w:p>
+        </w:tc>
+        <w:tc>
+          <w:tcPr>
+            <w:gridSpan w:val="7"/>
+          </w:tcPr>
+          <w:p>
+            <w:pPr/>
+            <w:r>
+              <w:rPr/>
+              <w:t xml:space="preserve">{{zona_alfa}}</w:t>
+            </w:r>
+          </w:p>
+        </w:tc>
+      </w:tr>
+      <w:tr>
+        <w:trPr>
+          <w:cantSplit w:val="0"/>
+          <w:tblHeader w:val="0"/>
+        </w:trPr>
+        <w:tc>
+          <w:tcPr>
+            <w:vMerge w:val="continue"/>
+            <w:shd w:fill="c5e0b3" w:val="clear"/>
+            <w:vAlign w:val="center"/>
+          </w:tcPr>
+          <w:p>
+            <w:pPr>
+              <w:keepNext w:val="0"/>
+              <w:keepLines w:val="0"/>
+              <w:pageBreakBefore w:val="0"/>
+              <w:widowControl w:val="0"/>
+              <w:pBdr>
+                <w:top w:space="0" w:sz="0" w:val="nil"/>
+                <w:left w:space="0" w:sz="0" w:val="nil"/>
+                <w:bottom w:space="0" w:sz="0" w:val="nil"/>
+                <w:right w:space="0" w:sz="0" w:val="nil"/>
+                <w:between w:space="0" w:sz="0" w:val="nil"/>
+              </w:pBdr>
+              <w:shd w:fill="auto" w:val="clear"/>
+              <w:spacing w:after="0" w:before="0" w:line="276" w:lineRule="auto"/>
+              <w:ind w:left="0" w:right="0" w:firstLine="0"/>
+              <w:jc w:val="left"/>
+              <w:rPr>
+                <w:rFonts w:ascii="Times New Roman" w:cs="Times New Roman" w:eastAsia="Times New Roman" w:hAnsi="Times New Roman"/>
+                <w:sz w:val="24"/>
+                <w:szCs w:val="24"/>
+              </w:rPr>
+            </w:pPr>
+            <w:r>
+              <w:rPr>
+                <w:rtl w:val="0"/>
+              </w:rPr>
+            </w:r>
+          </w:p>
+        </w:tc>
+        <w:tc>
+          <w:tcPr>
+            <w:gridSpan w:val="8"/>
+            <w:shd w:fill="d0cece" w:val="clear"/>
+          </w:tcPr>
+          <w:p>
+            <w:pPr>
+              <w:spacing w:after="0" w:line="240" w:lineRule="auto"/>
+              <w:rPr>
+                <w:rFonts w:ascii="Times New Roman" w:cs="Times New Roman" w:eastAsia="Times New Roman" w:hAnsi="Times New Roman"/>
+                <w:b w:val="1"/>
+                <w:bCs w:val="1"/>
+                <w:sz w:val="24"/>
+                <w:szCs w:val="24"/>
+              </w:rPr>
+            </w:pPr>
+            <w:r>
+              <w:rPr>
+                <w:rFonts w:ascii="Times New Roman" w:cs="Times New Roman" w:eastAsia="Times New Roman" w:hAnsi="Times New Roman"/>
+                <w:b w:val="1"/>
+                <w:bCs w:val="1"/>
+                <w:sz w:val="24"/>
+                <w:szCs w:val="24"/>
+                <w:rtl w:val="0"/>
+              </w:rPr>
+              <w:t xml:space="preserve">AWAL </w:t>
+            </w:r>
+            <w:r>
+              <w:rPr>
+                <w:rFonts w:ascii="Times New Roman" w:cs="Times New Roman" w:eastAsia="Times New Roman" w:hAnsi="Times New Roman"/>
+                <w:sz w:val="24"/>
+                <w:szCs w:val="24"/>
+                <w:rtl w:val="0"/>
+              </w:rPr>
+              <w:t xml:space="preserve">(Berkesadaran, Menggembirakan)</w:t>
+            </w:r>
+            <w:r>
+              <w:rPr>
+                <w:rtl w:val="0"/>
+              </w:rPr>
+            </w:r>
+          </w:p>
+        </w:tc>
+      </w:tr>
+      <w:tr>
+        <w:trPr>
+          <w:cantSplit w:val="0"/>
+          <w:tblHeader w:val="0"/>
+        </w:trPr>
+        <w:tc>
+          <w:tcPr>
+            <w:vMerge w:val="continue"/>
+            <w:shd w:fill="c5e0b3" w:val="clear"/>
+            <w:vAlign w:val="center"/>
+          </w:tcPr>
+          <w:p>
+            <w:pPr>
+              <w:keepNext w:val="0"/>
+              <w:keepLines w:val="0"/>
+              <w:pageBreakBefore w:val="0"/>
+              <w:widowControl w:val="0"/>
+              <w:pBdr>
+                <w:top w:space="0" w:sz="0" w:val="nil"/>
+                <w:left w:space="0" w:sz="0" w:val="nil"/>
+                <w:bottom w:space="0" w:sz="0" w:val="nil"/>
+                <w:right w:space="0" w:sz="0" w:val="nil"/>
+                <w:between w:space="0" w:sz="0" w:val="nil"/>
+              </w:pBdr>
+              <w:shd w:fill="auto" w:val="clear"/>
+              <w:spacing w:after="0" w:before="0" w:line="276" w:lineRule="auto"/>
+              <w:ind w:left="0" w:right="0" w:firstLine="0"/>
+              <w:jc w:val="left"/>
+              <w:rPr>
+                <w:rFonts w:ascii="Times New Roman" w:cs="Times New Roman" w:eastAsia="Times New Roman" w:hAnsi="Times New Roman"/>
+                <w:b w:val="1"/>
+                <w:bCs w:val="1"/>
+                <w:sz w:val="24"/>
+                <w:szCs w:val="24"/>
+              </w:rPr>
+            </w:pPr>
+            <w:r>
+              <w:rPr>
+                <w:rtl w:val="0"/>
+              </w:rPr>
             </w:r>
           </w:p>
         </w:tc>
@@ -5709,6 +2776,70 @@
             <w:gridSpan w:val="8"/>
           </w:tcPr>
           <w:p>
+            <w:pPr/>
+            <w:r>
+              <w:rPr>
+                <w:b/>
+              </w:rPr>
+              <w:t xml:space="preserve">Pengalaman Belajar:</w:t>
+            </w:r>
+          </w:p>
+          <w:p>
+            <w:pPr/>
+            <w:r>
+              <w:rPr/>
+              <w:t xml:space="preserve">{{awal}}</w:t>
+            </w:r>
+          </w:p>
+        </w:tc>
+      </w:tr>
+      <w:tr>
+        <w:trPr>
+          <w:cantSplit w:val="0"/>
+          <w:tblHeader w:val="0"/>
+        </w:trPr>
+        <w:tc>
+          <w:tcPr>
+            <w:vMerge w:val="continue"/>
+            <w:shd w:fill="c5e0b3" w:val="clear"/>
+            <w:vAlign w:val="center"/>
+          </w:tcPr>
+          <w:p>
+            <w:pPr>
+              <w:keepNext w:val="0"/>
+              <w:keepLines w:val="0"/>
+              <w:pageBreakBefore w:val="0"/>
+              <w:widowControl w:val="0"/>
+              <w:pBdr>
+                <w:top w:space="0" w:sz="0" w:val="nil"/>
+                <w:left w:space="0" w:sz="0" w:val="nil"/>
+                <w:bottom w:space="0" w:sz="0" w:val="nil"/>
+                <w:right w:space="0" w:sz="0" w:val="nil"/>
+                <w:between w:space="0" w:sz="0" w:val="nil"/>
+              </w:pBdr>
+              <w:shd w:fill="auto" w:val="clear"/>
+              <w:spacing w:after="0" w:before="0" w:line="276" w:lineRule="auto"/>
+              <w:ind w:left="0" w:right="0" w:firstLine="0"/>
+              <w:jc w:val="left"/>
+              <w:rPr>
+                <w:rFonts w:ascii="Times New Roman" w:cs="Times New Roman" w:eastAsia="Times New Roman" w:hAnsi="Times New Roman"/>
+                <w:sz w:val="24"/>
+                <w:szCs w:val="24"/>
+              </w:rPr>
+            </w:pPr>
+            <w:r>
+              <w:rPr>
+                <w:rtl w:val="0"/>
+              </w:rPr>
+            </w:r>
+          </w:p>
+        </w:tc>
+        <w:tc>
+          <w:tcPr>
+            <w:gridSpan w:val="8"/>
+            <w:shd w:fill="d0cece" w:val="clear"/>
+          </w:tcPr>
+          <w:p>
             <w:pPr>
               <w:spacing w:after="0" w:line="240" w:lineRule="auto"/>
               <w:rPr>
@@ -5728,12 +2859,53 @@
                 <w:szCs w:val="24"/>
                 <w:rtl w:val="0"/>
               </w:rPr>
-              <w:t xml:space="preserve">Pengalaman Belajar:</w:t>
-            </w:r>
-          </w:p>
+              <w:t xml:space="preserve">INTI </w:t>
+            </w:r>
+            <w:r>
+              <w:rPr>
+                <w:rFonts w:ascii="Times New Roman" w:cs="Times New Roman" w:eastAsia="Times New Roman" w:hAnsi="Times New Roman"/>
+                <w:sz w:val="24"/>
+                <w:szCs w:val="24"/>
+                <w:rtl w:val="0"/>
+              </w:rPr>
+              <w:t xml:space="preserve">(Berkesadaran, Bermakna, Menggembirakan)</w:t>
+            </w:r>
+            <w:r>
+              <w:rPr>
+                <w:rtl w:val="0"/>
+              </w:rPr>
+            </w:r>
+          </w:p>
+        </w:tc>
+      </w:tr>
+      <w:tr>
+        <w:trPr>
+          <w:cantSplit w:val="0"/>
+          <w:tblHeader w:val="0"/>
+        </w:trPr>
+        <w:tc>
+          <w:tcPr>
+            <w:vMerge w:val="continue"/>
+            <w:shd w:fill="c5e0b3" w:val="clear"/>
+            <w:vAlign w:val="center"/>
+          </w:tcPr>
           <w:p>
             <w:pPr>
-              <w:spacing w:after="0" w:line="240" w:lineRule="auto"/>
+              <w:keepNext w:val="0"/>
+              <w:keepLines w:val="0"/>
+              <w:pageBreakBefore w:val="0"/>
+              <w:widowControl w:val="0"/>
+              <w:pBdr>
+                <w:top w:space="0" w:sz="0" w:val="nil"/>
+                <w:left w:space="0" w:sz="0" w:val="nil"/>
+                <w:bottom w:space="0" w:sz="0" w:val="nil"/>
+                <w:right w:space="0" w:sz="0" w:val="nil"/>
+                <w:between w:space="0" w:sz="0" w:val="nil"/>
+              </w:pBdr>
+              <w:shd w:fill="auto" w:val="clear"/>
+              <w:spacing w:after="0" w:before="0" w:line="276" w:lineRule="auto"/>
+              <w:ind w:left="0" w:right="0" w:firstLine="0"/>
+              <w:jc w:val="left"/>
               <w:rPr>
                 <w:rFonts w:ascii="Times New Roman" w:cs="Times New Roman" w:eastAsia="Times New Roman" w:hAnsi="Times New Roman"/>
                 <w:b w:val="1"/>
@@ -5744,942 +2916,70 @@
             </w:pPr>
             <w:r>
               <w:rPr>
-                <w:rFonts w:ascii="Times New Roman" w:cs="Times New Roman" w:eastAsia="Times New Roman" w:hAnsi="Times New Roman"/>
-                <w:b w:val="1"/>
-                <w:bCs w:val="1"/>
-                <w:sz w:val="24"/>
-                <w:szCs w:val="24"/>
                 <w:rtl w:val="0"/>
               </w:rPr>
+            </w:r>
+          </w:p>
+        </w:tc>
+        <w:tc>
+          <w:tcPr>
+            <w:gridSpan w:val="8"/>
+          </w:tcPr>
+          <w:p>
+            <w:pPr/>
+            <w:r>
+              <w:rPr>
+                <w:b/>
+              </w:rPr>
+              <w:t xml:space="preserve">Pengalaman Belajar:</w:t>
+            </w:r>
+          </w:p>
+          <w:p>
+            <w:pPr/>
+            <w:r>
+              <w:rPr>
+                <w:b/>
+              </w:rPr>
               <w:t xml:space="preserve">Memahami</w:t>
             </w:r>
           </w:p>
           <w:p>
-            <w:pPr>
-              <w:numPr>
-                <w:ilvl w:val="0"/>
-                <w:numId w:val="38"/>
-              </w:numPr>
-              <w:spacing w:after="0" w:line="240" w:lineRule="auto"/>
-              <w:ind w:left="720" w:hanging="360"/>
-              <w:rPr>
-                <w:rFonts w:ascii="Times New Roman" w:cs="Times New Roman" w:eastAsia="Times New Roman" w:hAnsi="Times New Roman"/>
-                <w:sz w:val="24"/>
-                <w:szCs w:val="24"/>
-              </w:rPr>
-            </w:pPr>
-            <w:r>
-              <w:rPr>
-                <w:rFonts w:ascii="Times New Roman" w:cs="Times New Roman" w:eastAsia="Times New Roman" w:hAnsi="Times New Roman"/>
-                <w:sz w:val="24"/>
-                <w:szCs w:val="24"/>
-                <w:rtl w:val="0"/>
-              </w:rPr>
-              <w:t xml:space="preserve">Murid mengamati sebuah video singkat mengenai </w:t>
-            </w:r>
-            <w:r>
-              <w:rPr>
-                <w:rFonts w:ascii="Times New Roman" w:cs="Times New Roman" w:eastAsia="Times New Roman" w:hAnsi="Times New Roman"/>
-                <w:b w:val="1"/>
-                <w:bCs w:val="1"/>
-                <w:sz w:val="24"/>
-                <w:szCs w:val="24"/>
-                <w:rtl w:val="0"/>
-              </w:rPr>
-              <w:t xml:space="preserve">Borobudur Temple</w:t>
-            </w:r>
-            <w:r>
-              <w:rPr>
-                <w:rFonts w:ascii="Times New Roman" w:cs="Times New Roman" w:eastAsia="Times New Roman" w:hAnsi="Times New Roman"/>
-                <w:sz w:val="24"/>
-                <w:szCs w:val="24"/>
-                <w:rtl w:val="0"/>
-              </w:rPr>
-              <w:t xml:space="preserve"> berdurasi sekitar dua menit. </w:t>
-            </w:r>
-          </w:p>
-          <w:p>
-            <w:pPr>
-              <w:numPr>
-                <w:ilvl w:val="0"/>
-                <w:numId w:val="38"/>
-              </w:numPr>
-              <w:spacing w:after="0" w:line="240" w:lineRule="auto"/>
-              <w:ind w:left="720" w:hanging="360"/>
-              <w:rPr>
-                <w:rFonts w:ascii="Times New Roman" w:cs="Times New Roman" w:eastAsia="Times New Roman" w:hAnsi="Times New Roman"/>
-                <w:sz w:val="24"/>
-                <w:szCs w:val="24"/>
-              </w:rPr>
-            </w:pPr>
-            <w:r>
-              <w:rPr>
-                <w:rFonts w:ascii="Times New Roman" w:cs="Times New Roman" w:eastAsia="Times New Roman" w:hAnsi="Times New Roman"/>
-                <w:sz w:val="24"/>
-                <w:szCs w:val="24"/>
-                <w:rtl w:val="0"/>
-              </w:rPr>
-              <w:t xml:space="preserve">Murid mencatat kosakata baru yang ditemukan selama menonton video. </w:t>
-            </w:r>
-          </w:p>
-          <w:p>
-            <w:pPr>
-              <w:spacing w:after="0" w:line="240" w:lineRule="auto"/>
-              <w:rPr>
-                <w:rFonts w:ascii="Times New Roman" w:cs="Times New Roman" w:eastAsia="Times New Roman" w:hAnsi="Times New Roman"/>
-                <w:sz w:val="24"/>
-                <w:szCs w:val="24"/>
-              </w:rPr>
-            </w:pPr>
-            <w:r>
-              <w:rPr>
-                <w:rFonts w:ascii="Times New Roman" w:cs="Times New Roman" w:eastAsia="Times New Roman" w:hAnsi="Times New Roman"/>
-                <w:sz w:val="24"/>
-                <w:szCs w:val="24"/>
-                <w:rtl w:val="0"/>
-              </w:rPr>
-              <w:t xml:space="preserve">Guru membimbing murid mendiskusikan isi video dan mengaitkannya dengan pengalaman sebelumnya. </w:t>
-            </w:r>
-          </w:p>
-          <w:p>
-            <w:pPr>
-              <w:numPr>
-                <w:ilvl w:val="0"/>
-                <w:numId w:val="38"/>
-              </w:numPr>
-              <w:spacing w:after="0" w:line="240" w:lineRule="auto"/>
-              <w:ind w:left="720" w:hanging="360"/>
-              <w:rPr>
-                <w:rFonts w:ascii="Times New Roman" w:cs="Times New Roman" w:eastAsia="Times New Roman" w:hAnsi="Times New Roman"/>
-                <w:sz w:val="24"/>
-                <w:szCs w:val="24"/>
-              </w:rPr>
-            </w:pPr>
-            <w:r>
-              <w:rPr>
-                <w:rFonts w:ascii="Times New Roman" w:cs="Times New Roman" w:eastAsia="Times New Roman" w:hAnsi="Times New Roman"/>
-                <w:sz w:val="24"/>
-                <w:szCs w:val="24"/>
-                <w:rtl w:val="0"/>
-              </w:rPr>
-              <w:t xml:space="preserve">Murid membaca contoh </w:t>
-            </w:r>
-            <w:r>
-              <w:rPr>
-                <w:rFonts w:ascii="Times New Roman" w:cs="Times New Roman" w:eastAsia="Times New Roman" w:hAnsi="Times New Roman"/>
-                <w:b w:val="1"/>
-                <w:bCs w:val="1"/>
-                <w:sz w:val="24"/>
-                <w:szCs w:val="24"/>
-                <w:rtl w:val="0"/>
-              </w:rPr>
-              <w:t xml:space="preserve">Descriptive Text</w:t>
-            </w:r>
-            <w:r>
-              <w:rPr>
-                <w:rFonts w:ascii="Times New Roman" w:cs="Times New Roman" w:eastAsia="Times New Roman" w:hAnsi="Times New Roman"/>
-                <w:sz w:val="24"/>
-                <w:szCs w:val="24"/>
-                <w:rtl w:val="0"/>
-              </w:rPr>
-              <w:t xml:space="preserve"> tentang Borobudur Temple secara mandiri. </w:t>
-            </w:r>
-          </w:p>
-          <w:p>
-            <w:pPr>
-              <w:numPr>
-                <w:ilvl w:val="0"/>
-                <w:numId w:val="38"/>
-              </w:numPr>
-              <w:spacing w:after="0" w:line="240" w:lineRule="auto"/>
-              <w:ind w:left="720" w:hanging="360"/>
-              <w:rPr>
-                <w:rFonts w:ascii="Times New Roman" w:cs="Times New Roman" w:eastAsia="Times New Roman" w:hAnsi="Times New Roman"/>
-                <w:sz w:val="24"/>
-                <w:szCs w:val="24"/>
-              </w:rPr>
-            </w:pPr>
-            <w:r>
-              <w:rPr>
-                <w:rFonts w:ascii="Times New Roman" w:cs="Times New Roman" w:eastAsia="Times New Roman" w:hAnsi="Times New Roman"/>
-                <w:sz w:val="24"/>
-                <w:szCs w:val="24"/>
-                <w:rtl w:val="0"/>
-              </w:rPr>
-              <w:t xml:space="preserve">Murid mengidentifikasi tujuan komunikatif teks melalui diskusi kelas. </w:t>
-            </w:r>
-          </w:p>
-          <w:p>
-            <w:pPr>
-              <w:numPr>
-                <w:ilvl w:val="0"/>
-                <w:numId w:val="38"/>
-              </w:numPr>
-              <w:spacing w:after="0" w:line="240" w:lineRule="auto"/>
-              <w:ind w:left="720" w:hanging="360"/>
-              <w:rPr>
-                <w:rFonts w:ascii="Times New Roman" w:cs="Times New Roman" w:eastAsia="Times New Roman" w:hAnsi="Times New Roman"/>
-                <w:sz w:val="24"/>
-                <w:szCs w:val="24"/>
-              </w:rPr>
-            </w:pPr>
-            <w:r>
-              <w:rPr>
-                <w:rFonts w:ascii="Times New Roman" w:cs="Times New Roman" w:eastAsia="Times New Roman" w:hAnsi="Times New Roman"/>
-                <w:sz w:val="24"/>
-                <w:szCs w:val="24"/>
-                <w:rtl w:val="0"/>
-              </w:rPr>
-              <w:t xml:space="preserve">Murid mengidentifikasi struktur teks (Identification dan Description) menggunakan LKPD. </w:t>
-            </w:r>
-          </w:p>
-          <w:p>
-            <w:pPr>
-              <w:numPr>
-                <w:ilvl w:val="0"/>
-                <w:numId w:val="38"/>
-              </w:numPr>
-              <w:spacing w:after="0" w:line="240" w:lineRule="auto"/>
-              <w:ind w:left="720" w:hanging="360"/>
-              <w:rPr>
-                <w:rFonts w:ascii="Times New Roman" w:cs="Times New Roman" w:eastAsia="Times New Roman" w:hAnsi="Times New Roman"/>
-                <w:sz w:val="24"/>
-                <w:szCs w:val="24"/>
-              </w:rPr>
-            </w:pPr>
-            <w:r>
-              <w:rPr>
-                <w:rFonts w:ascii="Times New Roman" w:cs="Times New Roman" w:eastAsia="Times New Roman" w:hAnsi="Times New Roman"/>
-                <w:sz w:val="24"/>
-                <w:szCs w:val="24"/>
-                <w:rtl w:val="0"/>
-              </w:rPr>
-              <w:t xml:space="preserve">Murid menandai unsur kebahasaan yang digunakan dalam teks, seperti </w:t>
-            </w:r>
-            <w:r>
-              <w:rPr>
-                <w:rFonts w:ascii="Times New Roman" w:cs="Times New Roman" w:eastAsia="Times New Roman" w:hAnsi="Times New Roman"/>
-                <w:b w:val="1"/>
-                <w:bCs w:val="1"/>
-                <w:sz w:val="24"/>
-                <w:szCs w:val="24"/>
-                <w:rtl w:val="0"/>
-              </w:rPr>
-              <w:t xml:space="preserve">Simple Present Tense, adjectives, noun phrases, linking verbs</w:t>
-            </w:r>
-            <w:r>
-              <w:rPr>
-                <w:rFonts w:ascii="Times New Roman" w:cs="Times New Roman" w:eastAsia="Times New Roman" w:hAnsi="Times New Roman"/>
-                <w:sz w:val="24"/>
-                <w:szCs w:val="24"/>
-                <w:rtl w:val="0"/>
-              </w:rPr>
-              <w:t xml:space="preserve">, dan kosakata deskriptif. </w:t>
-            </w:r>
-          </w:p>
-          <w:p>
-            <w:pPr>
-              <w:numPr>
-                <w:ilvl w:val="0"/>
-                <w:numId w:val="38"/>
-              </w:numPr>
-              <w:spacing w:after="0" w:line="240" w:lineRule="auto"/>
-              <w:ind w:left="720" w:hanging="360"/>
-              <w:rPr>
-                <w:rFonts w:ascii="Times New Roman" w:cs="Times New Roman" w:eastAsia="Times New Roman" w:hAnsi="Times New Roman"/>
-                <w:sz w:val="24"/>
-                <w:szCs w:val="24"/>
-              </w:rPr>
-            </w:pPr>
-            <w:r>
-              <w:rPr>
-                <w:rFonts w:ascii="Times New Roman" w:cs="Times New Roman" w:eastAsia="Times New Roman" w:hAnsi="Times New Roman"/>
-                <w:sz w:val="24"/>
-                <w:szCs w:val="24"/>
-                <w:rtl w:val="0"/>
-              </w:rPr>
-              <w:t xml:space="preserve">Murid menemukan ide pokok, informasi rinci, serta informasi tersurat dari teks. </w:t>
-            </w:r>
-          </w:p>
-          <w:p>
-            <w:pPr>
-              <w:numPr>
-                <w:ilvl w:val="0"/>
-                <w:numId w:val="38"/>
-              </w:numPr>
-              <w:spacing w:after="0" w:line="240" w:lineRule="auto"/>
-              <w:ind w:left="720" w:hanging="360"/>
-              <w:rPr>
-                <w:rFonts w:ascii="Times New Roman" w:cs="Times New Roman" w:eastAsia="Times New Roman" w:hAnsi="Times New Roman"/>
-                <w:sz w:val="24"/>
-                <w:szCs w:val="24"/>
-              </w:rPr>
-            </w:pPr>
-            <w:r>
-              <w:rPr>
-                <w:rFonts w:ascii="Times New Roman" w:cs="Times New Roman" w:eastAsia="Times New Roman" w:hAnsi="Times New Roman"/>
-                <w:sz w:val="24"/>
-                <w:szCs w:val="24"/>
-                <w:rtl w:val="0"/>
-              </w:rPr>
-              <w:t xml:space="preserve">Murid melakukan inferensi untuk menemukan informasi tersirat dan tujuan penulis berdasarkan isi teks. </w:t>
-            </w:r>
-          </w:p>
-          <w:p>
-            <w:pPr>
-              <w:spacing w:after="0" w:line="240" w:lineRule="auto"/>
-              <w:rPr>
-                <w:rFonts w:ascii="Times New Roman" w:cs="Times New Roman" w:eastAsia="Times New Roman" w:hAnsi="Times New Roman"/>
-                <w:sz w:val="24"/>
-                <w:szCs w:val="24"/>
-              </w:rPr>
-            </w:pPr>
-            <w:r>
-              <w:rPr>
-                <w:rtl w:val="0"/>
-              </w:rPr>
-            </w:r>
-          </w:p>
-          <w:p>
-            <w:pPr>
-              <w:spacing w:after="0" w:line="240" w:lineRule="auto"/>
-              <w:rPr>
-                <w:rFonts w:ascii="Times New Roman" w:cs="Times New Roman" w:eastAsia="Times New Roman" w:hAnsi="Times New Roman"/>
-                <w:b w:val="1"/>
-                <w:bCs w:val="1"/>
-                <w:sz w:val="24"/>
-                <w:szCs w:val="24"/>
-              </w:rPr>
-            </w:pPr>
-            <w:r>
-              <w:rPr>
-                <w:rFonts w:ascii="Times New Roman" w:cs="Times New Roman" w:eastAsia="Times New Roman" w:hAnsi="Times New Roman"/>
-                <w:b w:val="1"/>
-                <w:bCs w:val="1"/>
-                <w:sz w:val="24"/>
-                <w:szCs w:val="24"/>
-                <w:rtl w:val="0"/>
+            <w:pPr/>
+            <w:r>
+              <w:rPr/>
+              <w:t xml:space="preserve">{{memahami}}</w:t>
+            </w:r>
+          </w:p>
+          <w:p>
+            <w:pPr/>
+            <w:r>
+              <w:rPr>
+                <w:b/>
               </w:rPr>
               <w:t xml:space="preserve">Mengaplikasi</w:t>
             </w:r>
           </w:p>
           <w:p>
-            <w:pPr>
-              <w:numPr>
-                <w:ilvl w:val="0"/>
-                <w:numId w:val="2"/>
-              </w:numPr>
-              <w:spacing w:after="0" w:line="240" w:lineRule="auto"/>
-              <w:ind w:left="720" w:hanging="360"/>
-              <w:rPr>
-                <w:rFonts w:ascii="Times New Roman" w:cs="Times New Roman" w:eastAsia="Times New Roman" w:hAnsi="Times New Roman"/>
-                <w:sz w:val="24"/>
-                <w:szCs w:val="24"/>
-              </w:rPr>
-            </w:pPr>
-            <w:r>
-              <w:rPr>
-                <w:rFonts w:ascii="Times New Roman" w:cs="Times New Roman" w:eastAsia="Times New Roman" w:hAnsi="Times New Roman"/>
-                <w:sz w:val="24"/>
-                <w:szCs w:val="24"/>
-                <w:rtl w:val="0"/>
-              </w:rPr>
-              <w:t xml:space="preserve">Murid bekerja dalam kelompok yang terdiri atas 4–5 orang. </w:t>
-            </w:r>
-          </w:p>
-          <w:p>
-            <w:pPr>
-              <w:numPr>
-                <w:ilvl w:val="0"/>
-                <w:numId w:val="2"/>
-              </w:numPr>
-              <w:spacing w:after="0" w:line="240" w:lineRule="auto"/>
-              <w:ind w:left="720" w:hanging="360"/>
-              <w:rPr>
-                <w:rFonts w:ascii="Times New Roman" w:cs="Times New Roman" w:eastAsia="Times New Roman" w:hAnsi="Times New Roman"/>
-                <w:sz w:val="24"/>
-                <w:szCs w:val="24"/>
-              </w:rPr>
-            </w:pPr>
-            <w:r>
-              <w:rPr>
-                <w:rFonts w:ascii="Times New Roman" w:cs="Times New Roman" w:eastAsia="Times New Roman" w:hAnsi="Times New Roman"/>
-                <w:sz w:val="24"/>
-                <w:szCs w:val="24"/>
-                <w:rtl w:val="0"/>
-              </w:rPr>
-              <w:t xml:space="preserve">Setiap kelompok memperoleh satu </w:t>
-            </w:r>
-            <w:r>
-              <w:rPr>
-                <w:rFonts w:ascii="Times New Roman" w:cs="Times New Roman" w:eastAsia="Times New Roman" w:hAnsi="Times New Roman"/>
-                <w:b w:val="1"/>
-                <w:bCs w:val="1"/>
-                <w:sz w:val="24"/>
-                <w:szCs w:val="24"/>
-                <w:rtl w:val="0"/>
-              </w:rPr>
-              <w:t xml:space="preserve">Descriptive Text</w:t>
-            </w:r>
-            <w:r>
-              <w:rPr>
-                <w:rFonts w:ascii="Times New Roman" w:cs="Times New Roman" w:eastAsia="Times New Roman" w:hAnsi="Times New Roman"/>
-                <w:sz w:val="24"/>
-                <w:szCs w:val="24"/>
-                <w:rtl w:val="0"/>
-              </w:rPr>
-              <w:t xml:space="preserve"> berbeda mengenai destinasi wisata Indonesia. </w:t>
-            </w:r>
-          </w:p>
-          <w:p>
-            <w:pPr>
-              <w:numPr>
-                <w:ilvl w:val="0"/>
-                <w:numId w:val="2"/>
-              </w:numPr>
-              <w:spacing w:after="0" w:line="240" w:lineRule="auto"/>
-              <w:ind w:left="720" w:hanging="360"/>
-              <w:rPr>
-                <w:rFonts w:ascii="Times New Roman" w:cs="Times New Roman" w:eastAsia="Times New Roman" w:hAnsi="Times New Roman"/>
-                <w:sz w:val="24"/>
-                <w:szCs w:val="24"/>
-              </w:rPr>
-            </w:pPr>
-            <w:r>
-              <w:rPr>
-                <w:rFonts w:ascii="Times New Roman" w:cs="Times New Roman" w:eastAsia="Times New Roman" w:hAnsi="Times New Roman"/>
-                <w:sz w:val="24"/>
-                <w:szCs w:val="24"/>
-                <w:rtl w:val="0"/>
-              </w:rPr>
-              <w:t xml:space="preserve">Murid menganalisis teks menggunakan LKPD yang berisi: </w:t>
-            </w:r>
-          </w:p>
-          <w:p>
-            <w:pPr>
-              <w:numPr>
-                <w:ilvl w:val="1"/>
-                <w:numId w:val="2"/>
-              </w:numPr>
-              <w:spacing w:after="0" w:line="240" w:lineRule="auto"/>
-              <w:ind w:left="1440" w:hanging="360"/>
-              <w:rPr>
-                <w:rFonts w:ascii="Times New Roman" w:cs="Times New Roman" w:eastAsia="Times New Roman" w:hAnsi="Times New Roman"/>
-                <w:sz w:val="24"/>
-                <w:szCs w:val="24"/>
-              </w:rPr>
-            </w:pPr>
-            <w:r>
-              <w:rPr>
-                <w:rFonts w:ascii="Times New Roman" w:cs="Times New Roman" w:eastAsia="Times New Roman" w:hAnsi="Times New Roman"/>
-                <w:sz w:val="24"/>
-                <w:szCs w:val="24"/>
-                <w:rtl w:val="0"/>
-              </w:rPr>
-              <w:t xml:space="preserve">tujuan komunikatif; </w:t>
-            </w:r>
-          </w:p>
-          <w:p>
-            <w:pPr>
-              <w:numPr>
-                <w:ilvl w:val="1"/>
-                <w:numId w:val="2"/>
-              </w:numPr>
-              <w:spacing w:after="0" w:line="240" w:lineRule="auto"/>
-              <w:ind w:left="1440" w:hanging="360"/>
-              <w:rPr>
-                <w:rFonts w:ascii="Times New Roman" w:cs="Times New Roman" w:eastAsia="Times New Roman" w:hAnsi="Times New Roman"/>
-                <w:sz w:val="24"/>
-                <w:szCs w:val="24"/>
-              </w:rPr>
-            </w:pPr>
-            <w:r>
-              <w:rPr>
-                <w:rFonts w:ascii="Times New Roman" w:cs="Times New Roman" w:eastAsia="Times New Roman" w:hAnsi="Times New Roman"/>
-                <w:sz w:val="24"/>
-                <w:szCs w:val="24"/>
-                <w:rtl w:val="0"/>
-              </w:rPr>
-              <w:t xml:space="preserve">struktur teks; </w:t>
-            </w:r>
-          </w:p>
-          <w:p>
-            <w:pPr>
-              <w:numPr>
-                <w:ilvl w:val="1"/>
-                <w:numId w:val="2"/>
-              </w:numPr>
-              <w:spacing w:after="0" w:line="240" w:lineRule="auto"/>
-              <w:ind w:left="1440" w:hanging="360"/>
-              <w:rPr>
-                <w:rFonts w:ascii="Times New Roman" w:cs="Times New Roman" w:eastAsia="Times New Roman" w:hAnsi="Times New Roman"/>
-                <w:sz w:val="24"/>
-                <w:szCs w:val="24"/>
-              </w:rPr>
-            </w:pPr>
-            <w:r>
-              <w:rPr>
-                <w:rFonts w:ascii="Times New Roman" w:cs="Times New Roman" w:eastAsia="Times New Roman" w:hAnsi="Times New Roman"/>
-                <w:sz w:val="24"/>
-                <w:szCs w:val="24"/>
-                <w:rtl w:val="0"/>
-              </w:rPr>
-              <w:t xml:space="preserve">language features; </w:t>
-            </w:r>
-          </w:p>
-          <w:p>
-            <w:pPr>
-              <w:numPr>
-                <w:ilvl w:val="1"/>
-                <w:numId w:val="2"/>
-              </w:numPr>
-              <w:spacing w:after="0" w:line="240" w:lineRule="auto"/>
-              <w:ind w:left="1440" w:hanging="360"/>
-              <w:rPr>
-                <w:rFonts w:ascii="Times New Roman" w:cs="Times New Roman" w:eastAsia="Times New Roman" w:hAnsi="Times New Roman"/>
-                <w:sz w:val="24"/>
-                <w:szCs w:val="24"/>
-              </w:rPr>
-            </w:pPr>
-            <w:r>
-              <w:rPr>
-                <w:rFonts w:ascii="Times New Roman" w:cs="Times New Roman" w:eastAsia="Times New Roman" w:hAnsi="Times New Roman"/>
-                <w:sz w:val="24"/>
-                <w:szCs w:val="24"/>
-                <w:rtl w:val="0"/>
-              </w:rPr>
-              <w:t xml:space="preserve">ide pokok; </w:t>
-            </w:r>
-          </w:p>
-          <w:p>
-            <w:pPr>
-              <w:numPr>
-                <w:ilvl w:val="1"/>
-                <w:numId w:val="2"/>
-              </w:numPr>
-              <w:spacing w:after="0" w:line="240" w:lineRule="auto"/>
-              <w:ind w:left="1440" w:hanging="360"/>
-              <w:rPr>
-                <w:rFonts w:ascii="Times New Roman" w:cs="Times New Roman" w:eastAsia="Times New Roman" w:hAnsi="Times New Roman"/>
-                <w:sz w:val="24"/>
-                <w:szCs w:val="24"/>
-              </w:rPr>
-            </w:pPr>
-            <w:r>
-              <w:rPr>
-                <w:rFonts w:ascii="Times New Roman" w:cs="Times New Roman" w:eastAsia="Times New Roman" w:hAnsi="Times New Roman"/>
-                <w:sz w:val="24"/>
-                <w:szCs w:val="24"/>
-                <w:rtl w:val="0"/>
-              </w:rPr>
-              <w:t xml:space="preserve">informasi rinci; </w:t>
-            </w:r>
-          </w:p>
-          <w:p>
-            <w:pPr>
-              <w:numPr>
-                <w:ilvl w:val="1"/>
-                <w:numId w:val="2"/>
-              </w:numPr>
-              <w:spacing w:after="0" w:line="240" w:lineRule="auto"/>
-              <w:ind w:left="1440" w:hanging="360"/>
-              <w:rPr>
-                <w:rFonts w:ascii="Times New Roman" w:cs="Times New Roman" w:eastAsia="Times New Roman" w:hAnsi="Times New Roman"/>
-                <w:sz w:val="24"/>
-                <w:szCs w:val="24"/>
-              </w:rPr>
-            </w:pPr>
-            <w:r>
-              <w:rPr>
-                <w:rFonts w:ascii="Times New Roman" w:cs="Times New Roman" w:eastAsia="Times New Roman" w:hAnsi="Times New Roman"/>
-                <w:sz w:val="24"/>
-                <w:szCs w:val="24"/>
-                <w:rtl w:val="0"/>
-              </w:rPr>
-              <w:t xml:space="preserve">informasi tersirat. </w:t>
-            </w:r>
-          </w:p>
-          <w:p>
-            <w:pPr>
-              <w:numPr>
-                <w:ilvl w:val="0"/>
-                <w:numId w:val="2"/>
-              </w:numPr>
-              <w:spacing w:after="0" w:line="240" w:lineRule="auto"/>
-              <w:ind w:left="720" w:hanging="360"/>
-              <w:rPr>
-                <w:rFonts w:ascii="Times New Roman" w:cs="Times New Roman" w:eastAsia="Times New Roman" w:hAnsi="Times New Roman"/>
-                <w:sz w:val="24"/>
-                <w:szCs w:val="24"/>
-              </w:rPr>
-            </w:pPr>
-            <w:r>
-              <w:rPr>
-                <w:rFonts w:ascii="Times New Roman" w:cs="Times New Roman" w:eastAsia="Times New Roman" w:hAnsi="Times New Roman"/>
-                <w:sz w:val="24"/>
-                <w:szCs w:val="24"/>
-                <w:rtl w:val="0"/>
-              </w:rPr>
-              <w:t xml:space="preserve">Murid mendiskusikan hasil analisis bersama anggota kelompok dengan menggunakan bahasa Inggris sederhana. </w:t>
-            </w:r>
-          </w:p>
-          <w:p>
-            <w:pPr>
-              <w:numPr>
-                <w:ilvl w:val="0"/>
-                <w:numId w:val="2"/>
-              </w:numPr>
-              <w:spacing w:after="0" w:line="240" w:lineRule="auto"/>
-              <w:ind w:left="720" w:hanging="360"/>
-              <w:rPr>
-                <w:rFonts w:ascii="Times New Roman" w:cs="Times New Roman" w:eastAsia="Times New Roman" w:hAnsi="Times New Roman"/>
-                <w:sz w:val="24"/>
-                <w:szCs w:val="24"/>
-              </w:rPr>
-            </w:pPr>
-            <w:r>
-              <w:rPr>
-                <w:rFonts w:ascii="Times New Roman" w:cs="Times New Roman" w:eastAsia="Times New Roman" w:hAnsi="Times New Roman"/>
-                <w:sz w:val="24"/>
-                <w:szCs w:val="24"/>
-                <w:rtl w:val="0"/>
-              </w:rPr>
-              <w:t xml:space="preserve">Perwakilan kelompok mempresentasikan hasil analisis di depan kelas. </w:t>
-            </w:r>
-          </w:p>
-          <w:p>
-            <w:pPr>
-              <w:numPr>
-                <w:ilvl w:val="0"/>
-                <w:numId w:val="2"/>
-              </w:numPr>
-              <w:spacing w:after="0" w:line="240" w:lineRule="auto"/>
-              <w:ind w:left="720" w:hanging="360"/>
-              <w:rPr>
-                <w:rFonts w:ascii="Times New Roman" w:cs="Times New Roman" w:eastAsia="Times New Roman" w:hAnsi="Times New Roman"/>
-                <w:sz w:val="24"/>
-                <w:szCs w:val="24"/>
-              </w:rPr>
-            </w:pPr>
-            <w:r>
-              <w:rPr>
-                <w:rFonts w:ascii="Times New Roman" w:cs="Times New Roman" w:eastAsia="Times New Roman" w:hAnsi="Times New Roman"/>
-                <w:sz w:val="24"/>
-                <w:szCs w:val="24"/>
-                <w:rtl w:val="0"/>
-              </w:rPr>
-              <w:t xml:space="preserve">Kelompok lain memberikan pertanyaan, tanggapan, atau masukan terhadap hasil presentasi. </w:t>
-            </w:r>
-          </w:p>
-          <w:p>
-            <w:pPr>
-              <w:numPr>
-                <w:ilvl w:val="0"/>
-                <w:numId w:val="2"/>
-              </w:numPr>
-              <w:spacing w:after="0" w:line="240" w:lineRule="auto"/>
-              <w:ind w:left="720" w:hanging="360"/>
-              <w:rPr>
-                <w:rFonts w:ascii="Times New Roman" w:cs="Times New Roman" w:eastAsia="Times New Roman" w:hAnsi="Times New Roman"/>
-                <w:sz w:val="24"/>
-                <w:szCs w:val="24"/>
-              </w:rPr>
-            </w:pPr>
-            <w:r>
-              <w:rPr>
-                <w:rFonts w:ascii="Times New Roman" w:cs="Times New Roman" w:eastAsia="Times New Roman" w:hAnsi="Times New Roman"/>
-                <w:sz w:val="24"/>
-                <w:szCs w:val="24"/>
-                <w:rtl w:val="0"/>
-              </w:rPr>
-              <w:t xml:space="preserve">Guru memberikan penguatan terhadap konsep </w:t>
-            </w:r>
-            <w:r>
-              <w:rPr>
-                <w:rFonts w:ascii="Times New Roman" w:cs="Times New Roman" w:eastAsia="Times New Roman" w:hAnsi="Times New Roman"/>
-                <w:b w:val="1"/>
-                <w:bCs w:val="1"/>
-                <w:sz w:val="24"/>
-                <w:szCs w:val="24"/>
-                <w:rtl w:val="0"/>
-              </w:rPr>
-              <w:t xml:space="preserve">Descriptive Text</w:t>
-            </w:r>
-            <w:r>
-              <w:rPr>
-                <w:rFonts w:ascii="Times New Roman" w:cs="Times New Roman" w:eastAsia="Times New Roman" w:hAnsi="Times New Roman"/>
-                <w:sz w:val="24"/>
-                <w:szCs w:val="24"/>
-                <w:rtl w:val="0"/>
-              </w:rPr>
-              <w:t xml:space="preserve"> serta meluruskan apabila terdapat kesalahan pemahaman. </w:t>
-            </w:r>
-          </w:p>
-          <w:p>
-            <w:pPr>
-              <w:spacing w:after="0" w:line="240" w:lineRule="auto"/>
-              <w:rPr>
-                <w:rFonts w:ascii="Times New Roman" w:cs="Times New Roman" w:eastAsia="Times New Roman" w:hAnsi="Times New Roman"/>
-                <w:sz w:val="24"/>
-                <w:szCs w:val="24"/>
-              </w:rPr>
-            </w:pPr>
-            <w:r>
-              <w:rPr>
-                <w:rtl w:val="0"/>
-              </w:rPr>
-            </w:r>
-          </w:p>
-          <w:p>
-            <w:pPr>
-              <w:spacing w:after="0" w:line="240" w:lineRule="auto"/>
-              <w:rPr>
-                <w:rFonts w:ascii="Times New Roman" w:cs="Times New Roman" w:eastAsia="Times New Roman" w:hAnsi="Times New Roman"/>
-                <w:b w:val="1"/>
-                <w:bCs w:val="1"/>
-                <w:sz w:val="24"/>
-                <w:szCs w:val="24"/>
-              </w:rPr>
-            </w:pPr>
-            <w:sdt>
-              <w:sdtPr>
-                <w:id w:val="-1725959661"/>
-                <w:tag w:val="goog_rdk_10"/>
-              </w:sdtPr>
-              <w:sdtContent/>
-            </w:sdt>
-            <w:r>
-              <w:rPr>
-                <w:rFonts w:ascii="Times New Roman" w:cs="Times New Roman" w:eastAsia="Times New Roman" w:hAnsi="Times New Roman"/>
-                <w:b w:val="1"/>
-                <w:bCs w:val="1"/>
-                <w:sz w:val="24"/>
-                <w:szCs w:val="24"/>
-                <w:rtl w:val="0"/>
+            <w:pPr/>
+            <w:r>
+              <w:rPr/>
+              <w:t xml:space="preserve">{{mengaplikasi}}</w:t>
+            </w:r>
+          </w:p>
+          <w:p>
+            <w:pPr/>
+            <w:r>
+              <w:rPr>
+                <w:b/>
               </w:rPr>
               <w:t xml:space="preserve">Merefleksi</w:t>
             </w:r>
-            <w:r/>
-            <w:r>
-              <w:rPr>
-                <w:rtl w:val="0"/>
-              </w:rPr>
-            </w:r>
-          </w:p>
-          <w:p>
-            <w:pPr>
-              <w:numPr>
-                <w:ilvl w:val="0"/>
-                <w:numId w:val="3"/>
-              </w:numPr>
-              <w:spacing w:after="0" w:line="240" w:lineRule="auto"/>
-              <w:ind w:left="720" w:hanging="360"/>
-              <w:rPr>
-                <w:rFonts w:ascii="Times New Roman" w:cs="Times New Roman" w:eastAsia="Times New Roman" w:hAnsi="Times New Roman"/>
-                <w:sz w:val="24"/>
-                <w:szCs w:val="24"/>
-              </w:rPr>
-            </w:pPr>
-            <w:sdt>
-              <w:sdtPr>
-                <w:id w:val="-436835480"/>
-                <w:tag w:val="goog_rdk_11"/>
-              </w:sdtPr>
-              <w:sdtContent/>
-            </w:sdt>
-            <w:r>
-              <w:rPr>
-                <w:rFonts w:ascii="Times New Roman" w:cs="Times New Roman" w:eastAsia="Times New Roman" w:hAnsi="Times New Roman"/>
-                <w:sz w:val="24"/>
-                <w:szCs w:val="24"/>
-                <w:rtl w:val="0"/>
-              </w:rPr>
-              <w:t xml:space="preserve">Murid mengisi </w:t>
-            </w:r>
-            <w:r>
-              <w:rPr>
-                <w:rFonts w:ascii="Times New Roman" w:cs="Times New Roman" w:eastAsia="Times New Roman" w:hAnsi="Times New Roman"/>
-                <w:b w:val="1"/>
-                <w:bCs w:val="1"/>
-                <w:sz w:val="24"/>
-                <w:szCs w:val="24"/>
-                <w:rtl w:val="0"/>
-              </w:rPr>
-              <w:t xml:space="preserve">Exit Ticket</w:t>
-            </w:r>
-            <w:r>
-              <w:rPr>
-                <w:rFonts w:ascii="Times New Roman" w:cs="Times New Roman" w:eastAsia="Times New Roman" w:hAnsi="Times New Roman"/>
-                <w:sz w:val="24"/>
-                <w:szCs w:val="24"/>
-                <w:rtl w:val="0"/>
-              </w:rPr>
-              <w:t xml:space="preserve"> dengan menjawab pertanyaan berikut: </w:t>
-            </w:r>
-          </w:p>
-          <w:p>
-            <w:pPr>
-              <w:numPr>
-                <w:ilvl w:val="1"/>
-                <w:numId w:val="3"/>
-              </w:numPr>
-              <w:spacing w:after="0" w:line="240" w:lineRule="auto"/>
-              <w:ind w:left="1440" w:hanging="360"/>
-              <w:rPr>
-                <w:rFonts w:ascii="Times New Roman" w:cs="Times New Roman" w:eastAsia="Times New Roman" w:hAnsi="Times New Roman"/>
-                <w:sz w:val="24"/>
-                <w:szCs w:val="24"/>
-              </w:rPr>
-            </w:pPr>
-            <w:r>
-              <w:rPr>
-                <w:rFonts w:ascii="Times New Roman" w:cs="Times New Roman" w:eastAsia="Times New Roman" w:hAnsi="Times New Roman"/>
-                <w:sz w:val="24"/>
-                <w:szCs w:val="24"/>
-                <w:rtl w:val="0"/>
-              </w:rPr>
-              <w:t xml:space="preserve">What new things did you learn today? </w:t>
-            </w:r>
-          </w:p>
-          <w:p>
-            <w:pPr>
-              <w:numPr>
-                <w:ilvl w:val="1"/>
-                <w:numId w:val="3"/>
-              </w:numPr>
-              <w:spacing w:after="0" w:line="240" w:lineRule="auto"/>
-              <w:ind w:left="1440" w:hanging="360"/>
-              <w:rPr>
-                <w:rFonts w:ascii="Times New Roman" w:cs="Times New Roman" w:eastAsia="Times New Roman" w:hAnsi="Times New Roman"/>
-                <w:sz w:val="24"/>
-                <w:szCs w:val="24"/>
-              </w:rPr>
-            </w:pPr>
-            <w:r>
-              <w:rPr>
-                <w:rFonts w:ascii="Times New Roman" w:cs="Times New Roman" w:eastAsia="Times New Roman" w:hAnsi="Times New Roman"/>
-                <w:sz w:val="24"/>
-                <w:szCs w:val="24"/>
-                <w:rtl w:val="0"/>
-              </w:rPr>
-              <w:t xml:space="preserve">What part of today's lesson was the most interesting?  </w:t>
-            </w:r>
-          </w:p>
-          <w:p>
-            <w:pPr>
-              <w:numPr>
-                <w:ilvl w:val="1"/>
-                <w:numId w:val="3"/>
-              </w:numPr>
-              <w:spacing w:after="0" w:line="240" w:lineRule="auto"/>
-              <w:ind w:left="1440" w:hanging="360"/>
-              <w:rPr>
-                <w:rFonts w:ascii="Times New Roman" w:cs="Times New Roman" w:eastAsia="Times New Roman" w:hAnsi="Times New Roman"/>
-                <w:sz w:val="24"/>
-                <w:szCs w:val="24"/>
-              </w:rPr>
-            </w:pPr>
-            <w:r>
-              <w:rPr>
-                <w:rFonts w:ascii="Times New Roman" w:cs="Times New Roman" w:eastAsia="Times New Roman" w:hAnsi="Times New Roman"/>
-                <w:sz w:val="24"/>
-                <w:szCs w:val="24"/>
-                <w:rtl w:val="0"/>
-              </w:rPr>
-              <w:t xml:space="preserve">What difficulties did you face? </w:t>
-            </w:r>
-          </w:p>
-          <w:p>
-            <w:pPr>
-              <w:numPr>
-                <w:ilvl w:val="1"/>
-                <w:numId w:val="3"/>
-              </w:numPr>
-              <w:spacing w:after="0" w:line="240" w:lineRule="auto"/>
-              <w:ind w:left="1440" w:hanging="360"/>
-              <w:rPr>
-                <w:rFonts w:ascii="Times New Roman" w:cs="Times New Roman" w:eastAsia="Times New Roman" w:hAnsi="Times New Roman"/>
-                <w:sz w:val="24"/>
-                <w:szCs w:val="24"/>
-              </w:rPr>
-            </w:pPr>
-            <w:r>
-              <w:rPr>
-                <w:rFonts w:ascii="Times New Roman" w:cs="Times New Roman" w:eastAsia="Times New Roman" w:hAnsi="Times New Roman"/>
-                <w:sz w:val="24"/>
-                <w:szCs w:val="24"/>
-                <w:rtl w:val="0"/>
-              </w:rPr>
-              <w:t xml:space="preserve">How will you improve your English reading skill? </w:t>
-            </w:r>
-          </w:p>
-          <w:p>
-            <w:pPr>
-              <w:numPr>
-                <w:ilvl w:val="0"/>
-                <w:numId w:val="3"/>
-              </w:numPr>
-              <w:spacing w:after="0" w:line="240" w:lineRule="auto"/>
-              <w:ind w:left="720" w:hanging="360"/>
-              <w:rPr>
-                <w:rFonts w:ascii="Times New Roman" w:cs="Times New Roman" w:eastAsia="Times New Roman" w:hAnsi="Times New Roman"/>
-                <w:sz w:val="24"/>
-                <w:szCs w:val="24"/>
-              </w:rPr>
-            </w:pPr>
-            <w:r>
-              <w:rPr>
-                <w:rFonts w:ascii="Times New Roman" w:cs="Times New Roman" w:eastAsia="Times New Roman" w:hAnsi="Times New Roman"/>
-                <w:sz w:val="24"/>
-                <w:szCs w:val="24"/>
-                <w:rtl w:val="0"/>
-              </w:rPr>
-              <w:t xml:space="preserve">Beberapa murid secara sukarela membagikan hasil refleksinya kepada teman-teman di kelas. </w:t>
-            </w:r>
-            <w:r/>
-            <w:r>
-              <w:rPr>
-                <w:rtl w:val="0"/>
-              </w:rPr>
-            </w:r>
-          </w:p>
-          <w:p>
-            <w:pPr>
-              <w:numPr>
-                <w:ilvl w:val="0"/>
-                <w:numId w:val="3"/>
-              </w:numPr>
-              <w:spacing w:after="0" w:line="240" w:lineRule="auto"/>
-              <w:ind w:left="720" w:hanging="360"/>
-              <w:rPr>
-                <w:rFonts w:ascii="Times New Roman" w:cs="Times New Roman" w:eastAsia="Times New Roman" w:hAnsi="Times New Roman"/>
-                <w:sz w:val="24"/>
-                <w:szCs w:val="24"/>
-              </w:rPr>
-            </w:pPr>
-            <w:r>
-              <w:rPr>
-                <w:rFonts w:ascii="Times New Roman" w:cs="Times New Roman" w:eastAsia="Times New Roman" w:hAnsi="Times New Roman"/>
-                <w:sz w:val="24"/>
-                <w:szCs w:val="24"/>
-                <w:rtl w:val="0"/>
-              </w:rPr>
-              <w:t xml:space="preserve">Guru memberikan umpan balik terhadap proses belajar murid serta memotivasi murid untuk terus meningkatkan kemampuan membaca dan berbicara dalam bahasa Inggris.</w:t>
-            </w:r>
-          </w:p>
-          <w:p>
-            <w:pPr>
-              <w:spacing w:after="0" w:line="240" w:lineRule="auto"/>
-              <w:rPr>
-                <w:rFonts w:ascii="Times New Roman" w:cs="Times New Roman" w:eastAsia="Times New Roman" w:hAnsi="Times New Roman"/>
-                <w:sz w:val="24"/>
-                <w:szCs w:val="24"/>
-              </w:rPr>
-            </w:pPr>
-            <w:r>
-              <w:rPr>
-                <w:rtl w:val="0"/>
-              </w:rPr>
+          </w:p>
+          <w:p>
+            <w:pPr/>
+            <w:r>
+              <w:rPr/>
+              <w:t xml:space="preserve">{{merefleksi}}</w:t>
             </w:r>
           </w:p>
         </w:tc>
@@ -7301,138 +3601,10 @@
             </w:r>
           </w:p>
           <w:p>
-            <w:pPr>
-              <w:numPr>
-                <w:ilvl w:val="0"/>
-                <w:numId w:val="11"/>
-              </w:numPr>
-              <w:tabs>
-                <w:tab w:val="left" w:leader="none" w:pos="5674"/>
-              </w:tabs>
-              <w:spacing w:after="0" w:line="240" w:lineRule="auto"/>
-              <w:ind w:left="720" w:hanging="360"/>
-              <w:rPr>
-                <w:rFonts w:ascii="Times New Roman" w:cs="Times New Roman" w:eastAsia="Times New Roman" w:hAnsi="Times New Roman"/>
-                <w:sz w:val="24"/>
-                <w:szCs w:val="24"/>
-              </w:rPr>
-            </w:pPr>
-            <w:r>
-              <w:rPr>
-                <w:rFonts w:ascii="Times New Roman" w:cs="Times New Roman" w:eastAsia="Times New Roman" w:hAnsi="Times New Roman"/>
-                <w:sz w:val="24"/>
-                <w:szCs w:val="24"/>
-                <w:rtl w:val="0"/>
-              </w:rPr>
-              <w:t xml:space="preserve">Disiplin </w:t>
-            </w:r>
-          </w:p>
-          <w:p>
-            <w:pPr>
-              <w:numPr>
-                <w:ilvl w:val="0"/>
-                <w:numId w:val="11"/>
-              </w:numPr>
-              <w:tabs>
-                <w:tab w:val="left" w:leader="none" w:pos="5674"/>
-              </w:tabs>
-              <w:spacing w:after="0" w:line="240" w:lineRule="auto"/>
-              <w:ind w:left="720" w:hanging="360"/>
-              <w:rPr>
-                <w:rFonts w:ascii="Times New Roman" w:cs="Times New Roman" w:eastAsia="Times New Roman" w:hAnsi="Times New Roman"/>
-                <w:sz w:val="24"/>
-                <w:szCs w:val="24"/>
-              </w:rPr>
-            </w:pPr>
-            <w:r>
-              <w:rPr>
-                <w:rFonts w:ascii="Times New Roman" w:cs="Times New Roman" w:eastAsia="Times New Roman" w:hAnsi="Times New Roman"/>
-                <w:sz w:val="24"/>
-                <w:szCs w:val="24"/>
-                <w:rtl w:val="0"/>
-              </w:rPr>
-              <w:t xml:space="preserve">Tanggung jawab </w:t>
-            </w:r>
-          </w:p>
-          <w:p>
-            <w:pPr>
-              <w:numPr>
-                <w:ilvl w:val="0"/>
-                <w:numId w:val="11"/>
-              </w:numPr>
-              <w:tabs>
-                <w:tab w:val="left" w:leader="none" w:pos="5674"/>
-              </w:tabs>
-              <w:spacing w:after="0" w:line="240" w:lineRule="auto"/>
-              <w:ind w:left="720" w:hanging="360"/>
-              <w:rPr>
-                <w:rFonts w:ascii="Times New Roman" w:cs="Times New Roman" w:eastAsia="Times New Roman" w:hAnsi="Times New Roman"/>
-                <w:sz w:val="24"/>
-                <w:szCs w:val="24"/>
-              </w:rPr>
-            </w:pPr>
-            <w:r>
-              <w:rPr>
-                <w:rFonts w:ascii="Times New Roman" w:cs="Times New Roman" w:eastAsia="Times New Roman" w:hAnsi="Times New Roman"/>
-                <w:sz w:val="24"/>
-                <w:szCs w:val="24"/>
-                <w:rtl w:val="0"/>
-              </w:rPr>
-              <w:t xml:space="preserve">Kerja sama </w:t>
-            </w:r>
-          </w:p>
-          <w:p>
-            <w:pPr>
-              <w:numPr>
-                <w:ilvl w:val="0"/>
-                <w:numId w:val="11"/>
-              </w:numPr>
-              <w:tabs>
-                <w:tab w:val="left" w:leader="none" w:pos="5674"/>
-              </w:tabs>
-              <w:spacing w:after="0" w:line="240" w:lineRule="auto"/>
-              <w:ind w:left="720" w:hanging="360"/>
-              <w:rPr>
-                <w:rFonts w:ascii="Times New Roman" w:cs="Times New Roman" w:eastAsia="Times New Roman" w:hAnsi="Times New Roman"/>
-                <w:sz w:val="24"/>
-                <w:szCs w:val="24"/>
-              </w:rPr>
-            </w:pPr>
-            <w:r>
-              <w:rPr>
-                <w:rFonts w:ascii="Times New Roman" w:cs="Times New Roman" w:eastAsia="Times New Roman" w:hAnsi="Times New Roman"/>
-                <w:sz w:val="24"/>
-                <w:szCs w:val="24"/>
-                <w:rtl w:val="0"/>
-              </w:rPr>
-              <w:t xml:space="preserve">Percaya diri </w:t>
-            </w:r>
-          </w:p>
-          <w:p>
-            <w:pPr>
-              <w:numPr>
-                <w:ilvl w:val="0"/>
-                <w:numId w:val="11"/>
-              </w:numPr>
-              <w:tabs>
-                <w:tab w:val="left" w:leader="none" w:pos="5674"/>
-              </w:tabs>
-              <w:spacing w:after="0" w:line="240" w:lineRule="auto"/>
-              <w:ind w:left="720" w:hanging="360"/>
-              <w:rPr>
-                <w:rFonts w:ascii="Times New Roman" w:cs="Times New Roman" w:eastAsia="Times New Roman" w:hAnsi="Times New Roman"/>
-                <w:sz w:val="24"/>
-                <w:szCs w:val="24"/>
-              </w:rPr>
-            </w:pPr>
-            <w:r>
-              <w:rPr>
-                <w:rFonts w:ascii="Times New Roman" w:cs="Times New Roman" w:eastAsia="Times New Roman" w:hAnsi="Times New Roman"/>
-                <w:sz w:val="24"/>
-                <w:szCs w:val="24"/>
-                <w:rtl w:val="0"/>
-              </w:rPr>
-              <w:t xml:space="preserve">Santun </w:t>
+            <w:pPr/>
+            <w:r>
+              <w:rPr/>
+              <w:t xml:space="preserve">{{Aspek_Sikap}}</w:t>
             </w:r>
           </w:p>
           <w:p>
@@ -7614,84 +3786,10 @@
             </w:r>
           </w:p>
           <w:p>
-            <w:pPr>
-              <w:numPr>
-                <w:ilvl w:val="0"/>
-                <w:numId w:val="12"/>
-              </w:numPr>
-              <w:tabs>
-                <w:tab w:val="left" w:leader="none" w:pos="5674"/>
-              </w:tabs>
-              <w:spacing w:after="0" w:line="240" w:lineRule="auto"/>
-              <w:ind w:left="720" w:hanging="360"/>
-              <w:rPr>
-                <w:rFonts w:ascii="Times New Roman" w:cs="Times New Roman" w:eastAsia="Times New Roman" w:hAnsi="Times New Roman"/>
-                <w:sz w:val="24"/>
-                <w:szCs w:val="24"/>
-              </w:rPr>
-            </w:pPr>
-            <w:r>
-              <w:rPr>
-                <w:rFonts w:ascii="Times New Roman" w:cs="Times New Roman" w:eastAsia="Times New Roman" w:hAnsi="Times New Roman"/>
-                <w:sz w:val="24"/>
-                <w:szCs w:val="24"/>
-                <w:rtl w:val="0"/>
-              </w:rPr>
-              <w:t xml:space="preserve">Pilihan Ganda </w:t>
-            </w:r>
-          </w:p>
-          <w:p>
-            <w:pPr>
-              <w:numPr>
-                <w:ilvl w:val="0"/>
-                <w:numId w:val="12"/>
-              </w:numPr>
-              <w:tabs>
-                <w:tab w:val="left" w:leader="none" w:pos="5674"/>
-              </w:tabs>
-              <w:spacing w:after="0" w:line="240" w:lineRule="auto"/>
-              <w:ind w:left="720" w:hanging="360"/>
-              <w:rPr>
-                <w:rFonts w:ascii="Times New Roman" w:cs="Times New Roman" w:eastAsia="Times New Roman" w:hAnsi="Times New Roman"/>
-                <w:sz w:val="24"/>
-                <w:szCs w:val="24"/>
-              </w:rPr>
-            </w:pPr>
-            <w:r>
-              <w:rPr>
-                <w:rFonts w:ascii="Times New Roman" w:cs="Times New Roman" w:eastAsia="Times New Roman" w:hAnsi="Times New Roman"/>
-                <w:sz w:val="24"/>
-                <w:szCs w:val="24"/>
-                <w:rtl w:val="0"/>
-              </w:rPr>
-              <w:t xml:space="preserve">Isian </w:t>
-            </w:r>
-          </w:p>
-          <w:p>
-            <w:pPr>
-              <w:numPr>
-                <w:ilvl w:val="0"/>
-                <w:numId w:val="12"/>
-              </w:numPr>
-              <w:tabs>
-                <w:tab w:val="left" w:leader="none" w:pos="5674"/>
-              </w:tabs>
-              <w:spacing w:after="0" w:line="240" w:lineRule="auto"/>
-              <w:ind w:left="720" w:hanging="360"/>
-              <w:rPr>
-                <w:rFonts w:ascii="Times New Roman" w:cs="Times New Roman" w:eastAsia="Times New Roman" w:hAnsi="Times New Roman"/>
-                <w:sz w:val="24"/>
-                <w:szCs w:val="24"/>
-              </w:rPr>
-            </w:pPr>
-            <w:r>
-              <w:rPr>
-                <w:rFonts w:ascii="Times New Roman" w:cs="Times New Roman" w:eastAsia="Times New Roman" w:hAnsi="Times New Roman"/>
-                <w:sz w:val="24"/>
-                <w:szCs w:val="24"/>
-                <w:rtl w:val="0"/>
-              </w:rPr>
-              <w:t xml:space="preserve">Uraian HOTS </w:t>
+            <w:pPr/>
+            <w:r>
+              <w:rPr/>
+              <w:t xml:space="preserve">{{Bentuk_Pengetahuan}}</w:t>
             </w:r>
           </w:p>
           <w:p>
@@ -7792,25 +3890,16 @@
             </w:r>
           </w:p>
           <w:p>
-            <w:pPr>
-              <w:tabs>
-                <w:tab w:val="left" w:leader="none" w:pos="5674"/>
-              </w:tabs>
-              <w:spacing w:after="0" w:line="240" w:lineRule="auto"/>
-              <w:rPr>
-                <w:rFonts w:ascii="Times New Roman" w:cs="Times New Roman" w:eastAsia="Times New Roman" w:hAnsi="Times New Roman"/>
-                <w:sz w:val="24"/>
-                <w:szCs w:val="24"/>
-              </w:rPr>
-            </w:pPr>
-            <w:r>
-              <w:rPr>
-                <w:rFonts w:ascii="Times New Roman" w:cs="Times New Roman" w:eastAsia="Times New Roman" w:hAnsi="Times New Roman"/>
-                <w:sz w:val="24"/>
-                <w:szCs w:val="24"/>
-                <w:rtl w:val="0"/>
-              </w:rPr>
-              <w:t xml:space="preserve">Menulis Descriptive Text</w:t>
+            <w:pPr/>
+            <w:r>
+              <w:rPr>
+                <w:b/>
+              </w:rPr>
+              <w:t xml:space="preserve">Produk: </w:t>
+            </w:r>
+            <w:r>
+              <w:rPr/>
+              <w:t xml:space="preserve">{{Produk_Keterampilan}}</w:t>
             </w:r>
           </w:p>
           <w:p>
@@ -8214,6 +4303,13 @@
             </w:r>
           </w:p>
           <w:p>
+            <w:pPr/>
+            <w:r>
+              <w:rPr/>
+              <w:t xml:space="preserve">{{Pengayaan}}</w:t>
+            </w:r>
+          </w:p>
+          <w:p>
             <w:pPr>
               <w:tabs>
                 <w:tab w:val="left" w:leader="none" w:pos="5674"/>
@@ -8221,18 +4317,16 @@
               <w:spacing w:after="0" w:line="240" w:lineRule="auto"/>
               <w:rPr>
                 <w:rFonts w:ascii="Times New Roman" w:cs="Times New Roman" w:eastAsia="Times New Roman" w:hAnsi="Times New Roman"/>
+                <w:b w:val="1"/>
+                <w:bCs w:val="1"/>
                 <w:sz w:val="24"/>
                 <w:szCs w:val="24"/>
               </w:rPr>
             </w:pPr>
             <w:r>
               <w:rPr>
-                <w:rFonts w:ascii="Times New Roman" w:cs="Times New Roman" w:eastAsia="Times New Roman" w:hAnsi="Times New Roman"/>
-                <w:sz w:val="24"/>
-                <w:szCs w:val="24"/>
                 <w:rtl w:val="0"/>
               </w:rPr>
-              <w:t xml:space="preserve">Murid yang telah mencapai tujuan pembelajaran diminta membuat video pendek yang mendeskripsikan salah satu destinasi wisata di Indonesia menggunakan bahasa Inggris.</w:t>
             </w:r>
           </w:p>
           <w:p>
@@ -8251,164 +4345,21 @@
             </w:pPr>
             <w:r>
               <w:rPr>
-                <w:rtl w:val="0"/>
-              </w:rPr>
-            </w:r>
-          </w:p>
-          <w:p>
-            <w:pPr>
-              <w:tabs>
-                <w:tab w:val="left" w:leader="none" w:pos="5674"/>
-              </w:tabs>
-              <w:spacing w:after="0" w:line="240" w:lineRule="auto"/>
-              <w:rPr>
                 <w:rFonts w:ascii="Times New Roman" w:cs="Times New Roman" w:eastAsia="Times New Roman" w:hAnsi="Times New Roman"/>
                 <w:b w:val="1"/>
                 <w:bCs w:val="1"/>
                 <w:sz w:val="24"/>
                 <w:szCs w:val="24"/>
-              </w:rPr>
-            </w:pPr>
-            <w:r>
-              <w:rPr>
-                <w:rFonts w:ascii="Times New Roman" w:cs="Times New Roman" w:eastAsia="Times New Roman" w:hAnsi="Times New Roman"/>
-                <w:b w:val="1"/>
-                <w:bCs w:val="1"/>
-                <w:sz w:val="24"/>
-                <w:szCs w:val="24"/>
                 <w:rtl w:val="0"/>
               </w:rPr>
               <w:t xml:space="preserve">Remedial</w:t>
             </w:r>
           </w:p>
           <w:p>
-            <w:pPr>
-              <w:tabs>
-                <w:tab w:val="left" w:leader="none" w:pos="5674"/>
-              </w:tabs>
-              <w:spacing w:after="0" w:line="240" w:lineRule="auto"/>
-              <w:rPr>
-                <w:rFonts w:ascii="Times New Roman" w:cs="Times New Roman" w:eastAsia="Times New Roman" w:hAnsi="Times New Roman"/>
-                <w:sz w:val="24"/>
-                <w:szCs w:val="24"/>
-              </w:rPr>
-            </w:pPr>
-            <w:r>
-              <w:rPr>
-                <w:rFonts w:ascii="Times New Roman" w:cs="Times New Roman" w:eastAsia="Times New Roman" w:hAnsi="Times New Roman"/>
-                <w:sz w:val="24"/>
-                <w:szCs w:val="24"/>
-                <w:rtl w:val="0"/>
-              </w:rPr>
-              <w:t xml:space="preserve">Murid yang belum mencapai indikator diberikan:</w:t>
-            </w:r>
-          </w:p>
-          <w:p>
-            <w:pPr>
-              <w:numPr>
-                <w:ilvl w:val="0"/>
-                <w:numId w:val="13"/>
-              </w:numPr>
-              <w:tabs>
-                <w:tab w:val="left" w:leader="none" w:pos="5674"/>
-              </w:tabs>
-              <w:spacing w:after="0" w:line="240" w:lineRule="auto"/>
-              <w:ind w:left="720" w:hanging="360"/>
-              <w:rPr>
-                <w:rFonts w:ascii="Times New Roman" w:cs="Times New Roman" w:eastAsia="Times New Roman" w:hAnsi="Times New Roman"/>
-                <w:sz w:val="24"/>
-                <w:szCs w:val="24"/>
-              </w:rPr>
-            </w:pPr>
-            <w:r>
-              <w:rPr>
-                <w:rFonts w:ascii="Times New Roman" w:cs="Times New Roman" w:eastAsia="Times New Roman" w:hAnsi="Times New Roman"/>
-                <w:sz w:val="24"/>
-                <w:szCs w:val="24"/>
-                <w:rtl w:val="0"/>
-              </w:rPr>
-              <w:t xml:space="preserve">pendampingan membaca teks; </w:t>
-            </w:r>
-          </w:p>
-          <w:p>
-            <w:pPr>
-              <w:numPr>
-                <w:ilvl w:val="0"/>
-                <w:numId w:val="13"/>
-              </w:numPr>
-              <w:tabs>
-                <w:tab w:val="left" w:leader="none" w:pos="5674"/>
-              </w:tabs>
-              <w:spacing w:after="0" w:line="240" w:lineRule="auto"/>
-              <w:ind w:left="720" w:hanging="360"/>
-              <w:rPr>
-                <w:rFonts w:ascii="Times New Roman" w:cs="Times New Roman" w:eastAsia="Times New Roman" w:hAnsi="Times New Roman"/>
-                <w:sz w:val="24"/>
-                <w:szCs w:val="24"/>
-              </w:rPr>
-            </w:pPr>
-            <w:r>
-              <w:rPr>
-                <w:rFonts w:ascii="Times New Roman" w:cs="Times New Roman" w:eastAsia="Times New Roman" w:hAnsi="Times New Roman"/>
-                <w:sz w:val="24"/>
-                <w:szCs w:val="24"/>
-                <w:rtl w:val="0"/>
-              </w:rPr>
-              <w:t xml:space="preserve">latihan kosakata; </w:t>
-            </w:r>
-          </w:p>
-          <w:p>
-            <w:pPr>
-              <w:numPr>
-                <w:ilvl w:val="0"/>
-                <w:numId w:val="13"/>
-              </w:numPr>
-              <w:tabs>
-                <w:tab w:val="left" w:leader="none" w:pos="5674"/>
-              </w:tabs>
-              <w:spacing w:after="0" w:line="240" w:lineRule="auto"/>
-              <w:ind w:left="720" w:hanging="360"/>
-              <w:rPr>
-                <w:rFonts w:ascii="Times New Roman" w:cs="Times New Roman" w:eastAsia="Times New Roman" w:hAnsi="Times New Roman"/>
-                <w:sz w:val="24"/>
-                <w:szCs w:val="24"/>
-              </w:rPr>
-            </w:pPr>
-            <w:r>
-              <w:rPr>
-                <w:rFonts w:ascii="Times New Roman" w:cs="Times New Roman" w:eastAsia="Times New Roman" w:hAnsi="Times New Roman"/>
-                <w:sz w:val="24"/>
-                <w:szCs w:val="24"/>
-                <w:rtl w:val="0"/>
-              </w:rPr>
-              <w:t xml:space="preserve">latihan menyusun paragraf sederhana; </w:t>
-            </w:r>
-          </w:p>
-          <w:p>
-            <w:pPr>
-              <w:numPr>
-                <w:ilvl w:val="0"/>
-                <w:numId w:val="13"/>
-              </w:numPr>
-              <w:tabs>
-                <w:tab w:val="left" w:leader="none" w:pos="5674"/>
-              </w:tabs>
-              <w:spacing w:after="0" w:line="240" w:lineRule="auto"/>
-              <w:ind w:left="720" w:hanging="360"/>
-              <w:rPr>
-                <w:rFonts w:ascii="Times New Roman" w:cs="Times New Roman" w:eastAsia="Times New Roman" w:hAnsi="Times New Roman"/>
-                <w:sz w:val="24"/>
-                <w:szCs w:val="24"/>
-              </w:rPr>
-            </w:pPr>
-            <w:r>
-              <w:rPr>
-                <w:rFonts w:ascii="Times New Roman" w:cs="Times New Roman" w:eastAsia="Times New Roman" w:hAnsi="Times New Roman"/>
-                <w:sz w:val="24"/>
-                <w:szCs w:val="24"/>
-                <w:rtl w:val="0"/>
-              </w:rPr>
-              <w:t xml:space="preserve">bimbingan individu.</w:t>
+            <w:pPr/>
+            <w:r>
+              <w:rPr/>
+              <w:t xml:space="preserve">{{Remedial}}</w:t>
             </w:r>
           </w:p>
           <w:p>
@@ -8444,19 +4395,27 @@
             <w:vAlign w:val="center"/>
           </w:tcPr>
           <w:p>
-            <w:pPr/>
-            <w:r>
-              <w:rPr>
-                <w:b/>
+            <w:pPr>
+              <w:spacing w:after="0" w:line="240" w:lineRule="auto"/>
+              <w:jc w:val="center"/>
+              <w:rPr>
+                <w:rFonts w:ascii="Times New Roman" w:cs="Times New Roman" w:eastAsia="Times New Roman" w:hAnsi="Times New Roman"/>
+                <w:b w:val="1"/>
+                <w:bCs w:val="1"/>
+                <w:sz w:val="24"/>
+                <w:szCs w:val="24"/>
+              </w:rPr>
+            </w:pPr>
+            <w:r>
+              <w:rPr>
+                <w:rFonts w:ascii="Times New Roman" w:cs="Times New Roman" w:eastAsia="Times New Roman" w:hAnsi="Times New Roman"/>
+                <w:b w:val="1"/>
+                <w:bCs w:val="1"/>
+                <w:sz w:val="24"/>
+                <w:szCs w:val="24"/>
+                <w:rtl w:val="0"/>
               </w:rPr>
               <w:t xml:space="preserve">Daftar Pustaka</w:t>
-            </w:r>
-          </w:p>
-          <w:p>
-            <w:pPr/>
-            <w:r>
-              <w:rPr/>
-              <w:t xml:space="preserve">{{Daftar_Pustaka}}</w:t>
             </w:r>
           </w:p>
         </w:tc>
@@ -8465,313 +4424,10 @@
             <w:gridSpan w:val="8"/>
           </w:tcPr>
           <w:p>
-            <w:pPr>
-              <w:tabs>
-                <w:tab w:val="left" w:leader="none" w:pos="5674"/>
-              </w:tabs>
-              <w:spacing w:after="0" w:line="240" w:lineRule="auto"/>
-              <w:rPr>
-                <w:rFonts w:ascii="Times New Roman" w:cs="Times New Roman" w:eastAsia="Times New Roman" w:hAnsi="Times New Roman"/>
-                <w:b w:val="1"/>
-                <w:bCs w:val="1"/>
-                <w:sz w:val="24"/>
-                <w:szCs w:val="24"/>
-              </w:rPr>
-            </w:pPr>
-            <w:r>
-              <w:rPr>
-                <w:rtl w:val="0"/>
-              </w:rPr>
-            </w:r>
-          </w:p>
-          <w:p>
-            <w:pPr>
-              <w:tabs>
-                <w:tab w:val="left" w:leader="none" w:pos="5674"/>
-              </w:tabs>
-              <w:spacing w:after="0" w:line="240" w:lineRule="auto"/>
-              <w:rPr>
-                <w:rFonts w:ascii="Times New Roman" w:cs="Times New Roman" w:eastAsia="Times New Roman" w:hAnsi="Times New Roman"/>
-                <w:sz w:val="24"/>
-                <w:szCs w:val="24"/>
-              </w:rPr>
-            </w:pPr>
-            <w:r>
-              <w:rPr>
-                <w:rFonts w:ascii="Times New Roman" w:cs="Times New Roman" w:eastAsia="Times New Roman" w:hAnsi="Times New Roman"/>
-                <w:sz w:val="24"/>
-                <w:szCs w:val="24"/>
-                <w:rtl w:val="0"/>
-              </w:rPr>
-              <w:t xml:space="preserve">Badan Standar, Kurikulum, dan Asesmen Pendidikan. (2025). </w:t>
-            </w:r>
-            <w:r>
-              <w:rPr>
-                <w:rFonts w:ascii="Times New Roman" w:cs="Times New Roman" w:eastAsia="Times New Roman" w:hAnsi="Times New Roman"/>
-                <w:i w:val="1"/>
-                <w:iCs w:val="1"/>
-                <w:sz w:val="24"/>
-                <w:szCs w:val="24"/>
-                <w:rtl w:val="0"/>
-              </w:rPr>
-              <w:t xml:space="preserve">Panduan Mata Pelajaran Bahasa Inggris Fase B–F dan Fase F Tingkat Lanjut</w:t>
-            </w:r>
-            <w:r>
-              <w:rPr>
-                <w:rFonts w:ascii="Times New Roman" w:cs="Times New Roman" w:eastAsia="Times New Roman" w:hAnsi="Times New Roman"/>
-                <w:sz w:val="24"/>
-                <w:szCs w:val="24"/>
-                <w:rtl w:val="0"/>
-              </w:rPr>
-              <w:t xml:space="preserve">. Jakarta: Kemendikdasmen.</w:t>
-            </w:r>
-          </w:p>
-          <w:p>
-            <w:pPr>
-              <w:tabs>
-                <w:tab w:val="left" w:leader="none" w:pos="5674"/>
-              </w:tabs>
-              <w:spacing w:after="0" w:line="240" w:lineRule="auto"/>
-              <w:rPr>
-                <w:rFonts w:ascii="Times New Roman" w:cs="Times New Roman" w:eastAsia="Times New Roman" w:hAnsi="Times New Roman"/>
-                <w:sz w:val="24"/>
-                <w:szCs w:val="24"/>
-              </w:rPr>
-            </w:pPr>
-            <w:r>
-              <w:rPr>
-                <w:rFonts w:ascii="Times New Roman" w:cs="Times New Roman" w:eastAsia="Times New Roman" w:hAnsi="Times New Roman"/>
-                <w:sz w:val="24"/>
-                <w:szCs w:val="24"/>
-                <w:rtl w:val="0"/>
-              </w:rPr>
-              <w:t xml:space="preserve">Kementerian Pendidikan, Kebudayaan, Riset, dan Teknologi. (2022). </w:t>
-            </w:r>
-            <w:r>
-              <w:rPr>
-                <w:rFonts w:ascii="Times New Roman" w:cs="Times New Roman" w:eastAsia="Times New Roman" w:hAnsi="Times New Roman"/>
-                <w:i w:val="1"/>
-                <w:iCs w:val="1"/>
-                <w:sz w:val="24"/>
-                <w:szCs w:val="24"/>
-                <w:rtl w:val="0"/>
-              </w:rPr>
-              <w:t xml:space="preserve">Capaian Pembelajaran Mata Pelajaran Bahasa Inggris Fase F</w:t>
-            </w:r>
-            <w:r>
-              <w:rPr>
-                <w:rFonts w:ascii="Times New Roman" w:cs="Times New Roman" w:eastAsia="Times New Roman" w:hAnsi="Times New Roman"/>
-                <w:sz w:val="24"/>
-                <w:szCs w:val="24"/>
-                <w:rtl w:val="0"/>
-              </w:rPr>
-              <w:t xml:space="preserve">. Jakarta.</w:t>
-            </w:r>
-          </w:p>
-          <w:p>
-            <w:pPr>
-              <w:tabs>
-                <w:tab w:val="left" w:leader="none" w:pos="5674"/>
-              </w:tabs>
-              <w:spacing w:after="0" w:line="240" w:lineRule="auto"/>
-              <w:rPr>
-                <w:rFonts w:ascii="Times New Roman" w:cs="Times New Roman" w:eastAsia="Times New Roman" w:hAnsi="Times New Roman"/>
-                <w:sz w:val="24"/>
-                <w:szCs w:val="24"/>
-              </w:rPr>
-            </w:pPr>
-            <w:r>
-              <w:rPr>
-                <w:rFonts w:ascii="Times New Roman" w:cs="Times New Roman" w:eastAsia="Times New Roman" w:hAnsi="Times New Roman"/>
-                <w:sz w:val="24"/>
-                <w:szCs w:val="24"/>
-                <w:rtl w:val="0"/>
-              </w:rPr>
-              <w:t xml:space="preserve">Azar, B. S., &amp; Hagen, S. A. (2017). </w:t>
-            </w:r>
-            <w:r>
-              <w:rPr>
-                <w:rFonts w:ascii="Times New Roman" w:cs="Times New Roman" w:eastAsia="Times New Roman" w:hAnsi="Times New Roman"/>
-                <w:i w:val="1"/>
-                <w:iCs w:val="1"/>
-                <w:sz w:val="24"/>
-                <w:szCs w:val="24"/>
-                <w:rtl w:val="0"/>
-              </w:rPr>
-              <w:t xml:space="preserve">Understanding and Using English Grammar</w:t>
-            </w:r>
-            <w:r>
-              <w:rPr>
-                <w:rFonts w:ascii="Times New Roman" w:cs="Times New Roman" w:eastAsia="Times New Roman" w:hAnsi="Times New Roman"/>
-                <w:sz w:val="24"/>
-                <w:szCs w:val="24"/>
-                <w:rtl w:val="0"/>
-              </w:rPr>
-              <w:t xml:space="preserve"> (5th ed.). Pearson.</w:t>
-            </w:r>
-          </w:p>
-          <w:p>
-            <w:pPr>
-              <w:tabs>
-                <w:tab w:val="left" w:leader="none" w:pos="5674"/>
-              </w:tabs>
-              <w:spacing w:after="0" w:line="240" w:lineRule="auto"/>
-              <w:rPr>
-                <w:rFonts w:ascii="Times New Roman" w:cs="Times New Roman" w:eastAsia="Times New Roman" w:hAnsi="Times New Roman"/>
-                <w:sz w:val="24"/>
-                <w:szCs w:val="24"/>
-              </w:rPr>
-            </w:pPr>
-            <w:r>
-              <w:rPr>
-                <w:rFonts w:ascii="Times New Roman" w:cs="Times New Roman" w:eastAsia="Times New Roman" w:hAnsi="Times New Roman"/>
-                <w:sz w:val="24"/>
-                <w:szCs w:val="24"/>
-                <w:rtl w:val="0"/>
-              </w:rPr>
-              <w:t xml:space="preserve">Murphy, R. (2019). </w:t>
-            </w:r>
-            <w:r>
-              <w:rPr>
-                <w:rFonts w:ascii="Times New Roman" w:cs="Times New Roman" w:eastAsia="Times New Roman" w:hAnsi="Times New Roman"/>
-                <w:i w:val="1"/>
-                <w:iCs w:val="1"/>
-                <w:sz w:val="24"/>
-                <w:szCs w:val="24"/>
-                <w:rtl w:val="0"/>
-              </w:rPr>
-              <w:t xml:space="preserve">English Grammar in Use</w:t>
-            </w:r>
-            <w:r>
-              <w:rPr>
-                <w:rFonts w:ascii="Times New Roman" w:cs="Times New Roman" w:eastAsia="Times New Roman" w:hAnsi="Times New Roman"/>
-                <w:sz w:val="24"/>
-                <w:szCs w:val="24"/>
-                <w:rtl w:val="0"/>
-              </w:rPr>
-              <w:t xml:space="preserve"> (5th ed.). Cambridge University Press.</w:t>
-            </w:r>
-          </w:p>
-          <w:p>
-            <w:pPr>
-              <w:tabs>
-                <w:tab w:val="left" w:leader="none" w:pos="5674"/>
-              </w:tabs>
-              <w:spacing w:after="0" w:line="240" w:lineRule="auto"/>
-              <w:rPr>
-                <w:rFonts w:ascii="Times New Roman" w:cs="Times New Roman" w:eastAsia="Times New Roman" w:hAnsi="Times New Roman"/>
-                <w:sz w:val="24"/>
-                <w:szCs w:val="24"/>
-              </w:rPr>
-            </w:pPr>
-            <w:r>
-              <w:rPr>
-                <w:rFonts w:ascii="Times New Roman" w:cs="Times New Roman" w:eastAsia="Times New Roman" w:hAnsi="Times New Roman"/>
-                <w:sz w:val="24"/>
-                <w:szCs w:val="24"/>
-                <w:rtl w:val="0"/>
-              </w:rPr>
-              <w:t xml:space="preserve">Kementerian Pariwisata dan Ekonomi Kreatif Republik Indonesia. (2024). </w:t>
-            </w:r>
-            <w:r>
-              <w:rPr>
-                <w:rFonts w:ascii="Times New Roman" w:cs="Times New Roman" w:eastAsia="Times New Roman" w:hAnsi="Times New Roman"/>
-                <w:i w:val="1"/>
-                <w:iCs w:val="1"/>
-                <w:sz w:val="24"/>
-                <w:szCs w:val="24"/>
-                <w:rtl w:val="0"/>
-              </w:rPr>
-              <w:t xml:space="preserve">Indonesia Travel</w:t>
-            </w:r>
-            <w:r>
-              <w:rPr>
-                <w:rFonts w:ascii="Times New Roman" w:cs="Times New Roman" w:eastAsia="Times New Roman" w:hAnsi="Times New Roman"/>
-                <w:sz w:val="24"/>
-                <w:szCs w:val="24"/>
-                <w:rtl w:val="0"/>
-              </w:rPr>
-              <w:t xml:space="preserve">. </w:t>
-            </w:r>
-            <w:hyperlink r:id="rId12">
-              <w:r>
-                <w:rPr>
-                  <w:rFonts w:ascii="Times New Roman" w:cs="Times New Roman" w:eastAsia="Times New Roman" w:hAnsi="Times New Roman"/>
-                  <w:color w:val="0563c1"/>
-                  <w:sz w:val="24"/>
-                  <w:szCs w:val="24"/>
-                  <w:u w:val="single"/>
-                  <w:rtl w:val="0"/>
-                </w:rPr>
-                <w:t xml:space="preserve">https://www.indonesia.travel</w:t>
-              </w:r>
-            </w:hyperlink>
-            <w:r>
-              <w:rPr>
-                <w:rtl w:val="0"/>
-              </w:rPr>
-            </w:r>
-          </w:p>
-          <w:p>
-            <w:pPr>
-              <w:tabs>
-                <w:tab w:val="left" w:leader="none" w:pos="5674"/>
-              </w:tabs>
-              <w:spacing w:after="0" w:line="240" w:lineRule="auto"/>
-              <w:rPr>
-                <w:rFonts w:ascii="Times New Roman" w:cs="Times New Roman" w:eastAsia="Times New Roman" w:hAnsi="Times New Roman"/>
-                <w:sz w:val="24"/>
-                <w:szCs w:val="24"/>
-              </w:rPr>
-            </w:pPr>
-            <w:r>
-              <w:rPr>
-                <w:rFonts w:ascii="Times New Roman" w:cs="Times New Roman" w:eastAsia="Times New Roman" w:hAnsi="Times New Roman"/>
-                <w:sz w:val="24"/>
-                <w:szCs w:val="24"/>
-                <w:rtl w:val="0"/>
-              </w:rPr>
-              <w:t xml:space="preserve">Kemendikdasmen. (2025). </w:t>
-            </w:r>
-            <w:r>
-              <w:rPr>
-                <w:rFonts w:ascii="Times New Roman" w:cs="Times New Roman" w:eastAsia="Times New Roman" w:hAnsi="Times New Roman"/>
-                <w:i w:val="1"/>
-                <w:iCs w:val="1"/>
-                <w:sz w:val="24"/>
-                <w:szCs w:val="24"/>
-                <w:rtl w:val="0"/>
-              </w:rPr>
-              <w:t xml:space="preserve">Panduan Pembelajaran dan Asesmen</w:t>
-            </w:r>
-            <w:r>
-              <w:rPr>
-                <w:rFonts w:ascii="Times New Roman" w:cs="Times New Roman" w:eastAsia="Times New Roman" w:hAnsi="Times New Roman"/>
-                <w:sz w:val="24"/>
-                <w:szCs w:val="24"/>
-                <w:rtl w:val="0"/>
-              </w:rPr>
-              <w:t xml:space="preserve">. Jakarta.</w:t>
-            </w:r>
-          </w:p>
-          <w:p>
-            <w:pPr>
-              <w:tabs>
-                <w:tab w:val="left" w:leader="none" w:pos="5674"/>
-              </w:tabs>
-              <w:spacing w:after="0" w:line="240" w:lineRule="auto"/>
-              <w:rPr>
-                <w:rFonts w:ascii="Times New Roman" w:cs="Times New Roman" w:eastAsia="Times New Roman" w:hAnsi="Times New Roman"/>
-                <w:b w:val="1"/>
-                <w:bCs w:val="1"/>
-                <w:sz w:val="24"/>
-                <w:szCs w:val="24"/>
-              </w:rPr>
-            </w:pPr>
-            <w:r>
-              <w:rPr>
-                <w:rtl w:val="0"/>
-              </w:rPr>
+            <w:pPr/>
+            <w:r>
+              <w:rPr/>
+              <w:t xml:space="preserve">{{Daftar_Pustaka}}</w:t>
             </w:r>
           </w:p>
         </w:tc>
@@ -9575,22 +5231,10 @@
             <w:vAlign w:val="center"/>
           </w:tcPr>
           <w:p>
-            <w:pPr>
-              <w:spacing w:after="0" w:line="240" w:lineRule="auto"/>
-              <w:rPr>
-                <w:rFonts w:ascii="Times New Roman" w:cs="Times New Roman" w:eastAsia="Times New Roman" w:hAnsi="Times New Roman"/>
-                <w:sz w:val="24"/>
-                <w:szCs w:val="24"/>
-              </w:rPr>
-            </w:pPr>
-            <w:r>
-              <w:rPr>
-                <w:rFonts w:ascii="Times New Roman" w:cs="Times New Roman" w:eastAsia="Times New Roman" w:hAnsi="Times New Roman"/>
-                <w:sz w:val="24"/>
-                <w:szCs w:val="24"/>
-                <w:rtl w:val="0"/>
-              </w:rPr>
-              <w:t xml:space="preserve">Disiplin</w:t>
+            <w:pPr/>
+            <w:r>
+              <w:rPr/>
+              <w:t xml:space="preserve">{{#rubrik_sikap}}{{aspek}}</w:t>
             </w:r>
           </w:p>
         </w:tc>
@@ -9599,18 +5243,10 @@
             <w:vAlign w:val="center"/>
           </w:tcPr>
           <w:p>
-            <w:pPr>
-              <w:spacing w:after="0" w:line="240" w:lineRule="auto"/>
-              <w:rPr>
-                <w:rFonts w:ascii="Times New Roman" w:cs="Times New Roman" w:eastAsia="Times New Roman" w:hAnsi="Times New Roman"/>
-                <w:sz w:val="24"/>
-                <w:szCs w:val="24"/>
-              </w:rPr>
-            </w:pPr>
-            <w:r>
-              <w:rPr>
-                <w:rtl w:val="0"/>
-              </w:rPr>
+            <w:pPr/>
+            <w:r>
+              <w:rPr/>
+              <w:t xml:space="preserve"/>
             </w:r>
           </w:p>
         </w:tc>
@@ -9619,18 +5255,10 @@
             <w:vAlign w:val="center"/>
           </w:tcPr>
           <w:p>
-            <w:pPr>
-              <w:spacing w:after="0" w:line="240" w:lineRule="auto"/>
-              <w:rPr>
-                <w:rFonts w:ascii="Times New Roman" w:cs="Times New Roman" w:eastAsia="Times New Roman" w:hAnsi="Times New Roman"/>
-                <w:sz w:val="24"/>
-                <w:szCs w:val="24"/>
-              </w:rPr>
-            </w:pPr>
-            <w:r>
-              <w:rPr>
-                <w:rtl w:val="0"/>
-              </w:rPr>
+            <w:pPr/>
+            <w:r>
+              <w:rPr/>
+              <w:t xml:space="preserve"/>
             </w:r>
           </w:p>
         </w:tc>
@@ -9639,18 +5267,10 @@
             <w:vAlign w:val="center"/>
           </w:tcPr>
           <w:p>
-            <w:pPr>
-              <w:spacing w:after="0" w:line="240" w:lineRule="auto"/>
-              <w:rPr>
-                <w:rFonts w:ascii="Times New Roman" w:cs="Times New Roman" w:eastAsia="Times New Roman" w:hAnsi="Times New Roman"/>
-                <w:sz w:val="24"/>
-                <w:szCs w:val="24"/>
-              </w:rPr>
-            </w:pPr>
-            <w:r>
-              <w:rPr>
-                <w:rtl w:val="0"/>
-              </w:rPr>
+            <w:pPr/>
+            <w:r>
+              <w:rPr/>
+              <w:t xml:space="preserve"/>
             </w:r>
           </w:p>
         </w:tc>
@@ -9659,458 +5279,10 @@
             <w:vAlign w:val="center"/>
           </w:tcPr>
           <w:p>
-            <w:pPr>
-              <w:spacing w:after="0" w:line="240" w:lineRule="auto"/>
-              <w:rPr>
-                <w:rFonts w:ascii="Times New Roman" w:cs="Times New Roman" w:eastAsia="Times New Roman" w:hAnsi="Times New Roman"/>
-                <w:sz w:val="24"/>
-                <w:szCs w:val="24"/>
-              </w:rPr>
-            </w:pPr>
-            <w:r>
-              <w:rPr>
-                <w:rtl w:val="0"/>
-              </w:rPr>
-            </w:r>
-          </w:p>
-        </w:tc>
-      </w:tr>
-      <w:tr>
-        <w:trPr>
-          <w:cantSplit w:val="0"/>
-          <w:tblHeader w:val="0"/>
-        </w:trPr>
-        <w:tc>
-          <w:tcPr>
-            <w:vAlign w:val="center"/>
-          </w:tcPr>
-          <w:p>
-            <w:pPr>
-              <w:spacing w:after="0" w:line="240" w:lineRule="auto"/>
-              <w:rPr>
-                <w:rFonts w:ascii="Times New Roman" w:cs="Times New Roman" w:eastAsia="Times New Roman" w:hAnsi="Times New Roman"/>
-                <w:sz w:val="24"/>
-                <w:szCs w:val="24"/>
-              </w:rPr>
-            </w:pPr>
-            <w:r>
-              <w:rPr>
-                <w:rFonts w:ascii="Times New Roman" w:cs="Times New Roman" w:eastAsia="Times New Roman" w:hAnsi="Times New Roman"/>
-                <w:sz w:val="24"/>
-                <w:szCs w:val="24"/>
-                <w:rtl w:val="0"/>
-              </w:rPr>
-              <w:t xml:space="preserve">Tanggung Jawab</w:t>
-            </w:r>
-          </w:p>
-        </w:tc>
-        <w:tc>
-          <w:tcPr>
-            <w:vAlign w:val="center"/>
-          </w:tcPr>
-          <w:p>
-            <w:pPr>
-              <w:spacing w:after="0" w:line="240" w:lineRule="auto"/>
-              <w:rPr>
-                <w:rFonts w:ascii="Times New Roman" w:cs="Times New Roman" w:eastAsia="Times New Roman" w:hAnsi="Times New Roman"/>
-                <w:sz w:val="24"/>
-                <w:szCs w:val="24"/>
-              </w:rPr>
-            </w:pPr>
-            <w:r>
-              <w:rPr>
-                <w:rtl w:val="0"/>
-              </w:rPr>
-            </w:r>
-          </w:p>
-        </w:tc>
-        <w:tc>
-          <w:tcPr>
-            <w:vAlign w:val="center"/>
-          </w:tcPr>
-          <w:p>
-            <w:pPr>
-              <w:spacing w:after="0" w:line="240" w:lineRule="auto"/>
-              <w:rPr>
-                <w:rFonts w:ascii="Times New Roman" w:cs="Times New Roman" w:eastAsia="Times New Roman" w:hAnsi="Times New Roman"/>
-                <w:sz w:val="24"/>
-                <w:szCs w:val="24"/>
-              </w:rPr>
-            </w:pPr>
-            <w:r>
-              <w:rPr>
-                <w:rtl w:val="0"/>
-              </w:rPr>
-            </w:r>
-          </w:p>
-        </w:tc>
-        <w:tc>
-          <w:tcPr>
-            <w:vAlign w:val="center"/>
-          </w:tcPr>
-          <w:p>
-            <w:pPr>
-              <w:spacing w:after="0" w:line="240" w:lineRule="auto"/>
-              <w:rPr>
-                <w:rFonts w:ascii="Times New Roman" w:cs="Times New Roman" w:eastAsia="Times New Roman" w:hAnsi="Times New Roman"/>
-                <w:sz w:val="24"/>
-                <w:szCs w:val="24"/>
-              </w:rPr>
-            </w:pPr>
-            <w:r>
-              <w:rPr>
-                <w:rtl w:val="0"/>
-              </w:rPr>
-            </w:r>
-          </w:p>
-        </w:tc>
-        <w:tc>
-          <w:tcPr>
-            <w:vAlign w:val="center"/>
-          </w:tcPr>
-          <w:p>
-            <w:pPr>
-              <w:spacing w:after="0" w:line="240" w:lineRule="auto"/>
-              <w:rPr>
-                <w:rFonts w:ascii="Times New Roman" w:cs="Times New Roman" w:eastAsia="Times New Roman" w:hAnsi="Times New Roman"/>
-                <w:sz w:val="24"/>
-                <w:szCs w:val="24"/>
-              </w:rPr>
-            </w:pPr>
-            <w:r>
-              <w:rPr>
-                <w:rtl w:val="0"/>
-              </w:rPr>
-            </w:r>
-          </w:p>
-        </w:tc>
-      </w:tr>
-      <w:tr>
-        <w:trPr>
-          <w:cantSplit w:val="0"/>
-          <w:tblHeader w:val="0"/>
-        </w:trPr>
-        <w:tc>
-          <w:tcPr>
-            <w:vAlign w:val="center"/>
-          </w:tcPr>
-          <w:p>
-            <w:pPr>
-              <w:spacing w:after="0" w:line="240" w:lineRule="auto"/>
-              <w:rPr>
-                <w:rFonts w:ascii="Times New Roman" w:cs="Times New Roman" w:eastAsia="Times New Roman" w:hAnsi="Times New Roman"/>
-                <w:sz w:val="24"/>
-                <w:szCs w:val="24"/>
-              </w:rPr>
-            </w:pPr>
-            <w:r>
-              <w:rPr>
-                <w:rFonts w:ascii="Times New Roman" w:cs="Times New Roman" w:eastAsia="Times New Roman" w:hAnsi="Times New Roman"/>
-                <w:sz w:val="24"/>
-                <w:szCs w:val="24"/>
-                <w:rtl w:val="0"/>
-              </w:rPr>
-              <w:t xml:space="preserve">Kerja Sama</w:t>
-            </w:r>
-          </w:p>
-        </w:tc>
-        <w:tc>
-          <w:tcPr>
-            <w:vAlign w:val="center"/>
-          </w:tcPr>
-          <w:p>
-            <w:pPr>
-              <w:spacing w:after="0" w:line="240" w:lineRule="auto"/>
-              <w:rPr>
-                <w:rFonts w:ascii="Times New Roman" w:cs="Times New Roman" w:eastAsia="Times New Roman" w:hAnsi="Times New Roman"/>
-                <w:sz w:val="24"/>
-                <w:szCs w:val="24"/>
-              </w:rPr>
-            </w:pPr>
-            <w:r>
-              <w:rPr>
-                <w:rtl w:val="0"/>
-              </w:rPr>
-            </w:r>
-          </w:p>
-        </w:tc>
-        <w:tc>
-          <w:tcPr>
-            <w:vAlign w:val="center"/>
-          </w:tcPr>
-          <w:p>
-            <w:pPr>
-              <w:spacing w:after="0" w:line="240" w:lineRule="auto"/>
-              <w:rPr>
-                <w:rFonts w:ascii="Times New Roman" w:cs="Times New Roman" w:eastAsia="Times New Roman" w:hAnsi="Times New Roman"/>
-                <w:sz w:val="24"/>
-                <w:szCs w:val="24"/>
-              </w:rPr>
-            </w:pPr>
-            <w:r>
-              <w:rPr>
-                <w:rtl w:val="0"/>
-              </w:rPr>
-            </w:r>
-          </w:p>
-        </w:tc>
-        <w:tc>
-          <w:tcPr>
-            <w:vAlign w:val="center"/>
-          </w:tcPr>
-          <w:p>
-            <w:pPr>
-              <w:spacing w:after="0" w:line="240" w:lineRule="auto"/>
-              <w:rPr>
-                <w:rFonts w:ascii="Times New Roman" w:cs="Times New Roman" w:eastAsia="Times New Roman" w:hAnsi="Times New Roman"/>
-                <w:sz w:val="24"/>
-                <w:szCs w:val="24"/>
-              </w:rPr>
-            </w:pPr>
-            <w:r>
-              <w:rPr>
-                <w:rtl w:val="0"/>
-              </w:rPr>
-            </w:r>
-          </w:p>
-        </w:tc>
-        <w:tc>
-          <w:tcPr>
-            <w:vAlign w:val="center"/>
-          </w:tcPr>
-          <w:p>
-            <w:pPr>
-              <w:spacing w:after="0" w:line="240" w:lineRule="auto"/>
-              <w:rPr>
-                <w:rFonts w:ascii="Times New Roman" w:cs="Times New Roman" w:eastAsia="Times New Roman" w:hAnsi="Times New Roman"/>
-                <w:sz w:val="24"/>
-                <w:szCs w:val="24"/>
-              </w:rPr>
-            </w:pPr>
-            <w:r>
-              <w:rPr>
-                <w:rtl w:val="0"/>
-              </w:rPr>
-            </w:r>
-          </w:p>
-        </w:tc>
-      </w:tr>
-      <w:tr>
-        <w:trPr>
-          <w:cantSplit w:val="0"/>
-          <w:tblHeader w:val="0"/>
-        </w:trPr>
-        <w:tc>
-          <w:tcPr>
-            <w:vAlign w:val="center"/>
-          </w:tcPr>
-          <w:p>
-            <w:pPr>
-              <w:spacing w:after="0" w:line="240" w:lineRule="auto"/>
-              <w:rPr>
-                <w:rFonts w:ascii="Times New Roman" w:cs="Times New Roman" w:eastAsia="Times New Roman" w:hAnsi="Times New Roman"/>
-                <w:sz w:val="24"/>
-                <w:szCs w:val="24"/>
-              </w:rPr>
-            </w:pPr>
-            <w:r>
-              <w:rPr>
-                <w:rFonts w:ascii="Times New Roman" w:cs="Times New Roman" w:eastAsia="Times New Roman" w:hAnsi="Times New Roman"/>
-                <w:sz w:val="24"/>
-                <w:szCs w:val="24"/>
-                <w:rtl w:val="0"/>
-              </w:rPr>
-              <w:t xml:space="preserve">Percaya Diri</w:t>
-            </w:r>
-          </w:p>
-        </w:tc>
-        <w:tc>
-          <w:tcPr>
-            <w:vAlign w:val="center"/>
-          </w:tcPr>
-          <w:p>
-            <w:pPr>
-              <w:spacing w:after="0" w:line="240" w:lineRule="auto"/>
-              <w:rPr>
-                <w:rFonts w:ascii="Times New Roman" w:cs="Times New Roman" w:eastAsia="Times New Roman" w:hAnsi="Times New Roman"/>
-                <w:sz w:val="24"/>
-                <w:szCs w:val="24"/>
-              </w:rPr>
-            </w:pPr>
-            <w:r>
-              <w:rPr>
-                <w:rtl w:val="0"/>
-              </w:rPr>
-            </w:r>
-          </w:p>
-        </w:tc>
-        <w:tc>
-          <w:tcPr>
-            <w:vAlign w:val="center"/>
-          </w:tcPr>
-          <w:p>
-            <w:pPr>
-              <w:spacing w:after="0" w:line="240" w:lineRule="auto"/>
-              <w:rPr>
-                <w:rFonts w:ascii="Times New Roman" w:cs="Times New Roman" w:eastAsia="Times New Roman" w:hAnsi="Times New Roman"/>
-                <w:sz w:val="24"/>
-                <w:szCs w:val="24"/>
-              </w:rPr>
-            </w:pPr>
-            <w:r>
-              <w:rPr>
-                <w:rtl w:val="0"/>
-              </w:rPr>
-            </w:r>
-          </w:p>
-        </w:tc>
-        <w:tc>
-          <w:tcPr>
-            <w:vAlign w:val="center"/>
-          </w:tcPr>
-          <w:p>
-            <w:pPr>
-              <w:spacing w:after="0" w:line="240" w:lineRule="auto"/>
-              <w:rPr>
-                <w:rFonts w:ascii="Times New Roman" w:cs="Times New Roman" w:eastAsia="Times New Roman" w:hAnsi="Times New Roman"/>
-                <w:sz w:val="24"/>
-                <w:szCs w:val="24"/>
-              </w:rPr>
-            </w:pPr>
-            <w:r>
-              <w:rPr>
-                <w:rtl w:val="0"/>
-              </w:rPr>
-            </w:r>
-          </w:p>
-        </w:tc>
-        <w:tc>
-          <w:tcPr>
-            <w:vAlign w:val="center"/>
-          </w:tcPr>
-          <w:p>
-            <w:pPr>
-              <w:spacing w:after="0" w:line="240" w:lineRule="auto"/>
-              <w:rPr>
-                <w:rFonts w:ascii="Times New Roman" w:cs="Times New Roman" w:eastAsia="Times New Roman" w:hAnsi="Times New Roman"/>
-                <w:sz w:val="24"/>
-                <w:szCs w:val="24"/>
-              </w:rPr>
-            </w:pPr>
-            <w:r>
-              <w:rPr>
-                <w:rtl w:val="0"/>
-              </w:rPr>
-            </w:r>
-          </w:p>
-        </w:tc>
-      </w:tr>
-      <w:tr>
-        <w:trPr>
-          <w:cantSplit w:val="0"/>
-          <w:tblHeader w:val="0"/>
-        </w:trPr>
-        <w:tc>
-          <w:tcPr>
-            <w:vAlign w:val="center"/>
-          </w:tcPr>
-          <w:p>
-            <w:pPr>
-              <w:spacing w:after="0" w:line="240" w:lineRule="auto"/>
-              <w:rPr>
-                <w:rFonts w:ascii="Times New Roman" w:cs="Times New Roman" w:eastAsia="Times New Roman" w:hAnsi="Times New Roman"/>
-                <w:sz w:val="24"/>
-                <w:szCs w:val="24"/>
-              </w:rPr>
-            </w:pPr>
-            <w:r>
-              <w:rPr>
-                <w:rFonts w:ascii="Times New Roman" w:cs="Times New Roman" w:eastAsia="Times New Roman" w:hAnsi="Times New Roman"/>
-                <w:sz w:val="24"/>
-                <w:szCs w:val="24"/>
-                <w:rtl w:val="0"/>
-              </w:rPr>
-              <w:t xml:space="preserve">Santun</w:t>
-            </w:r>
-          </w:p>
-        </w:tc>
-        <w:tc>
-          <w:tcPr>
-            <w:vAlign w:val="center"/>
-          </w:tcPr>
-          <w:p>
-            <w:pPr>
-              <w:spacing w:after="0" w:line="240" w:lineRule="auto"/>
-              <w:rPr>
-                <w:rFonts w:ascii="Times New Roman" w:cs="Times New Roman" w:eastAsia="Times New Roman" w:hAnsi="Times New Roman"/>
-                <w:sz w:val="24"/>
-                <w:szCs w:val="24"/>
-              </w:rPr>
-            </w:pPr>
-            <w:r>
-              <w:rPr>
-                <w:rtl w:val="0"/>
-              </w:rPr>
-            </w:r>
-          </w:p>
-        </w:tc>
-        <w:tc>
-          <w:tcPr>
-            <w:vAlign w:val="center"/>
-          </w:tcPr>
-          <w:p>
-            <w:pPr>
-              <w:spacing w:after="0" w:line="240" w:lineRule="auto"/>
-              <w:rPr>
-                <w:rFonts w:ascii="Times New Roman" w:cs="Times New Roman" w:eastAsia="Times New Roman" w:hAnsi="Times New Roman"/>
-                <w:sz w:val="24"/>
-                <w:szCs w:val="24"/>
-              </w:rPr>
-            </w:pPr>
-            <w:r>
-              <w:rPr>
-                <w:rtl w:val="0"/>
-              </w:rPr>
-            </w:r>
-          </w:p>
-        </w:tc>
-        <w:tc>
-          <w:tcPr>
-            <w:vAlign w:val="center"/>
-          </w:tcPr>
-          <w:p>
-            <w:pPr>
-              <w:spacing w:after="0" w:line="240" w:lineRule="auto"/>
-              <w:rPr>
-                <w:rFonts w:ascii="Times New Roman" w:cs="Times New Roman" w:eastAsia="Times New Roman" w:hAnsi="Times New Roman"/>
-                <w:sz w:val="24"/>
-                <w:szCs w:val="24"/>
-              </w:rPr>
-            </w:pPr>
-            <w:r>
-              <w:rPr>
-                <w:rtl w:val="0"/>
-              </w:rPr>
-            </w:r>
-          </w:p>
-        </w:tc>
-        <w:tc>
-          <w:tcPr>
-            <w:vAlign w:val="center"/>
-          </w:tcPr>
-          <w:p>
-            <w:pPr>
-              <w:spacing w:after="0" w:line="240" w:lineRule="auto"/>
-              <w:rPr>
-                <w:rFonts w:ascii="Times New Roman" w:cs="Times New Roman" w:eastAsia="Times New Roman" w:hAnsi="Times New Roman"/>
-                <w:sz w:val="24"/>
-                <w:szCs w:val="24"/>
-              </w:rPr>
-            </w:pPr>
-            <w:r>
-              <w:rPr>
-                <w:rtl w:val="0"/>
-              </w:rPr>
+            <w:pPr/>
+            <w:r>
+              <w:rPr/>
+              <w:t xml:space="preserve">{{/rubrik_sikap}}</w:t>
             </w:r>
           </w:p>
         </w:tc>
@@ -10842,26 +6014,10 @@
             <w:vAlign w:val="center"/>
           </w:tcPr>
           <w:p>
-            <w:pPr>
-              <w:spacing w:after="0" w:line="240" w:lineRule="auto"/>
-              <w:rPr>
-                <w:rFonts w:ascii="Times New Roman" w:cs="Times New Roman" w:eastAsia="Times New Roman" w:hAnsi="Times New Roman"/>
-                <w:b w:val="1"/>
-                <w:bCs w:val="1"/>
-                <w:sz w:val="24"/>
-                <w:szCs w:val="24"/>
-              </w:rPr>
-            </w:pPr>
-            <w:r>
-              <w:rPr>
-                <w:rFonts w:ascii="Times New Roman" w:cs="Times New Roman" w:eastAsia="Times New Roman" w:hAnsi="Times New Roman"/>
-                <w:b w:val="1"/>
-                <w:bCs w:val="1"/>
-                <w:sz w:val="24"/>
-                <w:szCs w:val="24"/>
-                <w:rtl w:val="0"/>
-              </w:rPr>
-              <w:t xml:space="preserve">Berpartisipasi</w:t>
+            <w:pPr/>
+            <w:r>
+              <w:rPr/>
+              <w:t xml:space="preserve">{{obs_aspek_1}}</w:t>
             </w:r>
           </w:p>
         </w:tc>
@@ -10870,26 +6026,10 @@
             <w:vAlign w:val="center"/>
           </w:tcPr>
           <w:p>
-            <w:pPr>
-              <w:spacing w:after="0" w:line="240" w:lineRule="auto"/>
-              <w:rPr>
-                <w:rFonts w:ascii="Times New Roman" w:cs="Times New Roman" w:eastAsia="Times New Roman" w:hAnsi="Times New Roman"/>
-                <w:b w:val="1"/>
-                <w:bCs w:val="1"/>
-                <w:sz w:val="24"/>
-                <w:szCs w:val="24"/>
-              </w:rPr>
-            </w:pPr>
-            <w:r>
-              <w:rPr>
-                <w:rFonts w:ascii="Times New Roman" w:cs="Times New Roman" w:eastAsia="Times New Roman" w:hAnsi="Times New Roman"/>
-                <w:b w:val="1"/>
-                <w:bCs w:val="1"/>
-                <w:sz w:val="24"/>
-                <w:szCs w:val="24"/>
-                <w:rtl w:val="0"/>
-              </w:rPr>
-              <w:t xml:space="preserve">Menghargai Pendapat</w:t>
+            <w:pPr/>
+            <w:r>
+              <w:rPr/>
+              <w:t xml:space="preserve">{{obs_aspek_2}}</w:t>
             </w:r>
           </w:p>
         </w:tc>
@@ -10898,26 +6038,10 @@
             <w:vAlign w:val="center"/>
           </w:tcPr>
           <w:p>
-            <w:pPr>
-              <w:spacing w:after="0" w:line="240" w:lineRule="auto"/>
-              <w:rPr>
-                <w:rFonts w:ascii="Times New Roman" w:cs="Times New Roman" w:eastAsia="Times New Roman" w:hAnsi="Times New Roman"/>
-                <w:b w:val="1"/>
-                <w:bCs w:val="1"/>
-                <w:sz w:val="24"/>
-                <w:szCs w:val="24"/>
-              </w:rPr>
-            </w:pPr>
-            <w:r>
-              <w:rPr>
-                <w:rFonts w:ascii="Times New Roman" w:cs="Times New Roman" w:eastAsia="Times New Roman" w:hAnsi="Times New Roman"/>
-                <w:b w:val="1"/>
-                <w:bCs w:val="1"/>
-                <w:sz w:val="24"/>
-                <w:szCs w:val="24"/>
-                <w:rtl w:val="0"/>
-              </w:rPr>
-              <w:t xml:space="preserve">Menyampaikan Ide</w:t>
+            <w:pPr/>
+            <w:r>
+              <w:rPr/>
+              <w:t xml:space="preserve">{{obs_aspek_3}}</w:t>
             </w:r>
           </w:p>
         </w:tc>
@@ -10926,26 +6050,10 @@
             <w:vAlign w:val="center"/>
           </w:tcPr>
           <w:p>
-            <w:pPr>
-              <w:spacing w:after="0" w:line="240" w:lineRule="auto"/>
-              <w:rPr>
-                <w:rFonts w:ascii="Times New Roman" w:cs="Times New Roman" w:eastAsia="Times New Roman" w:hAnsi="Times New Roman"/>
-                <w:b w:val="1"/>
-                <w:bCs w:val="1"/>
-                <w:sz w:val="24"/>
-                <w:szCs w:val="24"/>
-              </w:rPr>
-            </w:pPr>
-            <w:r>
-              <w:rPr>
-                <w:rFonts w:ascii="Times New Roman" w:cs="Times New Roman" w:eastAsia="Times New Roman" w:hAnsi="Times New Roman"/>
-                <w:b w:val="1"/>
-                <w:bCs w:val="1"/>
-                <w:sz w:val="24"/>
-                <w:szCs w:val="24"/>
-                <w:rtl w:val="0"/>
-              </w:rPr>
-              <w:t xml:space="preserve">Bertanya</w:t>
+            <w:pPr/>
+            <w:r>
+              <w:rPr/>
+              <w:t xml:space="preserve">{{obs_aspek_4}}</w:t>
             </w:r>
           </w:p>
         </w:tc>
